--- a/Fase 1/Evidencias Grupales/1.5_GuiaEstudiante_Fase 1_Definicion Proyecto APT.docx
+++ b/Fase 1/Evidencias Grupales/1.5_GuiaEstudiante_Fase 1_Definicion Proyecto APT.docx
@@ -19,7 +19,7 @@
               <wp:anchor allowOverlap="1" behindDoc="0" distB="0" distT="0" distL="114300" distR="114300" hidden="0" layoutInCell="1" locked="0" relativeHeight="0" simplePos="0">
                 <wp:simplePos x="0" y="0"/>
                 <wp:positionH relativeFrom="column">
-                  <wp:posOffset>-435398</wp:posOffset>
+                  <wp:posOffset>-435397</wp:posOffset>
                 </wp:positionH>
                 <wp:positionV relativeFrom="paragraph">
                   <wp:posOffset>33444</wp:posOffset>
@@ -27,7 +27,7 @@
                 <wp:extent cx="6580505" cy="1486535"/>
                 <wp:effectExtent b="0" l="0" r="0" t="0"/>
                 <wp:wrapNone/>
-                <wp:docPr id="48" name=""/>
+                <wp:docPr id="50" name=""/>
                 <a:graphic>
                   <a:graphicData uri="http://schemas.microsoft.com/office/word/2010/wordprocessingGroup">
                     <wpg:wgp>
@@ -46,8 +46,8 @@
                           <a:xfrm>
                             <a:off x="2055748" y="3036733"/>
                             <a:ext cx="6580505" cy="1486535"/>
-                            <a:chOff x="0" y="0"/>
-                            <a:chExt cx="5903463" cy="1486894"/>
+                            <a:chOff x="2055725" y="3036725"/>
+                            <a:chExt cx="6580550" cy="1486550"/>
                           </a:xfrm>
                         </wpg:grpSpPr>
                         <wps:wsp>
@@ -55,8 +55,8 @@
                           <wps:cNvPr id="3" name="Shape 3"/>
                           <wps:spPr>
                             <a:xfrm>
-                              <a:off x="0" y="0"/>
-                              <a:ext cx="5903450" cy="1486875"/>
+                              <a:off x="2055725" y="3036725"/>
+                              <a:ext cx="6580550" cy="1486550"/>
                             </a:xfrm>
                             <a:prstGeom prst="rect">
                               <a:avLst/>
@@ -82,138 +82,181 @@
                             <a:noAutofit/>
                           </wps:bodyPr>
                         </wps:wsp>
-                        <wps:wsp>
-                          <wps:cNvSpPr/>
-                          <wps:cNvPr id="4" name="Shape 4"/>
-                          <wps:spPr>
+                        <wpg:grpSp>
+                          <wpg:cNvGrpSpPr/>
+                          <wpg:grpSpPr>
                             <a:xfrm>
-                              <a:off x="1024758" y="239160"/>
-                              <a:ext cx="4878705" cy="1236313"/>
+                              <a:off x="2055748" y="3036733"/>
+                              <a:ext cx="6580505" cy="1486535"/>
+                              <a:chOff x="0" y="0"/>
+                              <a:chExt cx="5903463" cy="1486894"/>
                             </a:xfrm>
-                            <a:prstGeom prst="rect">
-                              <a:avLst/>
-                            </a:prstGeom>
-                            <a:noFill/>
-                            <a:ln>
+                          </wpg:grpSpPr>
+                          <wps:wsp>
+                            <wps:cNvSpPr/>
+                            <wps:cNvPr id="5" name="Shape 5"/>
+                            <wps:spPr>
+                              <a:xfrm>
+                                <a:off x="0" y="0"/>
+                                <a:ext cx="5903450" cy="1486875"/>
+                              </a:xfrm>
+                              <a:prstGeom prst="rect">
+                                <a:avLst/>
+                              </a:prstGeom>
                               <a:noFill/>
-                            </a:ln>
-                          </wps:spPr>
-                          <wps:txbx>
-                            <w:txbxContent>
-                              <w:p>
-                                <w:pPr>
-                                  <w:spacing w:after="0" w:before="0" w:line="240"/>
-                                  <w:ind w:left="0" w:right="0" w:firstLine="0"/>
-                                  <w:jc w:val="left"/>
-                                  <w:textDirection w:val="btLr"/>
-                                </w:pPr>
-                              </w:p>
-                              <w:p>
-                                <w:pPr>
-                                  <w:spacing w:after="0" w:before="0" w:line="240"/>
-                                  <w:ind w:left="0" w:right="0" w:firstLine="0"/>
-                                  <w:jc w:val="left"/>
-                                  <w:textDirection w:val="btLr"/>
-                                </w:pPr>
-                                <w:r>
-                                  <w:rPr>
-                                    <w:rFonts w:ascii="Calibri" w:cs="Calibri" w:eastAsia="Calibri" w:hAnsi="Calibri"/>
-                                    <w:b w:val="1"/>
-                                    <w:i w:val="0"/>
-                                    <w:smallCaps w:val="0"/>
-                                    <w:strike w:val="0"/>
-                                    <w:color w:val="ff0000"/>
-                                    <w:sz w:val="48"/>
-                                    <w:vertAlign w:val="baseline"/>
-                                  </w:rPr>
-                                </w:r>
-                                <w:r>
-                                  <w:rPr>
-                                    <w:rFonts w:ascii="Calibri" w:cs="Calibri" w:eastAsia="Calibri" w:hAnsi="Calibri"/>
-                                    <w:b w:val="1"/>
-                                    <w:i w:val="0"/>
-                                    <w:smallCaps w:val="0"/>
-                                    <w:strike w:val="0"/>
-                                    <w:color w:val="1f3864"/>
-                                    <w:sz w:val="48"/>
-                                    <w:vertAlign w:val="baseline"/>
-                                  </w:rPr>
-                                  <w:t xml:space="preserve">Guía1. Definición Proyecto APT </w:t>
-                                </w:r>
-                              </w:p>
-                              <w:p>
-                                <w:pPr>
-                                  <w:spacing w:after="0" w:before="0" w:line="240"/>
-                                  <w:ind w:left="0" w:right="0" w:firstLine="0"/>
-                                  <w:jc w:val="left"/>
-                                  <w:textDirection w:val="btLr"/>
-                                </w:pPr>
-                                <w:r>
-                                  <w:rPr>
-                                    <w:rFonts w:ascii="Calibri" w:cs="Calibri" w:eastAsia="Calibri" w:hAnsi="Calibri"/>
-                                    <w:b w:val="1"/>
-                                    <w:i w:val="0"/>
-                                    <w:smallCaps w:val="0"/>
-                                    <w:strike w:val="0"/>
-                                    <w:color w:val="1f3864"/>
-                                    <w:sz w:val="48"/>
-                                    <w:vertAlign w:val="baseline"/>
-                                  </w:rPr>
-                                </w:r>
-                                <w:r>
-                                  <w:rPr>
-                                    <w:rFonts w:ascii="Calibri" w:cs="Calibri" w:eastAsia="Calibri" w:hAnsi="Calibri"/>
-                                    <w:b w:val="1"/>
-                                    <w:i w:val="0"/>
-                                    <w:smallCaps w:val="0"/>
-                                    <w:strike w:val="0"/>
-                                    <w:color w:val="1f3864"/>
-                                    <w:sz w:val="48"/>
-                                    <w:vertAlign w:val="baseline"/>
-                                  </w:rPr>
-                                  <w:t xml:space="preserve">Asignatura Capstone</w:t>
-                                </w:r>
-                              </w:p>
-                            </w:txbxContent>
-                          </wps:txbx>
-                          <wps:bodyPr anchorCtr="0" anchor="t" bIns="45700" lIns="91425" spcFirstLastPara="1" rIns="91425" wrap="square" tIns="45700">
-                            <a:noAutofit/>
-                          </wps:bodyPr>
-                        </wps:wsp>
-                        <wps:wsp>
-                          <wps:cNvSpPr/>
-                          <wps:cNvPr id="5" name="Shape 5"/>
-                          <wps:spPr>
-                            <a:xfrm>
-                              <a:off x="0" y="0"/>
-                              <a:ext cx="993140" cy="1486894"/>
-                            </a:xfrm>
-                            <a:prstGeom prst="rect">
-                              <a:avLst/>
-                            </a:prstGeom>
-                            <a:solidFill>
-                              <a:srgbClr val="1F3864"/>
-                            </a:solidFill>
-                            <a:ln>
+                              <a:ln>
+                                <a:noFill/>
+                              </a:ln>
+                            </wps:spPr>
+                            <wps:txbx>
+                              <w:txbxContent>
+                                <w:p>
+                                  <w:pPr>
+                                    <w:spacing w:after="0" w:before="0" w:line="240"/>
+                                    <w:ind w:left="0" w:right="0" w:firstLine="0"/>
+                                    <w:jc w:val="left"/>
+                                    <w:textDirection w:val="btLr"/>
+                                  </w:pPr>
+                                </w:p>
+                              </w:txbxContent>
+                            </wps:txbx>
+                            <wps:bodyPr anchorCtr="0" anchor="ctr" bIns="91425" lIns="91425" spcFirstLastPara="1" rIns="91425" wrap="square" tIns="91425">
+                              <a:noAutofit/>
+                            </wps:bodyPr>
+                          </wps:wsp>
+                          <wps:wsp>
+                            <wps:cNvSpPr/>
+                            <wps:cNvPr id="6" name="Shape 6"/>
+                            <wps:spPr>
+                              <a:xfrm>
+                                <a:off x="1024758" y="239160"/>
+                                <a:ext cx="4878705" cy="1236313"/>
+                              </a:xfrm>
+                              <a:prstGeom prst="rect">
+                                <a:avLst/>
+                              </a:prstGeom>
                               <a:noFill/>
-                            </a:ln>
-                          </wps:spPr>
-                          <wps:txbx>
-                            <w:txbxContent>
-                              <w:p>
-                                <w:pPr>
-                                  <w:spacing w:after="0" w:before="0" w:line="240"/>
-                                  <w:ind w:left="0" w:right="0" w:firstLine="0"/>
-                                  <w:jc w:val="left"/>
-                                  <w:textDirection w:val="btLr"/>
-                                </w:pPr>
-                              </w:p>
-                            </w:txbxContent>
-                          </wps:txbx>
-                          <wps:bodyPr anchorCtr="0" anchor="ctr" bIns="91425" lIns="91425" spcFirstLastPara="1" rIns="91425" wrap="square" tIns="91425">
-                            <a:noAutofit/>
-                          </wps:bodyPr>
-                        </wps:wsp>
+                              <a:ln>
+                                <a:noFill/>
+                              </a:ln>
+                            </wps:spPr>
+                            <wps:txbx>
+                              <w:txbxContent>
+                                <w:p>
+                                  <w:pPr>
+                                    <w:spacing w:after="0" w:before="0" w:line="240"/>
+                                    <w:ind w:left="0" w:right="0" w:firstLine="0"/>
+                                    <w:jc w:val="left"/>
+                                    <w:textDirection w:val="btLr"/>
+                                  </w:pPr>
+                                </w:p>
+                                <w:p>
+                                  <w:pPr>
+                                    <w:spacing w:after="0" w:before="0" w:line="240"/>
+                                    <w:ind w:left="0" w:right="0" w:firstLine="0"/>
+                                    <w:jc w:val="left"/>
+                                    <w:textDirection w:val="btLr"/>
+                                  </w:pPr>
+                                  <w:r>
+                                    <w:rPr>
+                                      <w:rFonts w:ascii="Arial" w:cs="Arial" w:eastAsia="Arial" w:hAnsi="Arial"/>
+                                      <w:b w:val="0"/>
+                                      <w:i w:val="0"/>
+                                      <w:smallCaps w:val="0"/>
+                                      <w:strike w:val="0"/>
+                                      <w:color w:val="000000"/>
+                                      <w:sz w:val="28"/>
+                                      <w:vertAlign w:val="baseline"/>
+                                    </w:rPr>
+                                  </w:r>
+                                  <w:r>
+                                    <w:rPr>
+                                      <w:rFonts w:ascii="Calibri" w:cs="Calibri" w:eastAsia="Calibri" w:hAnsi="Calibri"/>
+                                      <w:b w:val="1"/>
+                                      <w:i w:val="0"/>
+                                      <w:smallCaps w:val="0"/>
+                                      <w:strike w:val="0"/>
+                                      <w:color w:val="1f3864"/>
+                                      <w:sz w:val="48"/>
+                                      <w:vertAlign w:val="baseline"/>
+                                    </w:rPr>
+                                    <w:t xml:space="preserve">Guía1. Definición Proyecto APT </w:t>
+                                  </w:r>
+                                </w:p>
+                                <w:p>
+                                  <w:pPr>
+                                    <w:spacing w:after="0" w:before="0" w:line="240"/>
+                                    <w:ind w:left="0" w:right="0" w:firstLine="0"/>
+                                    <w:jc w:val="left"/>
+                                    <w:textDirection w:val="btLr"/>
+                                  </w:pPr>
+                                  <w:r>
+                                    <w:rPr>
+                                      <w:rFonts w:ascii="Calibri" w:cs="Calibri" w:eastAsia="Calibri" w:hAnsi="Calibri"/>
+                                      <w:b w:val="1"/>
+                                      <w:i w:val="0"/>
+                                      <w:smallCaps w:val="0"/>
+                                      <w:strike w:val="0"/>
+                                      <w:color w:val="1f3864"/>
+                                      <w:sz w:val="48"/>
+                                      <w:vertAlign w:val="baseline"/>
+                                    </w:rPr>
+                                  </w:r>
+                                  <w:r>
+                                    <w:rPr>
+                                      <w:rFonts w:ascii="Calibri" w:cs="Calibri" w:eastAsia="Calibri" w:hAnsi="Calibri"/>
+                                      <w:b w:val="1"/>
+                                      <w:i w:val="0"/>
+                                      <w:smallCaps w:val="0"/>
+                                      <w:strike w:val="0"/>
+                                      <w:color w:val="1f3864"/>
+                                      <w:sz w:val="48"/>
+                                      <w:vertAlign w:val="baseline"/>
+                                    </w:rPr>
+                                    <w:t xml:space="preserve">Asignatura Capstone</w:t>
+                                  </w:r>
+                                </w:p>
+                              </w:txbxContent>
+                            </wps:txbx>
+                            <wps:bodyPr anchorCtr="0" anchor="t" bIns="45700" lIns="91425" spcFirstLastPara="1" rIns="91425" wrap="square" tIns="45700">
+                              <a:noAutofit/>
+                            </wps:bodyPr>
+                          </wps:wsp>
+                          <wps:wsp>
+                            <wps:cNvSpPr/>
+                            <wps:cNvPr id="7" name="Shape 7"/>
+                            <wps:spPr>
+                              <a:xfrm>
+                                <a:off x="0" y="0"/>
+                                <a:ext cx="993140" cy="1486894"/>
+                              </a:xfrm>
+                              <a:prstGeom prst="rect">
+                                <a:avLst/>
+                              </a:prstGeom>
+                              <a:solidFill>
+                                <a:srgbClr val="1F3864"/>
+                              </a:solidFill>
+                              <a:ln>
+                                <a:noFill/>
+                              </a:ln>
+                            </wps:spPr>
+                            <wps:txbx>
+                              <w:txbxContent>
+                                <w:p>
+                                  <w:pPr>
+                                    <w:spacing w:after="0" w:before="0" w:line="240"/>
+                                    <w:ind w:left="0" w:right="0" w:firstLine="0"/>
+                                    <w:jc w:val="left"/>
+                                    <w:textDirection w:val="btLr"/>
+                                  </w:pPr>
+                                </w:p>
+                              </w:txbxContent>
+                            </wps:txbx>
+                            <wps:bodyPr anchorCtr="0" anchor="ctr" bIns="91425" lIns="91425" spcFirstLastPara="1" rIns="91425" wrap="square" tIns="91425">
+                              <a:noAutofit/>
+                            </wps:bodyPr>
+                          </wps:wsp>
+                        </wpg:grpSp>
                       </wpg:grpSp>
                     </wpg:wgp>
                   </a:graphicData>
@@ -226,7 +269,7 @@
               <wp:anchor allowOverlap="1" behindDoc="0" distB="0" distT="0" distL="114300" distR="114300" hidden="0" layoutInCell="1" locked="0" relativeHeight="0" simplePos="0">
                 <wp:simplePos x="0" y="0"/>
                 <wp:positionH relativeFrom="column">
-                  <wp:posOffset>-435398</wp:posOffset>
+                  <wp:posOffset>-435397</wp:posOffset>
                 </wp:positionH>
                 <wp:positionV relativeFrom="paragraph">
                   <wp:posOffset>33444</wp:posOffset>
@@ -234,7 +277,7 @@
                 <wp:extent cx="6580505" cy="1486535"/>
                 <wp:effectExtent b="0" l="0" r="0" t="0"/>
                 <wp:wrapNone/>
-                <wp:docPr id="48" name="image2.png"/>
+                <wp:docPr id="50" name="image2.png"/>
                 <a:graphic>
                   <a:graphicData uri="http://schemas.openxmlformats.org/drawingml/2006/picture">
                     <pic:pic>
@@ -340,7 +383,7 @@
         <w:widowControl w:val="1"/>
         <w:numPr>
           <w:ilvl w:val="0"/>
-          <w:numId w:val="3"/>
+          <w:numId w:val="4"/>
         </w:numPr>
         <w:pBdr>
           <w:top w:space="0" w:sz="0" w:val="nil"/>
@@ -387,6 +430,11 @@
         </w:rPr>
         <w:t xml:space="preserve">PARTE I</w:t>
       </w:r>
+      <w:r>
+        <w:rPr>
+          <w:rtl w:val="0"/>
+        </w:rPr>
+      </w:r>
     </w:p>
     <w:tbl>
       <w:tblPr>
@@ -462,7 +510,6 @@
             <w:pPr>
               <w:keepNext w:val="0"/>
               <w:keepLines w:val="0"/>
-              <w:pageBreakBefore w:val="0"/>
               <w:widowControl w:val="1"/>
               <w:pBdr>
                 <w:top w:space="0" w:sz="0" w:val="nil"/>
@@ -847,11 +894,6 @@
               </w:rPr>
               <w:t xml:space="preserve">Alex Daniel Armijo Acevedo </w:t>
             </w:r>
-            <w:r>
-              <w:rPr>
-                <w:rtl w:val="0"/>
-              </w:rPr>
-            </w:r>
           </w:p>
         </w:tc>
       </w:tr>
@@ -898,11 +940,6 @@
                 <w:rtl w:val="0"/>
               </w:rPr>
               <w:t xml:space="preserve">25.399.910-1</w:t>
-            </w:r>
-            <w:r>
-              <w:rPr>
-                <w:rtl w:val="0"/>
-              </w:rPr>
             </w:r>
           </w:p>
         </w:tc>
@@ -1144,11 +1181,6 @@
                 <w:rtl w:val="0"/>
               </w:rPr>
               <w:t xml:space="preserve">21.568.162-9</w:t>
-            </w:r>
-            <w:r>
-              <w:rPr>
-                <w:rtl w:val="0"/>
-              </w:rPr>
             </w:r>
           </w:p>
         </w:tc>
@@ -1354,7 +1386,6 @@
             <w:pPr>
               <w:keepNext w:val="0"/>
               <w:keepLines w:val="0"/>
-              <w:pageBreakBefore w:val="0"/>
               <w:widowControl w:val="1"/>
               <w:pBdr>
                 <w:top w:space="0" w:sz="0" w:val="nil"/>
@@ -1556,7 +1587,7 @@
                 <w:szCs w:val="20"/>
                 <w:rtl w:val="0"/>
               </w:rPr>
-              <w:t xml:space="preserve">Desarrollo de Software, Arquitectura Cloud, Gestión y Persistencia de Bases de Datos NoSQL, DevOps y Ciberseguridad. </w:t>
+              <w:t xml:space="preserve">Desarrollo de Software, Inteligencia Artificial / Machine Learning, Arquitectura Cloud y Gestión de Bases de Datos NoSQL. </w:t>
             </w:r>
             <w:r>
               <w:rPr>
@@ -1614,9 +1645,9 @@
             <w:pPr>
               <w:numPr>
                 <w:ilvl w:val="0"/>
-                <w:numId w:val="4"/>
+                <w:numId w:val="5"/>
               </w:numPr>
-              <w:spacing w:after="0" w:afterAutospacing="0"/>
+              <w:spacing w:after="0" w:lineRule="auto"/>
               <w:ind w:left="720" w:hanging="360"/>
               <w:rPr>
                 <w:i w:val="1"/>
@@ -1624,7 +1655,6 @@
                 <w:color w:val="548dd4"/>
                 <w:sz w:val="20"/>
                 <w:szCs w:val="20"/>
-                <w:u w:val="none"/>
               </w:rPr>
             </w:pPr>
             <w:r>
@@ -1636,16 +1666,21 @@
                 <w:szCs w:val="20"/>
                 <w:rtl w:val="0"/>
               </w:rPr>
-              <w:t xml:space="preserve">Diseñar soluciones de software, abarcando todo el ciclo de vida de éste, de acuerdo a estándares, marcos de trabajo y regulatorios, tecnologías y metodologías que promueven la innovación, con foco en la calidad, seguridad y sostenibilidad del proyecto. </w:t>
+              <w:t xml:space="preserve">Diseñar soluciones de software, abarcando todo el ciclo de vida de éste, de acuerdo a estándares, marcos de trabajo y regulatorios, tecnologías y metodologías que promueven la innovación, con foco en la calidad, seguridad y sostenibilidad del proyecto.  </w:t>
+            </w:r>
+            <w:r>
+              <w:rPr>
+                <w:rtl w:val="0"/>
+              </w:rPr>
             </w:r>
           </w:p>
           <w:p>
             <w:pPr>
               <w:numPr>
                 <w:ilvl w:val="0"/>
-                <w:numId w:val="4"/>
+                <w:numId w:val="5"/>
               </w:numPr>
-              <w:spacing w:after="0" w:afterAutospacing="0"/>
+              <w:spacing w:after="0" w:lineRule="auto"/>
               <w:ind w:left="720" w:hanging="360"/>
               <w:rPr>
                 <w:i w:val="1"/>
@@ -1653,7 +1688,6 @@
                 <w:color w:val="548dd4"/>
                 <w:sz w:val="20"/>
                 <w:szCs w:val="20"/>
-                <w:u w:val="none"/>
               </w:rPr>
             </w:pPr>
             <w:r>
@@ -1667,14 +1701,19 @@
               </w:rPr>
               <w:t xml:space="preserve">Desarrollar proyectos de software innovadores para plataformas y dispositivos móviles, por medio de marcos de trabajo, herramientas de desarrollo, lenguajes de programación y buenas prácticas de la industria del desarrollo de software. </w:t>
             </w:r>
+            <w:r>
+              <w:rPr>
+                <w:rtl w:val="0"/>
+              </w:rPr>
+            </w:r>
           </w:p>
           <w:p>
             <w:pPr>
               <w:numPr>
                 <w:ilvl w:val="0"/>
-                <w:numId w:val="4"/>
+                <w:numId w:val="5"/>
               </w:numPr>
-              <w:spacing w:after="0" w:afterAutospacing="0"/>
+              <w:spacing w:after="0" w:lineRule="auto"/>
               <w:ind w:left="720" w:hanging="360"/>
               <w:rPr>
                 <w:i w:val="1"/>
@@ -1682,7 +1721,6 @@
                 <w:color w:val="548dd4"/>
                 <w:sz w:val="20"/>
                 <w:szCs w:val="20"/>
-                <w:u w:val="none"/>
               </w:rPr>
             </w:pPr>
             <w:r>
@@ -1694,16 +1732,21 @@
                 <w:szCs w:val="20"/>
                 <w:rtl w:val="0"/>
               </w:rPr>
-              <w:t xml:space="preserve">Diseñar y generar soluciones que permitan resolver los requerimientos de información en el contexto de las organizaciones, considerando bases de datos relacionales y no relacionales. </w:t>
+              <w:t xml:space="preserve">Diseñar y generar soluciones que permitan resolver los requerimientos de información en el contexto de las organizaciones, considerando bases de datos relacionales y no relacionales.  </w:t>
+            </w:r>
+            <w:r>
+              <w:rPr>
+                <w:rtl w:val="0"/>
+              </w:rPr>
             </w:r>
           </w:p>
           <w:p>
             <w:pPr>
               <w:numPr>
                 <w:ilvl w:val="0"/>
-                <w:numId w:val="4"/>
+                <w:numId w:val="5"/>
               </w:numPr>
-              <w:spacing w:after="0" w:afterAutospacing="0"/>
+              <w:spacing w:after="0" w:lineRule="auto"/>
               <w:ind w:left="720" w:hanging="360"/>
               <w:rPr>
                 <w:i w:val="1"/>
@@ -1711,7 +1754,6 @@
                 <w:color w:val="548dd4"/>
                 <w:sz w:val="20"/>
                 <w:szCs w:val="20"/>
-                <w:u w:val="none"/>
               </w:rPr>
             </w:pPr>
             <w:r>
@@ -1723,35 +1765,12 @@
                 <w:szCs w:val="20"/>
                 <w:rtl w:val="0"/>
               </w:rPr>
-              <w:t xml:space="preserve">Evaluar y gestionar proyectos en su área de especialización profesional, durante todo el ciclo de vida, de acuerdo a buenas prácticas y utilizando metodologías y herramientas de software, para cumplir con los requerimientos de la organización en contextos tradicionales y ágiles. </w:t>
-            </w:r>
-          </w:p>
-          <w:p>
-            <w:pPr>
-              <w:numPr>
-                <w:ilvl w:val="0"/>
-                <w:numId w:val="4"/>
-              </w:numPr>
-              <w:ind w:left="720" w:hanging="360"/>
-              <w:rPr>
-                <w:i w:val="1"/>
-                <w:iCs w:val="1"/>
-                <w:color w:val="548dd4"/>
-                <w:sz w:val="20"/>
-                <w:szCs w:val="20"/>
-                <w:u w:val="none"/>
-              </w:rPr>
-            </w:pPr>
-            <w:r>
-              <w:rPr>
-                <w:i w:val="1"/>
-                <w:iCs w:val="1"/>
-                <w:color w:val="548dd4"/>
-                <w:sz w:val="20"/>
-                <w:szCs w:val="20"/>
-                <w:rtl w:val="0"/>
-              </w:rPr>
-              <w:t xml:space="preserve">Diseñar y generar soluciones de software innovadoras y de calidad, aplicando el ciclo de vida de éste, según las características del proyecto, las mejores prácticas de la industria y sus estándares de calidad. </w:t>
+              <w:t xml:space="preserve">Evaluar y gestionar proyectos en su área de especialización profesional, durante todo el ciclo de vida, de acuerdo a buenas prácticas y utilizando metodologías y herramientas de software, para cumplir con los requerimientos de la organización en contextos tradicionales y ágiles.  </w:t>
+            </w:r>
+            <w:r>
+              <w:rPr>
+                <w:rtl w:val="0"/>
+              </w:rPr>
             </w:r>
           </w:p>
         </w:tc>
@@ -1864,7 +1883,6 @@
             <w:pPr>
               <w:keepNext w:val="0"/>
               <w:keepLines w:val="0"/>
-              <w:pageBreakBefore w:val="0"/>
               <w:widowControl w:val="1"/>
               <w:pBdr>
                 <w:top w:space="0" w:sz="0" w:val="nil"/>
@@ -1999,7 +2017,6 @@
             <w:pPr>
               <w:keepNext w:val="0"/>
               <w:keepLines w:val="0"/>
-              <w:pageBreakBefore w:val="0"/>
               <w:widowControl w:val="1"/>
               <w:pBdr>
                 <w:top w:space="0" w:sz="0" w:val="nil"/>
@@ -2037,7 +2054,29 @@
                 <w:szCs w:val="20"/>
                 <w:rtl w:val="0"/>
               </w:rPr>
-              <w:t xml:space="preserve">El acelerado envejecimiento demográfico en Chile (proyectado al 32,1% para 2050) incrementa fuertemente los casos de deterioro cognitivo en la población mayor. La Atención Primaria de Salud (APS), como en el CESFAM Nueva Aurora de Viña del Mar, requiere herramientas tecnológicas estandarizadas y de bajo costo para el seguimiento preventivo y sistemático. NeuroFlex VR validó su impacto en una fase experimental previa (TRL 6). La relevancia informática de este proyecto radica en escalar dicha solución hacia un nivel de madurez técnica TRL 7-8, extendiendo los entornos virtuales en Unity, instrumentando la recolección automática de telemetría física/cognitiva en formato JSON y dotando al sistema de una aplicación Dashboard con perfiles para Administradores y Capacitadores sobre un backend Serverless en AWS de bajo costo operativo. </w:t>
+              <w:t xml:space="preserve">El acelerado envejecimiento demográfico en Chile (proyectado al 32,1% para 2050) incrementa fuertemente los casos de deterioro cognitivo en la población mayor (36,3% en mayores de 80 años). En la Atención Primaria de Salud (APS), como en el CESFAM Nueva Aurora de Viña del Mar, los métodos tradicionales de estimulación carecen de variabilidad y de análisis objetivo del paciente. NeuroFlex VR demostró viabilidad previa (TRL 6), pero requiere escalar a un nivel TRL 7-8 resolviendo dos brechas: la falta de desafíos progresivos y la ausencia de una analítica inteligente. La relevancia técnica de este proyecto consiste en desarrollar 2 escenarios nuevos con progresión adaptativa (Fácil/Difícil condicional) y un modelo de Inteligencia Artificial capaz de correlacionar el desempeño motor y cognitivo del paciente (diferenciando clínicamente a quien supera el nivel avanzado de quien no pasa el inicial), </w:t>
+            </w:r>
+            <w:r>
+              <w:rPr>
+                <w:i w:val="1"/>
+                <w:iCs w:val="1"/>
+                <w:color w:val="548dd4"/>
+                <w:sz w:val="20"/>
+                <w:szCs w:val="20"/>
+                <w:rtl w:val="0"/>
+              </w:rPr>
+              <w:t xml:space="preserve">disponibilizando</w:t>
+            </w:r>
+            <w:r>
+              <w:rPr>
+                <w:i w:val="1"/>
+                <w:iCs w:val="1"/>
+                <w:color w:val="548dd4"/>
+                <w:sz w:val="20"/>
+                <w:szCs w:val="20"/>
+                <w:rtl w:val="0"/>
+              </w:rPr>
+              <w:t xml:space="preserve"> estos diagnósticos de apoyo en el Dashboard clínico mediante una arquitectura Cloud Serverless de bajo costo. </w:t>
             </w:r>
             <w:r>
               <w:rPr>
@@ -2080,6 +2119,7 @@
           </w:tcPr>
           <w:p>
             <w:pPr>
+              <w:spacing w:after="240" w:line="276" w:lineRule="auto"/>
               <w:jc w:val="both"/>
               <w:rPr>
                 <w:i w:val="1"/>
@@ -2098,7 +2138,7 @@
                 <w:szCs w:val="20"/>
                 <w:rtl w:val="0"/>
               </w:rPr>
-              <w:t xml:space="preserve">El proyecto consiste en la continuidad, expansión y optimización técnica de la plataforma NeuroFlex VR, articulando cuatro capas de desarrollo: </w:t>
+              <w:t xml:space="preserve">El proyecto consiste en el escalamiento y enriquecimiento técnico de NeuroFlex VR, estructurado en cuatro componentes esenciales:</w:t>
             </w:r>
           </w:p>
           <w:p>
@@ -2107,16 +2147,15 @@
                 <w:ilvl w:val="0"/>
                 <w:numId w:val="2"/>
               </w:numPr>
-              <w:spacing w:after="0" w:afterAutospacing="0"/>
+              <w:spacing w:after="0" w:afterAutospacing="0" w:line="276" w:lineRule="auto"/>
               <w:ind w:left="720" w:hanging="360"/>
-              <w:jc w:val="both"/>
-              <w:rPr>
+              <w:rPr>
+                <w:rFonts w:ascii="Calibri" w:cs="Calibri" w:eastAsia="Calibri" w:hAnsi="Calibri"/>
                 <w:i w:val="1"/>
                 <w:iCs w:val="1"/>
                 <w:color w:val="548dd4"/>
                 <w:sz w:val="20"/>
                 <w:szCs w:val="20"/>
-                <w:u w:val="none"/>
               </w:rPr>
             </w:pPr>
             <w:r>
@@ -2128,7 +2167,7 @@
                 <w:szCs w:val="20"/>
                 <w:rtl w:val="0"/>
               </w:rPr>
-              <w:t xml:space="preserve">Capa de Realidad Virtual (Unity / Meta Quest 3): Optimización gráfica, física y de rendimiento de los escenarios existentes (Naturaleza y Ciudad), creación de un tercer escenario interactivo y refinamiento de la captura cinemática (detección al pararse &gt;1,40m, precisión de agarre y cálculo de tiempos en EndZone). </w:t>
+              <w:t xml:space="preserve">Capa de Realidad Virtual Multinivel (Unity / Meta Quest 3): Desarrollo de 2 nuevos escenarios inmersivos con dinámicas cognitivas y motoras organizadas en dos niveles de dificultad: Fácil y Difícil. Se programa un algoritmo condicional que bloquea el nivel Difícil hasta que el adulto mayor complete satisfactoriamente los umbrales de precisión y tiempo del nivel Fácil.</w:t>
             </w:r>
           </w:p>
           <w:p>
@@ -2137,16 +2176,15 @@
                 <w:ilvl w:val="0"/>
                 <w:numId w:val="2"/>
               </w:numPr>
-              <w:spacing w:after="0" w:afterAutospacing="0"/>
+              <w:spacing w:after="0" w:afterAutospacing="0" w:line="276" w:lineRule="auto"/>
               <w:ind w:left="720" w:hanging="360"/>
-              <w:jc w:val="both"/>
-              <w:rPr>
+              <w:rPr>
+                <w:rFonts w:ascii="Calibri" w:cs="Calibri" w:eastAsia="Calibri" w:hAnsi="Calibri"/>
                 <w:i w:val="1"/>
                 <w:iCs w:val="1"/>
                 <w:color w:val="548dd4"/>
                 <w:sz w:val="20"/>
                 <w:szCs w:val="20"/>
-                <w:u w:val="none"/>
               </w:rPr>
             </w:pPr>
             <w:r>
@@ -2158,19 +2196,26 @@
                 <w:szCs w:val="20"/>
                 <w:rtl w:val="0"/>
               </w:rPr>
-              <w:t xml:space="preserve">Capa de Telemetría y Serialización: Implementación en Unity de </w:t>
-            </w:r>
-            <w:r>
-              <w:rPr>
+              <w:t xml:space="preserve">Capa de Telemetría y Serialización: Instrumentación en Unity mediante ExtractDataCollector y APIManager para registrar tiempos de respuesta, velocidad al pararse (&gt;1,40m), precisión de agarre, aciertos y la dificultad superada, serializándolos en JSON hacia Amazon API Gateway.</w:t>
+            </w:r>
+          </w:p>
+          <w:p>
+            <w:pPr>
+              <w:numPr>
+                <w:ilvl w:val="0"/>
+                <w:numId w:val="2"/>
+              </w:numPr>
+              <w:spacing w:after="0" w:afterAutospacing="0" w:line="276" w:lineRule="auto"/>
+              <w:ind w:left="720" w:hanging="360"/>
+              <w:rPr>
+                <w:rFonts w:ascii="Calibri" w:cs="Calibri" w:eastAsia="Calibri" w:hAnsi="Calibri"/>
                 <w:i w:val="1"/>
                 <w:iCs w:val="1"/>
                 <w:color w:val="548dd4"/>
                 <w:sz w:val="20"/>
                 <w:szCs w:val="20"/>
-                <w:rtl w:val="0"/>
-              </w:rPr>
-              <w:t xml:space="preserve">ExtractDataCollector</w:t>
-            </w:r>
+              </w:rPr>
+            </w:pPr>
             <w:r>
               <w:rPr>
                 <w:i w:val="1"/>
@@ -2180,19 +2225,26 @@
                 <w:szCs w:val="20"/>
                 <w:rtl w:val="0"/>
               </w:rPr>
-              <w:t xml:space="preserve"> y </w:t>
-            </w:r>
-            <w:r>
-              <w:rPr>
+              <w:t xml:space="preserve">Capa de Inteligencia Artificial y Backend Cloud (AWS): Procesamiento serverless con AWS Lambda, DynamoDB y S3, junto con el entrenamiento e inferencia de un modelo de Inteligencia Artificial que clasifica el estado cognitivo del paciente analizando la brecha entre quienes superan el nivel difícil frente a quienes no aprueban el nivel fácil.</w:t>
+            </w:r>
+          </w:p>
+          <w:p>
+            <w:pPr>
+              <w:numPr>
+                <w:ilvl w:val="0"/>
+                <w:numId w:val="2"/>
+              </w:numPr>
+              <w:spacing w:after="240" w:line="276" w:lineRule="auto"/>
+              <w:ind w:left="720" w:hanging="360"/>
+              <w:rPr>
+                <w:rFonts w:ascii="Calibri" w:cs="Calibri" w:eastAsia="Calibri" w:hAnsi="Calibri"/>
                 <w:i w:val="1"/>
                 <w:iCs w:val="1"/>
                 <w:color w:val="548dd4"/>
                 <w:sz w:val="20"/>
                 <w:szCs w:val="20"/>
-                <w:rtl w:val="0"/>
-              </w:rPr>
-              <w:t xml:space="preserve">APIManager</w:t>
-            </w:r>
+              </w:rPr>
+            </w:pPr>
             <w:r>
               <w:rPr>
                 <w:i w:val="1"/>
@@ -2202,66 +2254,7 @@
                 <w:szCs w:val="20"/>
                 <w:rtl w:val="0"/>
               </w:rPr>
-              <w:t xml:space="preserve"> para empaquetar automáticamente las variables de sesión en archivos JSON estructurados y transmitirlos vía HTTPS hacia la nube.</w:t>
-            </w:r>
-          </w:p>
-          <w:p>
-            <w:pPr>
-              <w:numPr>
-                <w:ilvl w:val="0"/>
-                <w:numId w:val="2"/>
-              </w:numPr>
-              <w:spacing w:after="0" w:afterAutospacing="0"/>
-              <w:ind w:left="720" w:hanging="360"/>
-              <w:jc w:val="both"/>
-              <w:rPr>
-                <w:i w:val="1"/>
-                <w:iCs w:val="1"/>
-                <w:color w:val="548dd4"/>
-                <w:sz w:val="20"/>
-                <w:szCs w:val="20"/>
-                <w:u w:val="none"/>
-              </w:rPr>
-            </w:pPr>
-            <w:r>
-              <w:rPr>
-                <w:i w:val="1"/>
-                <w:iCs w:val="1"/>
-                <w:color w:val="548dd4"/>
-                <w:sz w:val="20"/>
-                <w:szCs w:val="20"/>
-                <w:rtl w:val="0"/>
-              </w:rPr>
-              <w:t xml:space="preserve">Capa Backend Serverless (AWS): Recepción de eventos mediante Amazon API Gateway, procesamiento con 17 funciones AWS Lambda desacopladas, almacenamiento transaccional en Amazon DynamoDB y persistencia de métricas completas en Amazon S3.</w:t>
-            </w:r>
-          </w:p>
-          <w:p>
-            <w:pPr>
-              <w:numPr>
-                <w:ilvl w:val="0"/>
-                <w:numId w:val="2"/>
-              </w:numPr>
-              <w:ind w:left="720" w:hanging="360"/>
-              <w:jc w:val="both"/>
-              <w:rPr>
-                <w:i w:val="1"/>
-                <w:iCs w:val="1"/>
-                <w:color w:val="548dd4"/>
-                <w:sz w:val="20"/>
-                <w:szCs w:val="20"/>
-                <w:u w:val="none"/>
-              </w:rPr>
-            </w:pPr>
-            <w:r>
-              <w:rPr>
-                <w:i w:val="1"/>
-                <w:iCs w:val="1"/>
-                <w:color w:val="548dd4"/>
-                <w:sz w:val="20"/>
-                <w:szCs w:val="20"/>
-                <w:rtl w:val="0"/>
-              </w:rPr>
-              <w:t xml:space="preserve">Capa de Visualización y Gestión (Dashboard Clínico): Software con autenticación vía Amazon Cognito que provee interfaces diferenciadas: para Capacitadores (vinculación de sesión por código, monitoreo de pacientes y reportería mediante gráficos interactivos de rendimiento) y para Administradores (gestión de cuentas, aprobación de informes PDF y registros inmutables de auditoría).</w:t>
+              <w:t xml:space="preserve">Capa de Visualización (Dashboard Clínico): Plataforma web protegida con Amazon Cognito con perfiles para Capacitadores (vinculación de sesiones, gráficos evolutivos y visualización de la evaluación de la IA) y Administradores (gestión de usuarios y auditoría).</w:t>
             </w:r>
             <w:r>
               <w:rPr>
@@ -2324,7 +2317,7 @@
                 <w:szCs w:val="20"/>
                 <w:rtl w:val="0"/>
               </w:rPr>
-              <w:t xml:space="preserve">El proyecto exige integrar desarrollo de software interactivo (C# en Unity y Frontend Web) con ingeniería de datos en la nube. Requiere diseñar arquitecturas desacopladas Serverless, modelar bases de datos NoSQL de baja latencia en DynamoDB, garantizar la seguridad y privacidad de datos sensibles bajo la normativa chilena (Ley 19.628) y optimizar costos operacionales mediante servicios bajo demanda. </w:t>
+              <w:t xml:space="preserve">El proyecto exige integrar desarrollo de software interactivo (C# en Unity y Frontend Web) con ingeniería de datos en la nube. Requiere diseñar arquitecturas desacopladas Serverless, modelar bases de datos NoSQL de baja latencia en DynamoDB, garantizar la seguridad y privacidad de datos sensibles y optimizar costos operacionales mediante servicios bajo demanda. </w:t>
             </w:r>
             <w:r>
               <w:rPr>
@@ -2447,11 +2440,6 @@
                 <w:rtl w:val="0"/>
               </w:rPr>
               <w:t xml:space="preserve">El proyecto es técnica y económicamente factible al operar bajo un modelo Serverless de pago por uso (USD 2,50 mensuales / USD 30 anuales), contando con visores Meta Quest 3 disponibles, base de código heredada funcional y el respaldo de Duoc UC y la Corporación Municipal de Viña del Mar. Los riesgos asociados a caídas de red en el CESFAM se mitigan mediante reintentos automáticos de envío (hasta 3 intentos) en Unity, mientras que el rendimiento gráfico se asegura optimizando draw calls y mallas 3D para evitar fatiga en adultos mayores. </w:t>
-            </w:r>
-            <w:r>
-              <w:rPr>
-                <w:rtl w:val="0"/>
-              </w:rPr>
             </w:r>
           </w:p>
         </w:tc>
@@ -2496,7 +2484,7 @@
         <w:widowControl w:val="1"/>
         <w:numPr>
           <w:ilvl w:val="0"/>
-          <w:numId w:val="3"/>
+          <w:numId w:val="4"/>
         </w:numPr>
         <w:pBdr>
           <w:top w:space="0" w:sz="0" w:val="nil"/>
@@ -2543,6 +2531,11 @@
         </w:rPr>
         <w:t xml:space="preserve">PARTE II </w:t>
       </w:r>
+      <w:r>
+        <w:rPr>
+          <w:rtl w:val="0"/>
+        </w:rPr>
+      </w:r>
     </w:p>
     <w:tbl>
       <w:tblPr>
@@ -2618,7 +2611,6 @@
             <w:pPr>
               <w:keepNext w:val="0"/>
               <w:keepLines w:val="0"/>
-              <w:pageBreakBefore w:val="0"/>
               <w:widowControl w:val="1"/>
               <w:pBdr>
                 <w:top w:space="0" w:sz="0" w:val="nil"/>
@@ -2770,7 +2762,7 @@
                 <w:szCs w:val="20"/>
                 <w:rtl w:val="0"/>
               </w:rPr>
-              <w:t xml:space="preserve">Escalar e integrar la plataforma integral NeuroFlex VR (entornos inmersivos en Unity, captura de telemetría JSON, backend Serverless en AWS y aplicación Dashboard web) aplicando estándares de seguridad, control de acceso por roles y arquitectura de bajo costo para su uso en centros de Atención Primaria de Salud. </w:t>
+              <w:t xml:space="preserve">Desarrollar e implementar dos nuevos escenarios inmersivos con dificultad adaptativa (Fácil/Difícil) y un modelo de Inteligencia Artificial para la evaluación del estado cognitivo del paciente, integrándolos a la arquitectura Serverless en AWS y al Dashboard clínico de NeuroFlex VR en centros de Atención Primaria de Salud. </w:t>
             </w:r>
             <w:r>
               <w:rPr>
@@ -2815,9 +2807,9 @@
             <w:pPr>
               <w:numPr>
                 <w:ilvl w:val="0"/>
-                <w:numId w:val="1"/>
+                <w:numId w:val="3"/>
               </w:numPr>
-              <w:spacing w:after="0" w:afterAutospacing="0"/>
+              <w:spacing w:line="276" w:lineRule="auto"/>
               <w:ind w:left="720" w:hanging="360"/>
               <w:jc w:val="both"/>
               <w:rPr>
@@ -2826,7 +2818,6 @@
                 <w:color w:val="548dd4"/>
                 <w:sz w:val="20"/>
                 <w:szCs w:val="20"/>
-                <w:u w:val="none"/>
               </w:rPr>
             </w:pPr>
             <w:r>
@@ -2838,16 +2829,16 @@
                 <w:szCs w:val="20"/>
                 <w:rtl w:val="0"/>
               </w:rPr>
-              <w:t xml:space="preserve">Optimizar y desarrollar los entornos virtuales de estimulación cognitiva (mejoras en escenas de Naturaleza y Ciudad, y construcción de un tercer entorno) mediante Unity 3D y Meta Quest SDK, garantizando tasas de refresco estables y confort para adultos mayores. </w:t>
+              <w:t xml:space="preserve">Diseñar y construir dos nuevos escenarios virtuales interactivos en Unity adaptados a Meta Quest 3, incorporando mecánicas de estimulación cognitiva en niveles de dificultad Fácil y Difícil.</w:t>
             </w:r>
           </w:p>
           <w:p>
             <w:pPr>
               <w:numPr>
                 <w:ilvl w:val="0"/>
-                <w:numId w:val="1"/>
+                <w:numId w:val="3"/>
               </w:numPr>
-              <w:spacing w:after="0" w:afterAutospacing="0"/>
+              <w:spacing w:line="276" w:lineRule="auto"/>
               <w:ind w:left="720" w:hanging="360"/>
               <w:jc w:val="both"/>
               <w:rPr>
@@ -2856,7 +2847,6 @@
                 <w:color w:val="548dd4"/>
                 <w:sz w:val="20"/>
                 <w:szCs w:val="20"/>
-                <w:u w:val="none"/>
               </w:rPr>
             </w:pPr>
             <w:r>
@@ -2868,19 +2858,26 @@
                 <w:szCs w:val="20"/>
                 <w:rtl w:val="0"/>
               </w:rPr>
-              <w:t xml:space="preserve">Implementar los controladores de extracción y serialización de telemetría (</w:t>
-            </w:r>
-            <w:r>
+              <w:t xml:space="preserve">Implementar en Unity la lógica de progresión y control de acceso adaptativo, condicionando el ingreso a la dificultad difícil al cumplimiento satisfactorio de métricas en la dificultad fácil.</w:t>
+            </w:r>
+          </w:p>
+          <w:p>
+            <w:pPr>
+              <w:numPr>
+                <w:ilvl w:val="0"/>
+                <w:numId w:val="3"/>
+              </w:numPr>
+              <w:spacing w:line="276" w:lineRule="auto"/>
+              <w:ind w:left="720" w:hanging="360"/>
+              <w:jc w:val="both"/>
               <w:rPr>
                 <w:i w:val="1"/>
                 <w:iCs w:val="1"/>
                 <w:color w:val="548dd4"/>
                 <w:sz w:val="20"/>
                 <w:szCs w:val="20"/>
-                <w:rtl w:val="0"/>
-              </w:rPr>
-              <w:t xml:space="preserve">ExtractDataCollector</w:t>
-            </w:r>
+              </w:rPr>
+            </w:pPr>
             <w:r>
               <w:rPr>
                 <w:i w:val="1"/>
@@ -2890,19 +2887,26 @@
                 <w:szCs w:val="20"/>
                 <w:rtl w:val="0"/>
               </w:rPr>
-              <w:t xml:space="preserve"> y </w:t>
-            </w:r>
-            <w:r>
+              <w:t xml:space="preserve">Capturar y serializar la telemetría de rendimiento (tiempos de respuesta, precisión, aciertos y nivel de dificultad completado) mediante scripts en C# estructurados en formato JSON para su envío a Amazon API Gateway.</w:t>
+            </w:r>
+          </w:p>
+          <w:p>
+            <w:pPr>
+              <w:numPr>
+                <w:ilvl w:val="0"/>
+                <w:numId w:val="3"/>
+              </w:numPr>
+              <w:spacing w:line="276" w:lineRule="auto"/>
+              <w:ind w:left="720" w:hanging="360"/>
+              <w:jc w:val="both"/>
               <w:rPr>
                 <w:i w:val="1"/>
                 <w:iCs w:val="1"/>
                 <w:color w:val="548dd4"/>
                 <w:sz w:val="20"/>
                 <w:szCs w:val="20"/>
-                <w:rtl w:val="0"/>
-              </w:rPr>
-              <w:t xml:space="preserve">APIManager</w:t>
-            </w:r>
+              </w:rPr>
+            </w:pPr>
             <w:r>
               <w:rPr>
                 <w:i w:val="1"/>
@@ -2912,16 +2916,16 @@
                 <w:szCs w:val="20"/>
                 <w:rtl w:val="0"/>
               </w:rPr>
-              <w:t xml:space="preserve">) en C# dentro de Unity para empaquetar variables cinemáticas y cognitivas en formato JSON y transmitirlas vía HTTPS hacia la nube.</w:t>
+              <w:t xml:space="preserve">Entrenar y desplegar un modelo de Inteligencia Artificial para la estimación del estado cognitivo del paciente, analizando de forma multivariable las métricas de sesión y el nivel de dificultad alcanzado.</w:t>
             </w:r>
           </w:p>
           <w:p>
             <w:pPr>
               <w:numPr>
                 <w:ilvl w:val="0"/>
-                <w:numId w:val="1"/>
+                <w:numId w:val="3"/>
               </w:numPr>
-              <w:spacing w:after="0" w:afterAutospacing="0"/>
+              <w:spacing w:line="276" w:lineRule="auto"/>
               <w:ind w:left="720" w:hanging="360"/>
               <w:jc w:val="both"/>
               <w:rPr>
@@ -2930,7 +2934,6 @@
                 <w:color w:val="548dd4"/>
                 <w:sz w:val="20"/>
                 <w:szCs w:val="20"/>
-                <w:u w:val="none"/>
               </w:rPr>
             </w:pPr>
             <w:r>
@@ -2942,19 +2945,26 @@
                 <w:szCs w:val="20"/>
                 <w:rtl w:val="0"/>
               </w:rPr>
-              <w:t xml:space="preserve">Desplegar y configurar la infraestructura Cloud Serverless (API Gateway, AWS Lambda, DynamoDB, S3 y </w:t>
-            </w:r>
-            <w:r>
+              <w:t xml:space="preserve">Actualizar el Dashboard clínico web para Administradores y Capacitadores, permitiendo la visualización gráfica de los nuevos escenarios, el seguimiento por nivel de dificultad y los resultados diagnósticos emitidos por la IA.</w:t>
+            </w:r>
+          </w:p>
+          <w:p>
+            <w:pPr>
+              <w:numPr>
+                <w:ilvl w:val="0"/>
+                <w:numId w:val="3"/>
+              </w:numPr>
+              <w:spacing w:line="276" w:lineRule="auto"/>
+              <w:ind w:left="720" w:hanging="360"/>
+              <w:jc w:val="both"/>
               <w:rPr>
                 <w:i w:val="1"/>
                 <w:iCs w:val="1"/>
                 <w:color w:val="548dd4"/>
                 <w:sz w:val="20"/>
                 <w:szCs w:val="20"/>
-                <w:rtl w:val="0"/>
-              </w:rPr>
-              <w:t xml:space="preserve">Cognito</w:t>
-            </w:r>
+              </w:rPr>
+            </w:pPr>
             <w:r>
               <w:rPr>
                 <w:i w:val="1"/>
@@ -2964,66 +2974,7 @@
                 <w:szCs w:val="20"/>
                 <w:rtl w:val="0"/>
               </w:rPr>
-              <w:t xml:space="preserve">) bajo un modelo de pago por uso de bajo costo mensual que garantice escalabilidad y persistencia estructurada.</w:t>
-            </w:r>
-          </w:p>
-          <w:p>
-            <w:pPr>
-              <w:numPr>
-                <w:ilvl w:val="0"/>
-                <w:numId w:val="1"/>
-              </w:numPr>
-              <w:spacing w:after="0" w:afterAutospacing="0"/>
-              <w:ind w:left="720" w:hanging="360"/>
-              <w:jc w:val="both"/>
-              <w:rPr>
-                <w:i w:val="1"/>
-                <w:iCs w:val="1"/>
-                <w:color w:val="548dd4"/>
-                <w:sz w:val="20"/>
-                <w:szCs w:val="20"/>
-                <w:u w:val="none"/>
-              </w:rPr>
-            </w:pPr>
-            <w:r>
-              <w:rPr>
-                <w:i w:val="1"/>
-                <w:iCs w:val="1"/>
-                <w:color w:val="548dd4"/>
-                <w:sz w:val="20"/>
-                <w:szCs w:val="20"/>
-                <w:rtl w:val="0"/>
-              </w:rPr>
-              <w:t xml:space="preserve">Construir los módulos analíticos y de gestión de la aplicación Dashboard web integrando visualizaciones gráficas interactivas del JSON de sesión y accesos diferenciados para Administradores y Capacitadores.</w:t>
-            </w:r>
-          </w:p>
-          <w:p>
-            <w:pPr>
-              <w:numPr>
-                <w:ilvl w:val="0"/>
-                <w:numId w:val="1"/>
-              </w:numPr>
-              <w:ind w:left="720" w:hanging="360"/>
-              <w:jc w:val="both"/>
-              <w:rPr>
-                <w:i w:val="1"/>
-                <w:iCs w:val="1"/>
-                <w:color w:val="548dd4"/>
-                <w:sz w:val="20"/>
-                <w:szCs w:val="20"/>
-                <w:u w:val="none"/>
-              </w:rPr>
-            </w:pPr>
-            <w:r>
-              <w:rPr>
-                <w:i w:val="1"/>
-                <w:iCs w:val="1"/>
-                <w:color w:val="548dd4"/>
-                <w:sz w:val="20"/>
-                <w:szCs w:val="20"/>
-                <w:rtl w:val="0"/>
-              </w:rPr>
-              <w:t xml:space="preserve">Validar el flujo operativo de extremo a extremo (E2E) entre el visor Meta Quest 3, la API en AWS y el Dashboard mediante pruebas de integración, análisis de latencia y monitoreo de logs en CloudWatch.</w:t>
+              <w:t xml:space="preserve">Validar el flujo operativo integral (E2E) entre el visor Meta Quest 3, el backend en AWS, la inferencia de la IA y el Dashboard web mediante pruebas de integración y monitoreo en CloudWatch.</w:t>
             </w:r>
           </w:p>
         </w:tc>
@@ -3140,7 +3091,6 @@
             <w:pPr>
               <w:keepNext w:val="0"/>
               <w:keepLines w:val="0"/>
-              <w:pageBreakBefore w:val="0"/>
               <w:widowControl w:val="1"/>
               <w:pBdr>
                 <w:top w:space="0" w:sz="0" w:val="nil"/>
@@ -3274,8 +3224,7 @@
           <w:tcPr/>
           <w:p>
             <w:pPr>
-              <w:spacing w:after="240" w:line="276" w:lineRule="auto"/>
-              <w:jc w:val="both"/>
+              <w:spacing w:after="240" w:before="240" w:line="276" w:lineRule="auto"/>
               <w:rPr>
                 <w:rFonts w:ascii="Arial" w:cs="Arial" w:eastAsia="Arial" w:hAnsi="Arial"/>
                 <w:i w:val="1"/>
@@ -3295,18 +3244,19 @@
                 <w:szCs w:val="20"/>
                 <w:rtl w:val="0"/>
               </w:rPr>
-              <w:t xml:space="preserve">Se utilizará una metodología ágil basada en Scrum adaptado, organizada en Sprints iterativos e incrementales:</w:t>
+              <w:t xml:space="preserve">Se utilizará una metodología ágil basada en Scrum adaptado organizada en iteraciones incrementales, con asignación de roles y responsabilidades claras entre los integrantes:</w:t>
             </w:r>
           </w:p>
           <w:p>
             <w:pPr>
               <w:numPr>
                 <w:ilvl w:val="0"/>
-                <w:numId w:val="5"/>
+                <w:numId w:val="1"/>
               </w:numPr>
-              <w:spacing w:after="0" w:afterAutospacing="0" w:line="276" w:lineRule="auto"/>
+              <w:spacing w:after="0" w:afterAutospacing="0" w:before="240" w:line="276" w:lineRule="auto"/>
               <w:ind w:left="720" w:hanging="360"/>
               <w:rPr>
+                <w:rFonts w:ascii="Arial" w:cs="Arial" w:eastAsia="Arial" w:hAnsi="Arial"/>
                 <w:i w:val="1"/>
                 <w:iCs w:val="1"/>
                 <w:color w:val="548dd4"/>
@@ -3326,7 +3276,7 @@
                 <w:szCs w:val="20"/>
                 <w:rtl w:val="0"/>
               </w:rPr>
-              <w:t xml:space="preserve">Sprint 0: Análisis y Definición de Contratos (Semanas 1 a 3):</w:t>
+              <w:t xml:space="preserve">Sprint 0: Gestión, Levantamiento y Definición (Semanas 1 a 3):</w:t>
             </w:r>
             <w:r>
               <w:rPr>
@@ -3338,9 +3288,17 @@
                 <w:szCs w:val="20"/>
                 <w:rtl w:val="0"/>
               </w:rPr>
-              <w:t xml:space="preserve"> Levantamiento de requerimientos técnicos, definición del contrato JSON de telemetría (</w:t>
-            </w:r>
-            <w:r>
+              <w:t xml:space="preserve"> Comunicación con el equipo saliente del proyecto y con el profesor guía Cristian M.; definición formal de objetivos, alcance, enfoque y documentación de inicio; definición de la lógica de dificultad y niveles para los escenarios.</w:t>
+            </w:r>
+          </w:p>
+          <w:p>
+            <w:pPr>
+              <w:numPr>
+                <w:ilvl w:val="0"/>
+                <w:numId w:val="1"/>
+              </w:numPr>
+              <w:spacing w:after="0" w:afterAutospacing="0" w:before="0" w:beforeAutospacing="0" w:line="276" w:lineRule="auto"/>
+              <w:ind w:left="720" w:hanging="360"/>
               <w:rPr>
                 <w:rFonts w:ascii="Arial" w:cs="Arial" w:eastAsia="Arial" w:hAnsi="Arial"/>
                 <w:i w:val="1"/>
@@ -3348,13 +3306,13 @@
                 <w:color w:val="548dd4"/>
                 <w:sz w:val="20"/>
                 <w:szCs w:val="20"/>
-                <w:rtl w:val="0"/>
-              </w:rPr>
-              <w:t xml:space="preserve">TiempoRespuestaPararse</w:t>
-            </w:r>
-            <w:r>
-              <w:rPr>
-                <w:rFonts w:ascii="Arial" w:cs="Arial" w:eastAsia="Arial" w:hAnsi="Arial"/>
+              </w:rPr>
+            </w:pPr>
+            <w:r>
+              <w:rPr>
+                <w:rFonts w:ascii="Arial" w:cs="Arial" w:eastAsia="Arial" w:hAnsi="Arial"/>
+                <w:b w:val="1"/>
+                <w:bCs w:val="1"/>
                 <w:i w:val="1"/>
                 <w:iCs w:val="1"/>
                 <w:color w:val="548dd4"/>
@@ -3362,42 +3320,43 @@
                 <w:szCs w:val="20"/>
                 <w:rtl w:val="0"/>
               </w:rPr>
-              <w:t xml:space="preserve">, precisión, aciertos), especificación de endpoints REST y parametrización de roles en Cognito.</w:t>
-            </w:r>
-          </w:p>
-          <w:p>
-            <w:pPr>
-              <w:numPr>
-                <w:ilvl w:val="0"/>
-                <w:numId w:val="5"/>
-              </w:numPr>
-              <w:spacing w:after="0" w:afterAutospacing="0" w:line="276" w:lineRule="auto"/>
-              <w:ind w:left="720" w:hanging="360"/>
-              <w:rPr>
+              <w:t xml:space="preserve">Sprint 1: Modelado Base e Investigación de IA (Semanas 4 a 7):</w:t>
+            </w:r>
+            <w:r>
+              <w:rPr>
+                <w:rFonts w:ascii="Arial" w:cs="Arial" w:eastAsia="Arial" w:hAnsi="Arial"/>
                 <w:i w:val="1"/>
                 <w:iCs w:val="1"/>
                 <w:color w:val="548dd4"/>
                 <w:sz w:val="20"/>
                 <w:szCs w:val="20"/>
-              </w:rPr>
-            </w:pPr>
-            <w:r>
-              <w:rPr>
-                <w:rFonts w:ascii="Arial" w:cs="Arial" w:eastAsia="Arial" w:hAnsi="Arial"/>
-                <w:b w:val="1"/>
-                <w:bCs w:val="1"/>
+                <w:rtl w:val="0"/>
+              </w:rPr>
+              <w:t xml:space="preserve"> Elaboración de diseños preliminares; creación y modelado inicial del Escenario #1 y Escenario #2; investigación técnica de la arquitectura e implementación de Inteligencia Artificial.</w:t>
+            </w:r>
+          </w:p>
+          <w:p>
+            <w:pPr>
+              <w:numPr>
+                <w:ilvl w:val="0"/>
+                <w:numId w:val="1"/>
+              </w:numPr>
+              <w:spacing w:after="0" w:afterAutospacing="0" w:before="0" w:beforeAutospacing="0" w:line="276" w:lineRule="auto"/>
+              <w:ind w:left="720" w:hanging="360"/>
+              <w:rPr>
+                <w:rFonts w:ascii="Arial" w:cs="Arial" w:eastAsia="Arial" w:hAnsi="Arial"/>
                 <w:i w:val="1"/>
                 <w:iCs w:val="1"/>
                 <w:color w:val="548dd4"/>
                 <w:sz w:val="20"/>
                 <w:szCs w:val="20"/>
-                <w:rtl w:val="0"/>
-              </w:rPr>
-              <w:t xml:space="preserve">Sprint 1: Optimización VR y Despliegue de Infraestructura Base (Semanas 4 a 8):</w:t>
-            </w:r>
-            <w:r>
-              <w:rPr>
-                <w:rFonts w:ascii="Arial" w:cs="Arial" w:eastAsia="Arial" w:hAnsi="Arial"/>
+              </w:rPr>
+            </w:pPr>
+            <w:r>
+              <w:rPr>
+                <w:rFonts w:ascii="Arial" w:cs="Arial" w:eastAsia="Arial" w:hAnsi="Arial"/>
+                <w:b w:val="1"/>
+                <w:bCs w:val="1"/>
                 <w:i w:val="1"/>
                 <w:iCs w:val="1"/>
                 <w:color w:val="548dd4"/>
@@ -3405,42 +3364,43 @@
                 <w:szCs w:val="20"/>
                 <w:rtl w:val="0"/>
               </w:rPr>
-              <w:t xml:space="preserve"> Pulido visual y resolución de FPS en escenas previas. Modelado del nuevo escenario interactivo. Despliegue inicial de API Gateway, S3, Lambdas base y Cognito User Pools.</w:t>
-            </w:r>
-          </w:p>
-          <w:p>
-            <w:pPr>
-              <w:numPr>
-                <w:ilvl w:val="0"/>
-                <w:numId w:val="5"/>
-              </w:numPr>
-              <w:spacing w:after="0" w:afterAutospacing="0" w:line="276" w:lineRule="auto"/>
-              <w:ind w:left="720" w:hanging="360"/>
-              <w:rPr>
+              <w:t xml:space="preserve">Sprint 2: Lógica de Dificultad y Entrenamiento de IA (Semanas 8 a 11):</w:t>
+            </w:r>
+            <w:r>
+              <w:rPr>
+                <w:rFonts w:ascii="Arial" w:cs="Arial" w:eastAsia="Arial" w:hAnsi="Arial"/>
                 <w:i w:val="1"/>
                 <w:iCs w:val="1"/>
                 <w:color w:val="548dd4"/>
                 <w:sz w:val="20"/>
                 <w:szCs w:val="20"/>
-              </w:rPr>
-            </w:pPr>
-            <w:r>
-              <w:rPr>
-                <w:rFonts w:ascii="Arial" w:cs="Arial" w:eastAsia="Arial" w:hAnsi="Arial"/>
-                <w:b w:val="1"/>
-                <w:bCs w:val="1"/>
+                <w:rtl w:val="0"/>
+              </w:rPr>
+              <w:t xml:space="preserve"> Implementación de la dificultad adaptativa en el Escenario #1 y Escenario #2; inicio y desarrollo del entrenamiento del modelo de IA; refinación y optimización del Escenario #1.</w:t>
+            </w:r>
+          </w:p>
+          <w:p>
+            <w:pPr>
+              <w:numPr>
+                <w:ilvl w:val="0"/>
+                <w:numId w:val="1"/>
+              </w:numPr>
+              <w:spacing w:after="0" w:afterAutospacing="0" w:before="0" w:beforeAutospacing="0" w:line="276" w:lineRule="auto"/>
+              <w:ind w:left="720" w:hanging="360"/>
+              <w:rPr>
+                <w:rFonts w:ascii="Arial" w:cs="Arial" w:eastAsia="Arial" w:hAnsi="Arial"/>
                 <w:i w:val="1"/>
                 <w:iCs w:val="1"/>
                 <w:color w:val="548dd4"/>
                 <w:sz w:val="20"/>
                 <w:szCs w:val="20"/>
-                <w:rtl w:val="0"/>
-              </w:rPr>
-              <w:t xml:space="preserve">Sprint 2: Persistencia, Telemetría JSON y Módulos de Dashboard (Semanas 9 a 13):</w:t>
-            </w:r>
-            <w:r>
-              <w:rPr>
-                <w:rFonts w:ascii="Arial" w:cs="Arial" w:eastAsia="Arial" w:hAnsi="Arial"/>
+              </w:rPr>
+            </w:pPr>
+            <w:r>
+              <w:rPr>
+                <w:rFonts w:ascii="Arial" w:cs="Arial" w:eastAsia="Arial" w:hAnsi="Arial"/>
+                <w:b w:val="1"/>
+                <w:bCs w:val="1"/>
                 <w:i w:val="1"/>
                 <w:iCs w:val="1"/>
                 <w:color w:val="548dd4"/>
@@ -3448,7 +3408,7 @@
                 <w:szCs w:val="20"/>
                 <w:rtl w:val="0"/>
               </w:rPr>
-              <w:t xml:space="preserve"> Configuración de tablas DynamoDB y Lambdas transaccionales. Conexión en Unity de </w:t>
+              <w:t xml:space="preserve">Sprint 3: Refinamiento, Validación y Pruebas E2E (Semanas 12 a 15):</w:t>
             </w:r>
             <w:r>
               <w:rPr>
@@ -3460,9 +3420,17 @@
                 <w:szCs w:val="20"/>
                 <w:rtl w:val="0"/>
               </w:rPr>
-              <w:t xml:space="preserve">APIManager</w:t>
-            </w:r>
-            <w:r>
+              <w:t xml:space="preserve"> Refinación técnica del Escenario #2; ejecución de pruebas de comportamiento de los distintos niveles; corrección de bugs, resolución de incidencias y refinamiento final del software.</w:t>
+            </w:r>
+          </w:p>
+          <w:p>
+            <w:pPr>
+              <w:numPr>
+                <w:ilvl w:val="0"/>
+                <w:numId w:val="1"/>
+              </w:numPr>
+              <w:spacing w:after="240" w:before="0" w:beforeAutospacing="0" w:line="276" w:lineRule="auto"/>
+              <w:ind w:left="720" w:hanging="360"/>
               <w:rPr>
                 <w:rFonts w:ascii="Arial" w:cs="Arial" w:eastAsia="Arial" w:hAnsi="Arial"/>
                 <w:i w:val="1"/>
@@ -3470,32 +3438,25 @@
                 <w:color w:val="548dd4"/>
                 <w:sz w:val="20"/>
                 <w:szCs w:val="20"/>
-                <w:rtl w:val="0"/>
-              </w:rPr>
-              <w:t xml:space="preserve"> para envío de métricas con reintentos. Construcción de vistas de capacitadores (vinculación, gráficos clínicos) y administradores (usuarios, auditoría) en el Dashboard.</w:t>
-            </w:r>
-          </w:p>
-          <w:p>
-            <w:pPr>
-              <w:numPr>
-                <w:ilvl w:val="0"/>
-                <w:numId w:val="5"/>
-              </w:numPr>
-              <w:spacing w:after="0" w:afterAutospacing="0" w:line="276" w:lineRule="auto"/>
-              <w:ind w:left="720" w:hanging="360"/>
-              <w:rPr>
+              </w:rPr>
+            </w:pPr>
+            <w:r>
+              <w:rPr>
+                <w:rFonts w:ascii="Arial" w:cs="Arial" w:eastAsia="Arial" w:hAnsi="Arial"/>
+                <w:b w:val="1"/>
+                <w:bCs w:val="1"/>
                 <w:i w:val="1"/>
                 <w:iCs w:val="1"/>
                 <w:color w:val="548dd4"/>
                 <w:sz w:val="20"/>
                 <w:szCs w:val="20"/>
-              </w:rPr>
-            </w:pPr>
-            <w:r>
-              <w:rPr>
-                <w:rFonts w:ascii="Arial" w:cs="Arial" w:eastAsia="Arial" w:hAnsi="Arial"/>
-                <w:b w:val="1"/>
-                <w:bCs w:val="1"/>
+                <w:rtl w:val="0"/>
+              </w:rPr>
+              <w:t xml:space="preserve">Cierre y Transferencia (Semanas 16 a 18):</w:t>
+            </w:r>
+            <w:r>
+              <w:rPr>
+                <w:rFonts w:ascii="Arial" w:cs="Arial" w:eastAsia="Arial" w:hAnsi="Arial"/>
                 <w:i w:val="1"/>
                 <w:iCs w:val="1"/>
                 <w:color w:val="548dd4"/>
@@ -3503,67 +3464,7 @@
                 <w:szCs w:val="20"/>
                 <w:rtl w:val="0"/>
               </w:rPr>
-              <w:t xml:space="preserve">Sprint 3: Integración E2E, Monitoreo y Validación de Costos (Semanas 14 a 16):</w:t>
-            </w:r>
-            <w:r>
-              <w:rPr>
-                <w:rFonts w:ascii="Arial" w:cs="Arial" w:eastAsia="Arial" w:hAnsi="Arial"/>
-                <w:i w:val="1"/>
-                <w:iCs w:val="1"/>
-                <w:color w:val="548dd4"/>
-                <w:sz w:val="20"/>
-                <w:szCs w:val="20"/>
-                <w:rtl w:val="0"/>
-              </w:rPr>
-              <w:t xml:space="preserve"> Pruebas del ciclo completo: visor genera código capacitador vincula ejecución envío JSON renderizado de gráficos y auditoría. Verificación de facturación y logs en CloudWatch.</w:t>
-            </w:r>
-          </w:p>
-          <w:p>
-            <w:pPr>
-              <w:numPr>
-                <w:ilvl w:val="0"/>
-                <w:numId w:val="5"/>
-              </w:numPr>
-              <w:spacing w:after="240" w:line="276" w:lineRule="auto"/>
-              <w:ind w:left="720" w:hanging="360"/>
-              <w:rPr>
-                <w:i w:val="1"/>
-                <w:iCs w:val="1"/>
-                <w:color w:val="548dd4"/>
-                <w:sz w:val="20"/>
-                <w:szCs w:val="20"/>
-              </w:rPr>
-            </w:pPr>
-            <w:r>
-              <w:rPr>
-                <w:rFonts w:ascii="Arial" w:cs="Arial" w:eastAsia="Arial" w:hAnsi="Arial"/>
-                <w:b w:val="1"/>
-                <w:bCs w:val="1"/>
-                <w:i w:val="1"/>
-                <w:iCs w:val="1"/>
-                <w:color w:val="548dd4"/>
-                <w:sz w:val="20"/>
-                <w:szCs w:val="20"/>
-                <w:rtl w:val="0"/>
-              </w:rPr>
-              <w:t xml:space="preserve">Cierre y Transferencia (Semanas 17 a 18):</w:t>
-            </w:r>
-            <w:r>
-              <w:rPr>
-                <w:rFonts w:ascii="Arial" w:cs="Arial" w:eastAsia="Arial" w:hAnsi="Arial"/>
-                <w:i w:val="1"/>
-                <w:iCs w:val="1"/>
-                <w:color w:val="548dd4"/>
-                <w:sz w:val="20"/>
-                <w:szCs w:val="20"/>
-                <w:rtl w:val="0"/>
-              </w:rPr>
-              <w:t xml:space="preserve"> Elaboración de manuales técnicos, documentación de arquitectura y preparación de la defensa de portafolio</w:t>
-            </w:r>
-            <w:r>
-              <w:rPr>
-                <w:rtl w:val="0"/>
-              </w:rPr>
+              <w:t xml:space="preserve"> Elaboración de la documentación de cierre del proyecto y preparación de la presentación oficial y defensa de título.</w:t>
             </w:r>
           </w:p>
         </w:tc>
@@ -3723,14 +3624,14 @@
         <w:tblLook w:val="0400"/>
       </w:tblPr>
       <w:tblGrid>
-        <w:gridCol w:w="1635"/>
-        <w:gridCol w:w="1740"/>
+        <w:gridCol w:w="1410"/>
+        <w:gridCol w:w="1965"/>
         <w:gridCol w:w="4020"/>
         <w:gridCol w:w="2880"/>
         <w:tblGridChange w:id="0">
           <w:tblGrid>
-            <w:gridCol w:w="1635"/>
-            <w:gridCol w:w="1740"/>
+            <w:gridCol w:w="1410"/>
+            <w:gridCol w:w="1965"/>
             <w:gridCol w:w="4020"/>
             <w:gridCol w:w="2880"/>
           </w:tblGrid>
@@ -3783,11 +3684,6 @@
               </w:rPr>
               <w:t xml:space="preserve">Tipo de evidencia</w:t>
             </w:r>
-            <w:r>
-              <w:rPr>
-                <w:rtl w:val="0"/>
-              </w:rPr>
-            </w:r>
           </w:p>
         </w:tc>
         <w:tc>
@@ -4000,7 +3896,7 @@
                 <w:color w:val="1f1f1f"/>
                 <w:rtl w:val="0"/>
               </w:rPr>
-              <w:t xml:space="preserve">Documento de Diseño de Escenarios y Esquema de Telemetría JSON </w:t>
+              <w:t xml:space="preserve">Documento de Diseño VR y Reglas de Progresión Fácil/Difícil </w:t>
             </w:r>
           </w:p>
         </w:tc>
@@ -4039,12 +3935,7 @@
                 <w:color w:val="1f1f1f"/>
                 <w:rtl w:val="0"/>
               </w:rPr>
-              <w:t xml:space="preserve">Documento técnico con el diseño de los entornos VR, el contrato de datos JSON de métricas y el flujo de captura cinemática en Unity. </w:t>
-            </w:r>
-            <w:r>
-              <w:rPr>
-                <w:rtl w:val="0"/>
-              </w:rPr>
+              <w:t xml:space="preserve">Especificación técnica de los 2 nuevos escenarios inmersivos y del algoritmo de desbloqueo condicional en Unity. </w:t>
             </w:r>
           </w:p>
         </w:tc>
@@ -4083,12 +3974,7 @@
                 <w:color w:val="1f1f1f"/>
                 <w:rtl w:val="0"/>
               </w:rPr>
-              <w:t xml:space="preserve">Garantiza la correcta planificación de la experiencia inmersiva y la estandarización de variables antes del envío al backend. </w:t>
-            </w:r>
-            <w:r>
-              <w:rPr>
-                <w:rtl w:val="0"/>
-              </w:rPr>
+              <w:t xml:space="preserve">Asegura la correcta formulación de las mecánicas cognitivas antes de su compilación en el visor. </w:t>
             </w:r>
           </w:p>
         </w:tc>
@@ -4173,7 +4059,7 @@
                 <w:color w:val="1f1f1f"/>
                 <w:rtl w:val="0"/>
               </w:rPr>
-              <w:t xml:space="preserve">Repositorio de Infraestructura AWS y Backend Serverless </w:t>
+              <w:t xml:space="preserve">Reporte Técnico y Script de Entrenamiento del Modelo de IA </w:t>
             </w:r>
           </w:p>
         </w:tc>
@@ -4212,7 +4098,7 @@
                 <w:color w:val="1f1f1f"/>
                 <w:rtl w:val="0"/>
               </w:rPr>
-              <w:t xml:space="preserve">Código fuente de las funciones AWS Lambda, scripts de creación de tablas DynamoDB, políticas de seguridad IAM y configuración de Cognito. </w:t>
+              <w:t xml:space="preserve">Código fuente en Python, matriz de confusión y métricas de validación del modelo de clasificación del estado cognitivo. </w:t>
             </w:r>
           </w:p>
         </w:tc>
@@ -4251,7 +4137,7 @@
                 <w:color w:val="1f1f1f"/>
                 <w:rtl w:val="0"/>
               </w:rPr>
-              <w:t xml:space="preserve">Demuestra la implementación concreta de la capa lógica y de persistencia bajo un modelo escalable y de bajo costo. </w:t>
+              <w:t xml:space="preserve">Demuestra el desarrollo del componente de Inteligencia Artificial para el análisis de los pacientes. </w:t>
             </w:r>
           </w:p>
         </w:tc>
@@ -4336,7 +4222,7 @@
                 <w:color w:val="1f1f1f"/>
                 <w:rtl w:val="0"/>
               </w:rPr>
-              <w:t xml:space="preserve">Aplicación Dashboard con Módulos de Gráficos y Gestión de Roles </w:t>
+              <w:t xml:space="preserve">Compilación VR y Aplicación Dashboard Integrada con IA </w:t>
             </w:r>
           </w:p>
         </w:tc>
@@ -4375,7 +4261,7 @@
                 <w:color w:val="1f1f1f"/>
                 <w:rtl w:val="0"/>
               </w:rPr>
-              <w:t xml:space="preserve">Aplicación web funcional con autenticación para Administradores y Capacitadores, integración de gráficos clínicos y descarga de informes PDF. </w:t>
+              <w:t xml:space="preserve">Paquete APK para Meta Quest 3 con los 2 nuevos escenarios multinivel y Dashboard web con módulo de gráficos y reporte de IA. </w:t>
             </w:r>
           </w:p>
         </w:tc>
@@ -4414,7 +4300,7 @@
                 <w:color w:val="1f1f1f"/>
                 <w:rtl w:val="0"/>
               </w:rPr>
-              <w:t xml:space="preserve">Proporciona una herramienta operativa para el personal del CESFAM encargada de la evaluación y seguimiento de usuarios. </w:t>
+              <w:t xml:space="preserve">Entrega el producto de software operativo para los especialistas y capacitadores de salud.  </w:t>
             </w:r>
           </w:p>
         </w:tc>
@@ -4499,7 +4385,7 @@
                 <w:color w:val="1f1f1f"/>
                 <w:rtl w:val="0"/>
               </w:rPr>
-              <w:t xml:space="preserve">Informe de Pruebas E2E, Auditoría y Manual de Despliegue </w:t>
+              <w:t xml:space="preserve">Informe de Pruebas E2E, Auditoría y Manual de Transferencia </w:t>
             </w:r>
           </w:p>
         </w:tc>
@@ -4538,7 +4424,7 @@
                 <w:color w:val="1f1f1f"/>
                 <w:rtl w:val="0"/>
               </w:rPr>
-              <w:t xml:space="preserve">Reporte con pruebas de flujo completo (Unity AWS Dashboard), trazabilidad en CloudWatch y manual de administración. </w:t>
+              <w:t xml:space="preserve">Informe técnico con pruebas de flujo completo (Visor, AWS, Dashboard), monitoreo en CloudWatch y manual de administración. </w:t>
             </w:r>
           </w:p>
         </w:tc>
@@ -4577,7 +4463,7 @@
                 <w:color w:val="1f1f1f"/>
                 <w:rtl w:val="0"/>
               </w:rPr>
-              <w:t xml:space="preserve">Asegura la transferibilidad tecnológica, estabilidad operativa y mantenibilidad de la solución. </w:t>
+              <w:t xml:space="preserve">Garantiza la estabilidad técnica, mantenibilidad y transferibilidad de la solución hacia la institución participante. </w:t>
             </w:r>
           </w:p>
         </w:tc>
@@ -4674,7 +4560,6 @@
             <w:pPr>
               <w:keepNext w:val="0"/>
               <w:keepLines w:val="0"/>
-              <w:pageBreakBefore w:val="0"/>
               <w:widowControl w:val="1"/>
               <w:pBdr>
                 <w:top w:space="0" w:sz="0" w:val="nil"/>
@@ -4764,8 +4649,8 @@
         <w:tblLook w:val="0400"/>
       </w:tblPr>
       <w:tblGrid>
-        <w:gridCol w:w="2430"/>
-        <w:gridCol w:w="1215"/>
+        <w:gridCol w:w="2010"/>
+        <w:gridCol w:w="1635"/>
         <w:gridCol w:w="1830"/>
         <w:gridCol w:w="1380"/>
         <w:gridCol w:w="1320"/>
@@ -4773,8 +4658,8 @@
         <w:gridCol w:w="1950"/>
         <w:tblGridChange w:id="0">
           <w:tblGrid>
-            <w:gridCol w:w="2430"/>
-            <w:gridCol w:w="1215"/>
+            <w:gridCol w:w="2010"/>
+            <w:gridCol w:w="1635"/>
             <w:gridCol w:w="1830"/>
             <w:gridCol w:w="1380"/>
             <w:gridCol w:w="1320"/>
@@ -4827,10 +4712,10 @@
         <w:tc>
           <w:tcPr>
             <w:tcBorders>
-              <w:top w:color="c4c7c5" w:space="0" w:sz="4" w:val="single"/>
-              <w:left w:color="c4c7c5" w:space="0" w:sz="4" w:val="single"/>
-              <w:bottom w:color="c4c7c5" w:space="0" w:sz="4" w:val="single"/>
-              <w:right w:color="c4c7c5" w:space="0" w:sz="4" w:val="single"/>
+              <w:top w:color="c4c7c5" w:space="0" w:sz="5" w:val="single"/>
+              <w:left w:color="c4c7c5" w:space="0" w:sz="5" w:val="single"/>
+              <w:bottom w:color="c4c7c5" w:space="0" w:sz="5" w:val="single"/>
+              <w:right w:color="c4c7c5" w:space="0" w:sz="5" w:val="single"/>
             </w:tcBorders>
             <w:tcMar>
               <w:top w:w="120.0" w:type="dxa"/>
@@ -4866,10 +4751,10 @@
         <w:tc>
           <w:tcPr>
             <w:tcBorders>
-              <w:top w:color="c4c7c5" w:space="0" w:sz="4" w:val="single"/>
-              <w:left w:color="c4c7c5" w:space="0" w:sz="4" w:val="single"/>
-              <w:bottom w:color="c4c7c5" w:space="0" w:sz="4" w:val="single"/>
-              <w:right w:color="c4c7c5" w:space="0" w:sz="4" w:val="single"/>
+              <w:top w:color="c4c7c5" w:space="0" w:sz="5" w:val="single"/>
+              <w:left w:color="c4c7c5" w:space="0" w:sz="5" w:val="single"/>
+              <w:bottom w:color="c4c7c5" w:space="0" w:sz="5" w:val="single"/>
+              <w:right w:color="c4c7c5" w:space="0" w:sz="5" w:val="single"/>
             </w:tcBorders>
             <w:tcMar>
               <w:top w:w="120.0" w:type="dxa"/>
@@ -4905,10 +4790,10 @@
         <w:tc>
           <w:tcPr>
             <w:tcBorders>
-              <w:top w:color="c4c7c5" w:space="0" w:sz="4" w:val="single"/>
-              <w:left w:color="c4c7c5" w:space="0" w:sz="4" w:val="single"/>
-              <w:bottom w:color="c4c7c5" w:space="0" w:sz="4" w:val="single"/>
-              <w:right w:color="c4c7c5" w:space="0" w:sz="4" w:val="single"/>
+              <w:top w:color="c4c7c5" w:space="0" w:sz="5" w:val="single"/>
+              <w:left w:color="c4c7c5" w:space="0" w:sz="5" w:val="single"/>
+              <w:bottom w:color="c4c7c5" w:space="0" w:sz="5" w:val="single"/>
+              <w:right w:color="c4c7c5" w:space="0" w:sz="5" w:val="single"/>
             </w:tcBorders>
             <w:tcMar>
               <w:top w:w="120.0" w:type="dxa"/>
@@ -4944,10 +4829,10 @@
         <w:tc>
           <w:tcPr>
             <w:tcBorders>
-              <w:top w:color="c4c7c5" w:space="0" w:sz="4" w:val="single"/>
-              <w:left w:color="c4c7c5" w:space="0" w:sz="4" w:val="single"/>
-              <w:bottom w:color="c4c7c5" w:space="0" w:sz="4" w:val="single"/>
-              <w:right w:color="c4c7c5" w:space="0" w:sz="4" w:val="single"/>
+              <w:top w:color="c4c7c5" w:space="0" w:sz="5" w:val="single"/>
+              <w:left w:color="c4c7c5" w:space="0" w:sz="5" w:val="single"/>
+              <w:bottom w:color="c4c7c5" w:space="0" w:sz="5" w:val="single"/>
+              <w:right w:color="c4c7c5" w:space="0" w:sz="5" w:val="single"/>
             </w:tcBorders>
             <w:tcMar>
               <w:top w:w="120.0" w:type="dxa"/>
@@ -4983,10 +4868,10 @@
         <w:tc>
           <w:tcPr>
             <w:tcBorders>
-              <w:top w:color="c4c7c5" w:space="0" w:sz="4" w:val="single"/>
-              <w:left w:color="c4c7c5" w:space="0" w:sz="4" w:val="single"/>
-              <w:bottom w:color="c4c7c5" w:space="0" w:sz="4" w:val="single"/>
-              <w:right w:color="c4c7c5" w:space="0" w:sz="4" w:val="single"/>
+              <w:top w:color="c4c7c5" w:space="0" w:sz="5" w:val="single"/>
+              <w:left w:color="c4c7c5" w:space="0" w:sz="5" w:val="single"/>
+              <w:bottom w:color="c4c7c5" w:space="0" w:sz="5" w:val="single"/>
+              <w:right w:color="c4c7c5" w:space="0" w:sz="5" w:val="single"/>
             </w:tcBorders>
             <w:tcMar>
               <w:top w:w="120.0" w:type="dxa"/>
@@ -5022,10 +4907,10 @@
         <w:tc>
           <w:tcPr>
             <w:tcBorders>
-              <w:top w:color="c4c7c5" w:space="0" w:sz="4" w:val="single"/>
-              <w:left w:color="c4c7c5" w:space="0" w:sz="4" w:val="single"/>
-              <w:bottom w:color="c4c7c5" w:space="0" w:sz="4" w:val="single"/>
-              <w:right w:color="c4c7c5" w:space="0" w:sz="4" w:val="single"/>
+              <w:top w:color="c4c7c5" w:space="0" w:sz="5" w:val="single"/>
+              <w:left w:color="c4c7c5" w:space="0" w:sz="5" w:val="single"/>
+              <w:bottom w:color="c4c7c5" w:space="0" w:sz="5" w:val="single"/>
+              <w:right w:color="c4c7c5" w:space="0" w:sz="5" w:val="single"/>
             </w:tcBorders>
             <w:tcMar>
               <w:top w:w="120.0" w:type="dxa"/>
@@ -5056,20 +4941,15 @@
               </w:rPr>
               <w:t xml:space="preserve">Responsable</w:t>
             </w:r>
-            <w:r>
-              <w:rPr>
-                <w:rtl w:val="0"/>
-              </w:rPr>
-            </w:r>
           </w:p>
         </w:tc>
         <w:tc>
           <w:tcPr>
             <w:tcBorders>
-              <w:top w:color="c4c7c5" w:space="0" w:sz="4" w:val="single"/>
-              <w:left w:color="c4c7c5" w:space="0" w:sz="4" w:val="single"/>
-              <w:bottom w:color="c4c7c5" w:space="0" w:sz="4" w:val="single"/>
-              <w:right w:color="c4c7c5" w:space="0" w:sz="4" w:val="single"/>
+              <w:top w:color="c4c7c5" w:space="0" w:sz="5" w:val="single"/>
+              <w:left w:color="c4c7c5" w:space="0" w:sz="5" w:val="single"/>
+              <w:bottom w:color="c4c7c5" w:space="0" w:sz="5" w:val="single"/>
+              <w:right w:color="c4c7c5" w:space="0" w:sz="5" w:val="single"/>
             </w:tcBorders>
             <w:tcMar>
               <w:top w:w="120.0" w:type="dxa"/>
@@ -5111,16 +4991,16 @@
         <w:tc>
           <w:tcPr>
             <w:tcBorders>
-              <w:top w:color="000000" w:space="0" w:sz="4" w:val="single"/>
-              <w:left w:color="000000" w:space="0" w:sz="4" w:val="single"/>
-              <w:bottom w:color="000000" w:space="0" w:sz="4" w:val="single"/>
-              <w:right w:color="000000" w:space="0" w:sz="4" w:val="single"/>
+              <w:top w:color="c4c7c5" w:space="0" w:sz="5" w:val="single"/>
+              <w:left w:color="c4c7c5" w:space="0" w:sz="5" w:val="single"/>
+              <w:bottom w:color="c4c7c5" w:space="0" w:sz="5" w:val="single"/>
+              <w:right w:color="c4c7c5" w:space="0" w:sz="5" w:val="single"/>
             </w:tcBorders>
             <w:tcMar>
-              <w:top w:w="100.0" w:type="dxa"/>
-              <w:left w:w="100.0" w:type="dxa"/>
-              <w:bottom w:w="100.0" w:type="dxa"/>
-              <w:right w:w="100.0" w:type="dxa"/>
+              <w:top w:w="120.0" w:type="dxa"/>
+              <w:left w:w="180.0" w:type="dxa"/>
+              <w:bottom w:w="120.0" w:type="dxa"/>
+              <w:right w:w="180.0" w:type="dxa"/>
             </w:tcMar>
             <w:vAlign w:val="top"/>
           </w:tcPr>
@@ -5130,6 +5010,8 @@
               <w:jc w:val="both"/>
               <w:rPr>
                 <w:rFonts w:ascii="Arial" w:cs="Arial" w:eastAsia="Arial" w:hAnsi="Arial"/>
+                <w:b w:val="1"/>
+                <w:bCs w:val="1"/>
                 <w:color w:val="1f1f1f"/>
                 <w:sz w:val="18"/>
                 <w:szCs w:val="18"/>
@@ -5145,28 +5027,23 @@
                 <w:szCs w:val="18"/>
                 <w:rtl w:val="0"/>
               </w:rPr>
-              <w:t xml:space="preserve">Desarrollar proyectos de software innovadores para plataformas y dispositivos móviles, por medio de marcos de trabajo, herramientas de desarrollo, lenguajes de programación y buenas prácticas de la industria del desarrollo de software.</w:t>
-            </w:r>
-            <w:r>
-              <w:rPr>
-                <w:rtl w:val="0"/>
-              </w:rPr>
+              <w:t xml:space="preserve">Evaluar y gestionar proyectos...</w:t>
             </w:r>
           </w:p>
         </w:tc>
         <w:tc>
           <w:tcPr>
             <w:tcBorders>
-              <w:top w:color="000000" w:space="0" w:sz="4" w:val="single"/>
-              <w:left w:color="000000" w:space="0" w:sz="4" w:val="single"/>
-              <w:bottom w:color="000000" w:space="0" w:sz="4" w:val="single"/>
-              <w:right w:color="000000" w:space="0" w:sz="4" w:val="single"/>
+              <w:top w:color="c4c7c5" w:space="0" w:sz="5" w:val="single"/>
+              <w:left w:color="c4c7c5" w:space="0" w:sz="5" w:val="single"/>
+              <w:bottom w:color="c4c7c5" w:space="0" w:sz="5" w:val="single"/>
+              <w:right w:color="c4c7c5" w:space="0" w:sz="5" w:val="single"/>
             </w:tcBorders>
             <w:tcMar>
-              <w:top w:w="100.0" w:type="dxa"/>
-              <w:left w:w="100.0" w:type="dxa"/>
-              <w:bottom w:w="100.0" w:type="dxa"/>
-              <w:right w:w="100.0" w:type="dxa"/>
+              <w:top w:w="120.0" w:type="dxa"/>
+              <w:left w:w="180.0" w:type="dxa"/>
+              <w:bottom w:w="120.0" w:type="dxa"/>
+              <w:right w:w="180.0" w:type="dxa"/>
             </w:tcMar>
             <w:vAlign w:val="top"/>
           </w:tcPr>
@@ -5191,7 +5068,7 @@
                 <w:szCs w:val="18"/>
                 <w:rtl w:val="0"/>
               </w:rPr>
-              <w:t xml:space="preserve">Optimización y acabado de entornos VR legados</w:t>
+              <w:t xml:space="preserve">Levantamiento y Definición Inicial de Proyecto</w:t>
             </w:r>
             <w:r>
               <w:rPr>
@@ -5203,22 +5080,22 @@
         <w:tc>
           <w:tcPr>
             <w:tcBorders>
-              <w:top w:color="000000" w:space="0" w:sz="4" w:val="single"/>
-              <w:left w:color="000000" w:space="0" w:sz="4" w:val="single"/>
-              <w:bottom w:color="000000" w:space="0" w:sz="4" w:val="single"/>
-              <w:right w:color="000000" w:space="0" w:sz="4" w:val="single"/>
+              <w:top w:color="c4c7c5" w:space="0" w:sz="5" w:val="single"/>
+              <w:left w:color="c4c7c5" w:space="0" w:sz="5" w:val="single"/>
+              <w:bottom w:color="c4c7c5" w:space="0" w:sz="5" w:val="single"/>
+              <w:right w:color="c4c7c5" w:space="0" w:sz="5" w:val="single"/>
             </w:tcBorders>
             <w:tcMar>
-              <w:top w:w="100.0" w:type="dxa"/>
-              <w:left w:w="100.0" w:type="dxa"/>
-              <w:bottom w:w="100.0" w:type="dxa"/>
-              <w:right w:w="100.0" w:type="dxa"/>
+              <w:top w:w="120.0" w:type="dxa"/>
+              <w:left w:w="180.0" w:type="dxa"/>
+              <w:bottom w:w="120.0" w:type="dxa"/>
+              <w:right w:w="180.0" w:type="dxa"/>
             </w:tcMar>
             <w:vAlign w:val="top"/>
           </w:tcPr>
           <w:p>
             <w:pPr>
-              <w:spacing w:after="240" w:before="240" w:line="276" w:lineRule="auto"/>
+              <w:spacing w:after="480" w:line="276" w:lineRule="auto"/>
               <w:jc w:val="both"/>
               <w:rPr>
                 <w:rFonts w:ascii="Arial" w:cs="Arial" w:eastAsia="Arial" w:hAnsi="Arial"/>
@@ -5235,23 +5112,23 @@
                 <w:szCs w:val="18"/>
                 <w:rtl w:val="0"/>
               </w:rPr>
-              <w:t xml:space="preserve">Pulido de texturas, animaciones ambientales, feedback háptico y optimización de tasa de cuadros (FPS) en escenarios de Naturaleza y Ciudad.</w:t>
+              <w:t xml:space="preserve">Contacto con equipo previo y docente guía; definición de objetivos, alcance, enfoque y documentación de inicio.</w:t>
             </w:r>
           </w:p>
         </w:tc>
         <w:tc>
           <w:tcPr>
             <w:tcBorders>
-              <w:top w:color="000000" w:space="0" w:sz="4" w:val="single"/>
-              <w:left w:color="000000" w:space="0" w:sz="4" w:val="single"/>
-              <w:bottom w:color="000000" w:space="0" w:sz="4" w:val="single"/>
-              <w:right w:color="000000" w:space="0" w:sz="4" w:val="single"/>
+              <w:top w:color="c4c7c5" w:space="0" w:sz="5" w:val="single"/>
+              <w:left w:color="c4c7c5" w:space="0" w:sz="5" w:val="single"/>
+              <w:bottom w:color="c4c7c5" w:space="0" w:sz="5" w:val="single"/>
+              <w:right w:color="c4c7c5" w:space="0" w:sz="5" w:val="single"/>
             </w:tcBorders>
             <w:tcMar>
-              <w:top w:w="100.0" w:type="dxa"/>
-              <w:left w:w="100.0" w:type="dxa"/>
-              <w:bottom w:w="100.0" w:type="dxa"/>
-              <w:right w:w="100.0" w:type="dxa"/>
+              <w:top w:w="120.0" w:type="dxa"/>
+              <w:left w:w="180.0" w:type="dxa"/>
+              <w:bottom w:w="120.0" w:type="dxa"/>
+              <w:right w:w="180.0" w:type="dxa"/>
             </w:tcMar>
             <w:vAlign w:val="top"/>
           </w:tcPr>
@@ -5274,23 +5151,23 @@
                 <w:szCs w:val="18"/>
                 <w:rtl w:val="0"/>
               </w:rPr>
-              <w:t xml:space="preserve">Unity 3D, C#, Meta Quest 3, Git.</w:t>
+              <w:t xml:space="preserve">Software de gestión, Repositorio, Documentación base.</w:t>
             </w:r>
           </w:p>
         </w:tc>
         <w:tc>
           <w:tcPr>
             <w:tcBorders>
-              <w:top w:color="000000" w:space="0" w:sz="4" w:val="single"/>
-              <w:left w:color="000000" w:space="0" w:sz="4" w:val="single"/>
-              <w:bottom w:color="000000" w:space="0" w:sz="4" w:val="single"/>
-              <w:right w:color="000000" w:space="0" w:sz="4" w:val="single"/>
+              <w:top w:color="c4c7c5" w:space="0" w:sz="5" w:val="single"/>
+              <w:left w:color="c4c7c5" w:space="0" w:sz="5" w:val="single"/>
+              <w:bottom w:color="c4c7c5" w:space="0" w:sz="5" w:val="single"/>
+              <w:right w:color="c4c7c5" w:space="0" w:sz="5" w:val="single"/>
             </w:tcBorders>
             <w:tcMar>
-              <w:top w:w="100.0" w:type="dxa"/>
-              <w:left w:w="100.0" w:type="dxa"/>
-              <w:bottom w:w="100.0" w:type="dxa"/>
-              <w:right w:w="100.0" w:type="dxa"/>
+              <w:top w:w="120.0" w:type="dxa"/>
+              <w:left w:w="180.0" w:type="dxa"/>
+              <w:bottom w:w="120.0" w:type="dxa"/>
+              <w:right w:w="180.0" w:type="dxa"/>
             </w:tcMar>
             <w:vAlign w:val="top"/>
           </w:tcPr>
@@ -5320,16 +5197,16 @@
         <w:tc>
           <w:tcPr>
             <w:tcBorders>
-              <w:top w:color="000000" w:space="0" w:sz="4" w:val="single"/>
-              <w:left w:color="000000" w:space="0" w:sz="4" w:val="single"/>
-              <w:bottom w:color="000000" w:space="0" w:sz="4" w:val="single"/>
-              <w:right w:color="000000" w:space="0" w:sz="4" w:val="single"/>
+              <w:top w:color="c4c7c5" w:space="0" w:sz="5" w:val="single"/>
+              <w:left w:color="c4c7c5" w:space="0" w:sz="5" w:val="single"/>
+              <w:bottom w:color="c4c7c5" w:space="0" w:sz="5" w:val="single"/>
+              <w:right w:color="c4c7c5" w:space="0" w:sz="5" w:val="single"/>
             </w:tcBorders>
             <w:tcMar>
-              <w:top w:w="100.0" w:type="dxa"/>
-              <w:left w:w="100.0" w:type="dxa"/>
-              <w:bottom w:w="100.0" w:type="dxa"/>
-              <w:right w:w="100.0" w:type="dxa"/>
+              <w:top w:w="120.0" w:type="dxa"/>
+              <w:left w:w="180.0" w:type="dxa"/>
+              <w:bottom w:w="120.0" w:type="dxa"/>
+              <w:right w:w="180.0" w:type="dxa"/>
             </w:tcMar>
             <w:vAlign w:val="top"/>
           </w:tcPr>
@@ -5352,23 +5229,23 @@
                 <w:szCs w:val="18"/>
                 <w:rtl w:val="0"/>
               </w:rPr>
-              <w:t xml:space="preserve">Felix AsTudillo</w:t>
+              <w:t xml:space="preserve">Alex Armijo / Sebastián Calderón / Félix Astudillo</w:t>
             </w:r>
           </w:p>
         </w:tc>
         <w:tc>
           <w:tcPr>
             <w:tcBorders>
-              <w:top w:color="000000" w:space="0" w:sz="4" w:val="single"/>
-              <w:left w:color="000000" w:space="0" w:sz="4" w:val="single"/>
-              <w:bottom w:color="000000" w:space="0" w:sz="4" w:val="single"/>
-              <w:right w:color="000000" w:space="0" w:sz="4" w:val="single"/>
+              <w:top w:color="c4c7c5" w:space="0" w:sz="5" w:val="single"/>
+              <w:left w:color="c4c7c5" w:space="0" w:sz="5" w:val="single"/>
+              <w:bottom w:color="c4c7c5" w:space="0" w:sz="5" w:val="single"/>
+              <w:right w:color="c4c7c5" w:space="0" w:sz="5" w:val="single"/>
             </w:tcBorders>
             <w:tcMar>
-              <w:top w:w="100.0" w:type="dxa"/>
-              <w:left w:w="100.0" w:type="dxa"/>
-              <w:bottom w:w="100.0" w:type="dxa"/>
-              <w:right w:w="100.0" w:type="dxa"/>
+              <w:top w:w="120.0" w:type="dxa"/>
+              <w:left w:w="180.0" w:type="dxa"/>
+              <w:bottom w:w="120.0" w:type="dxa"/>
+              <w:right w:w="180.0" w:type="dxa"/>
             </w:tcMar>
             <w:vAlign w:val="top"/>
           </w:tcPr>
@@ -5391,7 +5268,7 @@
                 <w:szCs w:val="18"/>
                 <w:rtl w:val="0"/>
               </w:rPr>
-              <w:t xml:space="preserve">Asegura confort y previene mareo cinético en adultos mayores.</w:t>
+              <w:t xml:space="preserve">Asegura alineación técnica y metodológica con la cátedra.</w:t>
             </w:r>
           </w:p>
         </w:tc>
@@ -5404,16 +5281,16 @@
         <w:tc>
           <w:tcPr>
             <w:tcBorders>
-              <w:top w:color="000000" w:space="0" w:sz="4" w:val="single"/>
-              <w:left w:color="000000" w:space="0" w:sz="4" w:val="single"/>
-              <w:bottom w:color="000000" w:space="0" w:sz="4" w:val="single"/>
-              <w:right w:color="000000" w:space="0" w:sz="4" w:val="single"/>
+              <w:top w:color="c4c7c5" w:space="0" w:sz="5" w:val="single"/>
+              <w:left w:color="c4c7c5" w:space="0" w:sz="5" w:val="single"/>
+              <w:bottom w:color="c4c7c5" w:space="0" w:sz="5" w:val="single"/>
+              <w:right w:color="c4c7c5" w:space="0" w:sz="5" w:val="single"/>
             </w:tcBorders>
             <w:tcMar>
-              <w:top w:w="100.0" w:type="dxa"/>
-              <w:left w:w="100.0" w:type="dxa"/>
-              <w:bottom w:w="100.0" w:type="dxa"/>
-              <w:right w:w="100.0" w:type="dxa"/>
+              <w:top w:w="120.0" w:type="dxa"/>
+              <w:left w:w="180.0" w:type="dxa"/>
+              <w:bottom w:w="120.0" w:type="dxa"/>
+              <w:right w:w="180.0" w:type="dxa"/>
             </w:tcMar>
             <w:vAlign w:val="top"/>
           </w:tcPr>
@@ -5423,6 +5300,8 @@
               <w:jc w:val="both"/>
               <w:rPr>
                 <w:rFonts w:ascii="Arial" w:cs="Arial" w:eastAsia="Arial" w:hAnsi="Arial"/>
+                <w:b w:val="1"/>
+                <w:bCs w:val="1"/>
                 <w:color w:val="1f1f1f"/>
                 <w:sz w:val="18"/>
                 <w:szCs w:val="18"/>
@@ -5438,28 +5317,23 @@
                 <w:szCs w:val="18"/>
                 <w:rtl w:val="0"/>
               </w:rPr>
-              <w:t xml:space="preserve">Desarrollar proyectos de software innovadores para plataformas y dispositivos móviles, por medio de marcos de trabajo, herramientas de desarrollo, lenguajes de programación y buenas prácticas de la industria del desarrollo de software.</w:t>
-            </w:r>
-            <w:r>
-              <w:rPr>
-                <w:rtl w:val="0"/>
-              </w:rPr>
+              <w:t xml:space="preserve">Desarrollar proyectos de software...</w:t>
             </w:r>
           </w:p>
         </w:tc>
         <w:tc>
           <w:tcPr>
             <w:tcBorders>
-              <w:top w:color="000000" w:space="0" w:sz="4" w:val="single"/>
-              <w:left w:color="000000" w:space="0" w:sz="4" w:val="single"/>
-              <w:bottom w:color="000000" w:space="0" w:sz="4" w:val="single"/>
-              <w:right w:color="000000" w:space="0" w:sz="4" w:val="single"/>
+              <w:top w:color="c4c7c5" w:space="0" w:sz="5" w:val="single"/>
+              <w:left w:color="c4c7c5" w:space="0" w:sz="5" w:val="single"/>
+              <w:bottom w:color="c4c7c5" w:space="0" w:sz="5" w:val="single"/>
+              <w:right w:color="c4c7c5" w:space="0" w:sz="5" w:val="single"/>
             </w:tcBorders>
             <w:tcMar>
-              <w:top w:w="100.0" w:type="dxa"/>
-              <w:left w:w="100.0" w:type="dxa"/>
-              <w:bottom w:w="100.0" w:type="dxa"/>
-              <w:right w:w="100.0" w:type="dxa"/>
+              <w:top w:w="120.0" w:type="dxa"/>
+              <w:left w:w="180.0" w:type="dxa"/>
+              <w:bottom w:w="120.0" w:type="dxa"/>
+              <w:right w:w="180.0" w:type="dxa"/>
             </w:tcMar>
             <w:vAlign w:val="top"/>
           </w:tcPr>
@@ -5484,7 +5358,7 @@
                 <w:szCs w:val="18"/>
                 <w:rtl w:val="0"/>
               </w:rPr>
-              <w:t xml:space="preserve">Diseño y desarrollo de un nuevo escenario VR</w:t>
+              <w:t xml:space="preserve">Definición de Dificultad y Reglas de Niveles</w:t>
             </w:r>
             <w:r>
               <w:rPr>
@@ -5496,22 +5370,22 @@
         <w:tc>
           <w:tcPr>
             <w:tcBorders>
-              <w:top w:color="000000" w:space="0" w:sz="4" w:val="single"/>
-              <w:left w:color="000000" w:space="0" w:sz="4" w:val="single"/>
-              <w:bottom w:color="000000" w:space="0" w:sz="4" w:val="single"/>
-              <w:right w:color="000000" w:space="0" w:sz="4" w:val="single"/>
+              <w:top w:color="c4c7c5" w:space="0" w:sz="5" w:val="single"/>
+              <w:left w:color="c4c7c5" w:space="0" w:sz="5" w:val="single"/>
+              <w:bottom w:color="c4c7c5" w:space="0" w:sz="5" w:val="single"/>
+              <w:right w:color="c4c7c5" w:space="0" w:sz="5" w:val="single"/>
             </w:tcBorders>
             <w:tcMar>
-              <w:top w:w="100.0" w:type="dxa"/>
-              <w:left w:w="100.0" w:type="dxa"/>
-              <w:bottom w:w="100.0" w:type="dxa"/>
-              <w:right w:w="100.0" w:type="dxa"/>
+              <w:top w:w="120.0" w:type="dxa"/>
+              <w:left w:w="180.0" w:type="dxa"/>
+              <w:bottom w:w="120.0" w:type="dxa"/>
+              <w:right w:w="180.0" w:type="dxa"/>
             </w:tcMar>
             <w:vAlign w:val="top"/>
           </w:tcPr>
           <w:p>
             <w:pPr>
-              <w:spacing w:after="240" w:before="240" w:line="276" w:lineRule="auto"/>
+              <w:spacing w:after="480" w:line="276" w:lineRule="auto"/>
               <w:jc w:val="both"/>
               <w:rPr>
                 <w:rFonts w:ascii="Arial" w:cs="Arial" w:eastAsia="Arial" w:hAnsi="Arial"/>
@@ -5528,23 +5402,23 @@
                 <w:szCs w:val="18"/>
                 <w:rtl w:val="0"/>
               </w:rPr>
-              <w:t xml:space="preserve">Modelado 3D, ensamblado de props, iluminación y programación de lógica interactiva para un tercer entorno de estimulación cognitiva.</w:t>
+              <w:t xml:space="preserve">Especificación técnica y clínica de umbrales, tiempos y mecánicas de progresión entre niveles Fácil y Difícil.</w:t>
             </w:r>
           </w:p>
         </w:tc>
         <w:tc>
           <w:tcPr>
             <w:tcBorders>
-              <w:top w:color="000000" w:space="0" w:sz="4" w:val="single"/>
-              <w:left w:color="000000" w:space="0" w:sz="4" w:val="single"/>
-              <w:bottom w:color="000000" w:space="0" w:sz="4" w:val="single"/>
-              <w:right w:color="000000" w:space="0" w:sz="4" w:val="single"/>
+              <w:top w:color="c4c7c5" w:space="0" w:sz="5" w:val="single"/>
+              <w:left w:color="c4c7c5" w:space="0" w:sz="5" w:val="single"/>
+              <w:bottom w:color="c4c7c5" w:space="0" w:sz="5" w:val="single"/>
+              <w:right w:color="c4c7c5" w:space="0" w:sz="5" w:val="single"/>
             </w:tcBorders>
             <w:tcMar>
-              <w:top w:w="100.0" w:type="dxa"/>
-              <w:left w:w="100.0" w:type="dxa"/>
-              <w:bottom w:w="100.0" w:type="dxa"/>
-              <w:right w:w="100.0" w:type="dxa"/>
+              <w:top w:w="120.0" w:type="dxa"/>
+              <w:left w:w="180.0" w:type="dxa"/>
+              <w:bottom w:w="120.0" w:type="dxa"/>
+              <w:right w:w="180.0" w:type="dxa"/>
             </w:tcMar>
             <w:vAlign w:val="top"/>
           </w:tcPr>
@@ -5567,23 +5441,23 @@
                 <w:szCs w:val="18"/>
                 <w:rtl w:val="0"/>
               </w:rPr>
-              <w:t xml:space="preserve">Unity 3D, Blender, Meta XR SDK.</w:t>
+              <w:t xml:space="preserve">Documentación técnica, Unity C#.</w:t>
             </w:r>
           </w:p>
         </w:tc>
         <w:tc>
           <w:tcPr>
             <w:tcBorders>
-              <w:top w:color="000000" w:space="0" w:sz="4" w:val="single"/>
-              <w:left w:color="000000" w:space="0" w:sz="4" w:val="single"/>
-              <w:bottom w:color="000000" w:space="0" w:sz="4" w:val="single"/>
-              <w:right w:color="000000" w:space="0" w:sz="4" w:val="single"/>
+              <w:top w:color="c4c7c5" w:space="0" w:sz="5" w:val="single"/>
+              <w:left w:color="c4c7c5" w:space="0" w:sz="5" w:val="single"/>
+              <w:bottom w:color="c4c7c5" w:space="0" w:sz="5" w:val="single"/>
+              <w:right w:color="c4c7c5" w:space="0" w:sz="5" w:val="single"/>
             </w:tcBorders>
             <w:tcMar>
-              <w:top w:w="100.0" w:type="dxa"/>
-              <w:left w:w="100.0" w:type="dxa"/>
-              <w:bottom w:w="100.0" w:type="dxa"/>
-              <w:right w:w="100.0" w:type="dxa"/>
+              <w:top w:w="120.0" w:type="dxa"/>
+              <w:left w:w="180.0" w:type="dxa"/>
+              <w:bottom w:w="120.0" w:type="dxa"/>
+              <w:right w:w="180.0" w:type="dxa"/>
             </w:tcMar>
             <w:vAlign w:val="top"/>
           </w:tcPr>
@@ -5606,23 +5480,23 @@
                 <w:szCs w:val="18"/>
                 <w:rtl w:val="0"/>
               </w:rPr>
-              <w:t xml:space="preserve">4 semanas</w:t>
+              <w:t xml:space="preserve">2 semanas</w:t>
             </w:r>
           </w:p>
         </w:tc>
         <w:tc>
           <w:tcPr>
             <w:tcBorders>
-              <w:top w:color="000000" w:space="0" w:sz="4" w:val="single"/>
-              <w:left w:color="000000" w:space="0" w:sz="4" w:val="single"/>
-              <w:bottom w:color="000000" w:space="0" w:sz="4" w:val="single"/>
-              <w:right w:color="000000" w:space="0" w:sz="4" w:val="single"/>
+              <w:top w:color="c4c7c5" w:space="0" w:sz="5" w:val="single"/>
+              <w:left w:color="c4c7c5" w:space="0" w:sz="5" w:val="single"/>
+              <w:bottom w:color="c4c7c5" w:space="0" w:sz="5" w:val="single"/>
+              <w:right w:color="c4c7c5" w:space="0" w:sz="5" w:val="single"/>
             </w:tcBorders>
             <w:tcMar>
-              <w:top w:w="100.0" w:type="dxa"/>
-              <w:left w:w="100.0" w:type="dxa"/>
-              <w:bottom w:w="100.0" w:type="dxa"/>
-              <w:right w:w="100.0" w:type="dxa"/>
+              <w:top w:w="120.0" w:type="dxa"/>
+              <w:left w:w="180.0" w:type="dxa"/>
+              <w:bottom w:w="120.0" w:type="dxa"/>
+              <w:right w:w="180.0" w:type="dxa"/>
             </w:tcMar>
             <w:vAlign w:val="top"/>
           </w:tcPr>
@@ -5645,23 +5519,23 @@
                 <w:szCs w:val="18"/>
                 <w:rtl w:val="0"/>
               </w:rPr>
-              <w:t xml:space="preserve">Felix AsTudillo</w:t>
+              <w:t xml:space="preserve">Alex Armijo</w:t>
             </w:r>
           </w:p>
         </w:tc>
         <w:tc>
           <w:tcPr>
             <w:tcBorders>
-              <w:top w:color="000000" w:space="0" w:sz="4" w:val="single"/>
-              <w:left w:color="000000" w:space="0" w:sz="4" w:val="single"/>
-              <w:bottom w:color="000000" w:space="0" w:sz="4" w:val="single"/>
-              <w:right w:color="000000" w:space="0" w:sz="4" w:val="single"/>
+              <w:top w:color="c4c7c5" w:space="0" w:sz="5" w:val="single"/>
+              <w:left w:color="c4c7c5" w:space="0" w:sz="5" w:val="single"/>
+              <w:bottom w:color="c4c7c5" w:space="0" w:sz="5" w:val="single"/>
+              <w:right w:color="c4c7c5" w:space="0" w:sz="5" w:val="single"/>
             </w:tcBorders>
             <w:tcMar>
-              <w:top w:w="100.0" w:type="dxa"/>
-              <w:left w:w="100.0" w:type="dxa"/>
-              <w:bottom w:w="100.0" w:type="dxa"/>
-              <w:right w:w="100.0" w:type="dxa"/>
+              <w:top w:w="120.0" w:type="dxa"/>
+              <w:left w:w="180.0" w:type="dxa"/>
+              <w:bottom w:w="120.0" w:type="dxa"/>
+              <w:right w:w="180.0" w:type="dxa"/>
             </w:tcMar>
             <w:vAlign w:val="top"/>
           </w:tcPr>
@@ -5684,7 +5558,7 @@
                 <w:szCs w:val="18"/>
                 <w:rtl w:val="0"/>
               </w:rPr>
-              <w:t xml:space="preserve">Expande las dinámicas de rehabilitación disponibles.</w:t>
+              <w:t xml:space="preserve">Base conceptual antes de la programación en visor.</w:t>
             </w:r>
           </w:p>
         </w:tc>
@@ -5697,16 +5571,16 @@
         <w:tc>
           <w:tcPr>
             <w:tcBorders>
-              <w:top w:color="000000" w:space="0" w:sz="4" w:val="single"/>
-              <w:left w:color="000000" w:space="0" w:sz="4" w:val="single"/>
-              <w:bottom w:color="000000" w:space="0" w:sz="4" w:val="single"/>
-              <w:right w:color="000000" w:space="0" w:sz="4" w:val="single"/>
+              <w:top w:color="c4c7c5" w:space="0" w:sz="5" w:val="single"/>
+              <w:left w:color="c4c7c5" w:space="0" w:sz="5" w:val="single"/>
+              <w:bottom w:color="c4c7c5" w:space="0" w:sz="5" w:val="single"/>
+              <w:right w:color="c4c7c5" w:space="0" w:sz="5" w:val="single"/>
             </w:tcBorders>
             <w:tcMar>
-              <w:top w:w="100.0" w:type="dxa"/>
-              <w:left w:w="100.0" w:type="dxa"/>
-              <w:bottom w:w="100.0" w:type="dxa"/>
-              <w:right w:w="100.0" w:type="dxa"/>
+              <w:top w:w="120.0" w:type="dxa"/>
+              <w:left w:w="180.0" w:type="dxa"/>
+              <w:bottom w:w="120.0" w:type="dxa"/>
+              <w:right w:w="180.0" w:type="dxa"/>
             </w:tcMar>
             <w:vAlign w:val="top"/>
           </w:tcPr>
@@ -5716,6 +5590,8 @@
               <w:jc w:val="both"/>
               <w:rPr>
                 <w:rFonts w:ascii="Arial" w:cs="Arial" w:eastAsia="Arial" w:hAnsi="Arial"/>
+                <w:b w:val="1"/>
+                <w:bCs w:val="1"/>
                 <w:color w:val="1f1f1f"/>
                 <w:sz w:val="18"/>
                 <w:szCs w:val="18"/>
@@ -5731,28 +5607,23 @@
                 <w:szCs w:val="18"/>
                 <w:rtl w:val="0"/>
               </w:rPr>
-              <w:t xml:space="preserve">Diseñar soluciones de software, abarcando todo el ciclo de vida de éste, de acuerdo a estándares, marcos de trabajo y regulatorios, tecnologías y metodologías que promueven la innovación, con foco en la calidad, seguridad y sostenibilidad del proyecto.</w:t>
-            </w:r>
-            <w:r>
-              <w:rPr>
-                <w:rtl w:val="0"/>
-              </w:rPr>
+              <w:t xml:space="preserve">Desarrollar proyectos de software...</w:t>
             </w:r>
           </w:p>
         </w:tc>
         <w:tc>
           <w:tcPr>
             <w:tcBorders>
-              <w:top w:color="000000" w:space="0" w:sz="4" w:val="single"/>
-              <w:left w:color="000000" w:space="0" w:sz="4" w:val="single"/>
-              <w:bottom w:color="000000" w:space="0" w:sz="4" w:val="single"/>
-              <w:right w:color="000000" w:space="0" w:sz="4" w:val="single"/>
+              <w:top w:color="c4c7c5" w:space="0" w:sz="5" w:val="single"/>
+              <w:left w:color="c4c7c5" w:space="0" w:sz="5" w:val="single"/>
+              <w:bottom w:color="c4c7c5" w:space="0" w:sz="5" w:val="single"/>
+              <w:right w:color="c4c7c5" w:space="0" w:sz="5" w:val="single"/>
             </w:tcBorders>
             <w:tcMar>
-              <w:top w:w="100.0" w:type="dxa"/>
-              <w:left w:w="100.0" w:type="dxa"/>
-              <w:bottom w:w="100.0" w:type="dxa"/>
-              <w:right w:w="100.0" w:type="dxa"/>
+              <w:top w:w="120.0" w:type="dxa"/>
+              <w:left w:w="180.0" w:type="dxa"/>
+              <w:bottom w:w="120.0" w:type="dxa"/>
+              <w:right w:w="180.0" w:type="dxa"/>
             </w:tcMar>
             <w:vAlign w:val="top"/>
           </w:tcPr>
@@ -5777,7 +5648,7 @@
                 <w:szCs w:val="18"/>
                 <w:rtl w:val="0"/>
               </w:rPr>
-              <w:t xml:space="preserve">Extracción de métricas y serialización JSON en Unity</w:t>
+              <w:t xml:space="preserve">Diseño y Construcción Inicial de Escenarios #1 y #2</w:t>
             </w:r>
             <w:r>
               <w:rPr>
@@ -5789,22 +5660,22 @@
         <w:tc>
           <w:tcPr>
             <w:tcBorders>
-              <w:top w:color="000000" w:space="0" w:sz="4" w:val="single"/>
-              <w:left w:color="000000" w:space="0" w:sz="4" w:val="single"/>
-              <w:bottom w:color="000000" w:space="0" w:sz="4" w:val="single"/>
-              <w:right w:color="000000" w:space="0" w:sz="4" w:val="single"/>
+              <w:top w:color="c4c7c5" w:space="0" w:sz="5" w:val="single"/>
+              <w:left w:color="c4c7c5" w:space="0" w:sz="5" w:val="single"/>
+              <w:bottom w:color="c4c7c5" w:space="0" w:sz="5" w:val="single"/>
+              <w:right w:color="c4c7c5" w:space="0" w:sz="5" w:val="single"/>
             </w:tcBorders>
             <w:tcMar>
-              <w:top w:w="100.0" w:type="dxa"/>
-              <w:left w:w="100.0" w:type="dxa"/>
-              <w:bottom w:w="100.0" w:type="dxa"/>
-              <w:right w:w="100.0" w:type="dxa"/>
+              <w:top w:w="120.0" w:type="dxa"/>
+              <w:left w:w="180.0" w:type="dxa"/>
+              <w:bottom w:w="120.0" w:type="dxa"/>
+              <w:right w:w="180.0" w:type="dxa"/>
             </w:tcMar>
             <w:vAlign w:val="top"/>
           </w:tcPr>
           <w:p>
             <w:pPr>
-              <w:spacing w:after="240" w:before="240" w:line="276" w:lineRule="auto"/>
+              <w:spacing w:after="480" w:line="276" w:lineRule="auto"/>
               <w:jc w:val="both"/>
               <w:rPr>
                 <w:rFonts w:ascii="Arial" w:cs="Arial" w:eastAsia="Arial" w:hAnsi="Arial"/>
@@ -5821,18 +5692,37 @@
                 <w:szCs w:val="18"/>
                 <w:rtl w:val="0"/>
               </w:rPr>
-              <w:t xml:space="preserve">Programación de </w:t>
-            </w:r>
-            <w:r>
+              <w:t xml:space="preserve">Elaboración de diseños preliminares, modelado 3D, texturizado, disposición de props e iluminación en Unity.</w:t>
+            </w:r>
+          </w:p>
+        </w:tc>
+        <w:tc>
+          <w:tcPr>
+            <w:tcBorders>
+              <w:top w:color="c4c7c5" w:space="0" w:sz="5" w:val="single"/>
+              <w:left w:color="c4c7c5" w:space="0" w:sz="5" w:val="single"/>
+              <w:bottom w:color="c4c7c5" w:space="0" w:sz="5" w:val="single"/>
+              <w:right w:color="c4c7c5" w:space="0" w:sz="5" w:val="single"/>
+            </w:tcBorders>
+            <w:tcMar>
+              <w:top w:w="120.0" w:type="dxa"/>
+              <w:left w:w="180.0" w:type="dxa"/>
+              <w:bottom w:w="120.0" w:type="dxa"/>
+              <w:right w:w="180.0" w:type="dxa"/>
+            </w:tcMar>
+            <w:vAlign w:val="top"/>
+          </w:tcPr>
+          <w:p>
+            <w:pPr>
+              <w:spacing w:after="480" w:line="276" w:lineRule="auto"/>
+              <w:jc w:val="both"/>
               <w:rPr>
                 <w:rFonts w:ascii="Arial" w:cs="Arial" w:eastAsia="Arial" w:hAnsi="Arial"/>
                 <w:color w:val="1f1f1f"/>
                 <w:sz w:val="18"/>
                 <w:szCs w:val="18"/>
-                <w:rtl w:val="0"/>
-              </w:rPr>
-              <w:t xml:space="preserve">ExtractDataCollector</w:t>
-            </w:r>
+              </w:rPr>
+            </w:pPr>
             <w:r>
               <w:rPr>
                 <w:rFonts w:ascii="Arial" w:cs="Arial" w:eastAsia="Arial" w:hAnsi="Arial"/>
@@ -5841,18 +5731,37 @@
                 <w:szCs w:val="18"/>
                 <w:rtl w:val="0"/>
               </w:rPr>
-              <w:t xml:space="preserve"> y </w:t>
-            </w:r>
-            <w:r>
+              <w:t xml:space="preserve">Unity 3D, Blender, Meta Quest SDK.</w:t>
+            </w:r>
+          </w:p>
+        </w:tc>
+        <w:tc>
+          <w:tcPr>
+            <w:tcBorders>
+              <w:top w:color="c4c7c5" w:space="0" w:sz="5" w:val="single"/>
+              <w:left w:color="c4c7c5" w:space="0" w:sz="5" w:val="single"/>
+              <w:bottom w:color="c4c7c5" w:space="0" w:sz="5" w:val="single"/>
+              <w:right w:color="c4c7c5" w:space="0" w:sz="5" w:val="single"/>
+            </w:tcBorders>
+            <w:tcMar>
+              <w:top w:w="120.0" w:type="dxa"/>
+              <w:left w:w="180.0" w:type="dxa"/>
+              <w:bottom w:w="120.0" w:type="dxa"/>
+              <w:right w:w="180.0" w:type="dxa"/>
+            </w:tcMar>
+            <w:vAlign w:val="top"/>
+          </w:tcPr>
+          <w:p>
+            <w:pPr>
+              <w:spacing w:after="480" w:line="276" w:lineRule="auto"/>
+              <w:jc w:val="both"/>
               <w:rPr>
                 <w:rFonts w:ascii="Arial" w:cs="Arial" w:eastAsia="Arial" w:hAnsi="Arial"/>
                 <w:color w:val="1f1f1f"/>
                 <w:sz w:val="18"/>
                 <w:szCs w:val="18"/>
-                <w:rtl w:val="0"/>
-              </w:rPr>
-              <w:t xml:space="preserve">APIManager</w:t>
-            </w:r>
+              </w:rPr>
+            </w:pPr>
             <w:r>
               <w:rPr>
                 <w:rFonts w:ascii="Arial" w:cs="Arial" w:eastAsia="Arial" w:hAnsi="Arial"/>
@@ -5861,18 +5770,37 @@
                 <w:szCs w:val="18"/>
                 <w:rtl w:val="0"/>
               </w:rPr>
-              <w:t xml:space="preserve"> para capturar tiempos de reacción, precisión y aciertos, </w:t>
-            </w:r>
-            <w:r>
+              <w:t xml:space="preserve">4 semanas</w:t>
+            </w:r>
+          </w:p>
+        </w:tc>
+        <w:tc>
+          <w:tcPr>
+            <w:tcBorders>
+              <w:top w:color="c4c7c5" w:space="0" w:sz="5" w:val="single"/>
+              <w:left w:color="c4c7c5" w:space="0" w:sz="5" w:val="single"/>
+              <w:bottom w:color="c4c7c5" w:space="0" w:sz="5" w:val="single"/>
+              <w:right w:color="c4c7c5" w:space="0" w:sz="5" w:val="single"/>
+            </w:tcBorders>
+            <w:tcMar>
+              <w:top w:w="120.0" w:type="dxa"/>
+              <w:left w:w="180.0" w:type="dxa"/>
+              <w:bottom w:w="120.0" w:type="dxa"/>
+              <w:right w:w="180.0" w:type="dxa"/>
+            </w:tcMar>
+            <w:vAlign w:val="top"/>
+          </w:tcPr>
+          <w:p>
+            <w:pPr>
+              <w:spacing w:after="480" w:line="276" w:lineRule="auto"/>
+              <w:jc w:val="both"/>
               <w:rPr>
                 <w:rFonts w:ascii="Arial" w:cs="Arial" w:eastAsia="Arial" w:hAnsi="Arial"/>
                 <w:color w:val="1f1f1f"/>
                 <w:sz w:val="18"/>
                 <w:szCs w:val="18"/>
-                <w:rtl w:val="0"/>
-              </w:rPr>
-              <w:t xml:space="preserve">empaquetándolos</w:t>
-            </w:r>
+              </w:rPr>
+            </w:pPr>
             <w:r>
               <w:rPr>
                 <w:rFonts w:ascii="Arial" w:cs="Arial" w:eastAsia="Arial" w:hAnsi="Arial"/>
@@ -5881,29 +5809,29 @@
                 <w:szCs w:val="18"/>
                 <w:rtl w:val="0"/>
               </w:rPr>
-              <w:t xml:space="preserve"> en JSON hacia API Gateway.</w:t>
+              <w:t xml:space="preserve">Félix Astudillo</w:t>
             </w:r>
           </w:p>
         </w:tc>
         <w:tc>
           <w:tcPr>
             <w:tcBorders>
-              <w:top w:color="000000" w:space="0" w:sz="4" w:val="single"/>
-              <w:left w:color="000000" w:space="0" w:sz="4" w:val="single"/>
-              <w:bottom w:color="000000" w:space="0" w:sz="4" w:val="single"/>
-              <w:right w:color="000000" w:space="0" w:sz="4" w:val="single"/>
+              <w:top w:color="c4c7c5" w:space="0" w:sz="5" w:val="single"/>
+              <w:left w:color="c4c7c5" w:space="0" w:sz="5" w:val="single"/>
+              <w:bottom w:color="c4c7c5" w:space="0" w:sz="5" w:val="single"/>
+              <w:right w:color="c4c7c5" w:space="0" w:sz="5" w:val="single"/>
             </w:tcBorders>
             <w:tcMar>
-              <w:top w:w="100.0" w:type="dxa"/>
-              <w:left w:w="100.0" w:type="dxa"/>
-              <w:bottom w:w="100.0" w:type="dxa"/>
-              <w:right w:w="100.0" w:type="dxa"/>
+              <w:top w:w="120.0" w:type="dxa"/>
+              <w:left w:w="180.0" w:type="dxa"/>
+              <w:bottom w:w="120.0" w:type="dxa"/>
+              <w:right w:w="180.0" w:type="dxa"/>
             </w:tcMar>
             <w:vAlign w:val="top"/>
           </w:tcPr>
           <w:p>
             <w:pPr>
-              <w:spacing w:after="240" w:before="240" w:line="276" w:lineRule="auto"/>
+              <w:spacing w:after="480" w:line="276" w:lineRule="auto"/>
               <w:jc w:val="both"/>
               <w:rPr>
                 <w:rFonts w:ascii="Arial" w:cs="Arial" w:eastAsia="Arial" w:hAnsi="Arial"/>
@@ -5920,124 +5848,7 @@
                 <w:szCs w:val="18"/>
                 <w:rtl w:val="0"/>
               </w:rPr>
-              <w:t xml:space="preserve">Unity C#, HTTP API Gateway, Postman.</w:t>
-            </w:r>
-          </w:p>
-        </w:tc>
-        <w:tc>
-          <w:tcPr>
-            <w:tcBorders>
-              <w:top w:color="000000" w:space="0" w:sz="4" w:val="single"/>
-              <w:left w:color="000000" w:space="0" w:sz="4" w:val="single"/>
-              <w:bottom w:color="000000" w:space="0" w:sz="4" w:val="single"/>
-              <w:right w:color="000000" w:space="0" w:sz="4" w:val="single"/>
-            </w:tcBorders>
-            <w:tcMar>
-              <w:top w:w="100.0" w:type="dxa"/>
-              <w:left w:w="100.0" w:type="dxa"/>
-              <w:bottom w:w="100.0" w:type="dxa"/>
-              <w:right w:w="100.0" w:type="dxa"/>
-            </w:tcMar>
-            <w:vAlign w:val="top"/>
-          </w:tcPr>
-          <w:p>
-            <w:pPr>
-              <w:spacing w:after="480" w:line="276" w:lineRule="auto"/>
-              <w:jc w:val="both"/>
-              <w:rPr>
-                <w:rFonts w:ascii="Arial" w:cs="Arial" w:eastAsia="Arial" w:hAnsi="Arial"/>
-                <w:color w:val="1f1f1f"/>
-                <w:sz w:val="18"/>
-                <w:szCs w:val="18"/>
-              </w:rPr>
-            </w:pPr>
-            <w:r>
-              <w:rPr>
-                <w:rFonts w:ascii="Arial" w:cs="Arial" w:eastAsia="Arial" w:hAnsi="Arial"/>
-                <w:color w:val="1f1f1f"/>
-                <w:sz w:val="18"/>
-                <w:szCs w:val="18"/>
-                <w:rtl w:val="0"/>
-              </w:rPr>
-              <w:t xml:space="preserve">2 semanas</w:t>
-            </w:r>
-          </w:p>
-        </w:tc>
-        <w:tc>
-          <w:tcPr>
-            <w:tcBorders>
-              <w:top w:color="000000" w:space="0" w:sz="4" w:val="single"/>
-              <w:left w:color="000000" w:space="0" w:sz="4" w:val="single"/>
-              <w:bottom w:color="000000" w:space="0" w:sz="4" w:val="single"/>
-              <w:right w:color="000000" w:space="0" w:sz="4" w:val="single"/>
-            </w:tcBorders>
-            <w:tcMar>
-              <w:top w:w="100.0" w:type="dxa"/>
-              <w:left w:w="100.0" w:type="dxa"/>
-              <w:bottom w:w="100.0" w:type="dxa"/>
-              <w:right w:w="100.0" w:type="dxa"/>
-            </w:tcMar>
-            <w:vAlign w:val="top"/>
-          </w:tcPr>
-          <w:p>
-            <w:pPr>
-              <w:spacing w:after="480" w:line="276" w:lineRule="auto"/>
-              <w:jc w:val="both"/>
-              <w:rPr>
-                <w:rFonts w:ascii="Arial" w:cs="Arial" w:eastAsia="Arial" w:hAnsi="Arial"/>
-                <w:color w:val="1f1f1f"/>
-                <w:sz w:val="18"/>
-                <w:szCs w:val="18"/>
-              </w:rPr>
-            </w:pPr>
-            <w:r>
-              <w:rPr>
-                <w:rFonts w:ascii="Arial" w:cs="Arial" w:eastAsia="Arial" w:hAnsi="Arial"/>
-                <w:color w:val="1f1f1f"/>
-                <w:sz w:val="18"/>
-                <w:szCs w:val="18"/>
-                <w:rtl w:val="0"/>
-              </w:rPr>
-              <w:t xml:space="preserve">Alex Armijo</w:t>
-            </w:r>
-          </w:p>
-        </w:tc>
-        <w:tc>
-          <w:tcPr>
-            <w:tcBorders>
-              <w:top w:color="000000" w:space="0" w:sz="4" w:val="single"/>
-              <w:left w:color="000000" w:space="0" w:sz="4" w:val="single"/>
-              <w:bottom w:color="000000" w:space="0" w:sz="4" w:val="single"/>
-              <w:right w:color="000000" w:space="0" w:sz="4" w:val="single"/>
-            </w:tcBorders>
-            <w:tcMar>
-              <w:top w:w="100.0" w:type="dxa"/>
-              <w:left w:w="100.0" w:type="dxa"/>
-              <w:bottom w:w="100.0" w:type="dxa"/>
-              <w:right w:w="100.0" w:type="dxa"/>
-            </w:tcMar>
-            <w:vAlign w:val="top"/>
-          </w:tcPr>
-          <w:p>
-            <w:pPr>
-              <w:spacing w:after="480" w:line="276" w:lineRule="auto"/>
-              <w:jc w:val="both"/>
-              <w:rPr>
-                <w:rFonts w:ascii="Arial" w:cs="Arial" w:eastAsia="Arial" w:hAnsi="Arial"/>
-                <w:color w:val="1f1f1f"/>
-                <w:sz w:val="18"/>
-                <w:szCs w:val="18"/>
-              </w:rPr>
-            </w:pPr>
-            <w:r>
-              <w:rPr>
-                <w:rFonts w:ascii="Arial" w:cs="Arial" w:eastAsia="Arial" w:hAnsi="Arial"/>
-                <w:color w:val="1f1f1f"/>
-                <w:sz w:val="18"/>
-                <w:szCs w:val="18"/>
-                <w:rtl w:val="0"/>
-              </w:rPr>
-              <w:t xml:space="preserve">Incluye mecanismo con hasta 3 reintentos de transmisión.</w:t>
+              <w:t xml:space="preserve">Entornos interactivos adaptados a Meta Quest 3.</w:t>
             </w:r>
           </w:p>
         </w:tc>
@@ -6050,16 +5861,16 @@
         <w:tc>
           <w:tcPr>
             <w:tcBorders>
-              <w:top w:color="000000" w:space="0" w:sz="4" w:val="single"/>
-              <w:left w:color="000000" w:space="0" w:sz="4" w:val="single"/>
-              <w:bottom w:color="000000" w:space="0" w:sz="4" w:val="single"/>
-              <w:right w:color="000000" w:space="0" w:sz="4" w:val="single"/>
+              <w:top w:color="c4c7c5" w:space="0" w:sz="5" w:val="single"/>
+              <w:left w:color="c4c7c5" w:space="0" w:sz="5" w:val="single"/>
+              <w:bottom w:color="c4c7c5" w:space="0" w:sz="5" w:val="single"/>
+              <w:right w:color="c4c7c5" w:space="0" w:sz="5" w:val="single"/>
             </w:tcBorders>
             <w:tcMar>
-              <w:top w:w="100.0" w:type="dxa"/>
-              <w:left w:w="100.0" w:type="dxa"/>
-              <w:bottom w:w="100.0" w:type="dxa"/>
-              <w:right w:w="100.0" w:type="dxa"/>
+              <w:top w:w="120.0" w:type="dxa"/>
+              <w:left w:w="180.0" w:type="dxa"/>
+              <w:bottom w:w="120.0" w:type="dxa"/>
+              <w:right w:w="180.0" w:type="dxa"/>
             </w:tcMar>
             <w:vAlign w:val="top"/>
           </w:tcPr>
@@ -6069,6 +5880,8 @@
               <w:jc w:val="both"/>
               <w:rPr>
                 <w:rFonts w:ascii="Arial" w:cs="Arial" w:eastAsia="Arial" w:hAnsi="Arial"/>
+                <w:b w:val="1"/>
+                <w:bCs w:val="1"/>
                 <w:color w:val="1f1f1f"/>
                 <w:sz w:val="18"/>
                 <w:szCs w:val="18"/>
@@ -6084,28 +5897,23 @@
                 <w:szCs w:val="18"/>
                 <w:rtl w:val="0"/>
               </w:rPr>
-              <w:t xml:space="preserve">Diseñar y generar soluciones que permitan resolver los requerimientos de información en el contexto de las organizaciones, considerando bases de datos relacionales y no relacionales.</w:t>
-            </w:r>
-            <w:r>
-              <w:rPr>
-                <w:rtl w:val="0"/>
-              </w:rPr>
+              <w:t xml:space="preserve">Diseñar y generar soluciones...</w:t>
             </w:r>
           </w:p>
         </w:tc>
         <w:tc>
           <w:tcPr>
             <w:tcBorders>
-              <w:top w:color="000000" w:space="0" w:sz="4" w:val="single"/>
-              <w:left w:color="000000" w:space="0" w:sz="4" w:val="single"/>
-              <w:bottom w:color="000000" w:space="0" w:sz="4" w:val="single"/>
-              <w:right w:color="000000" w:space="0" w:sz="4" w:val="single"/>
+              <w:top w:color="c4c7c5" w:space="0" w:sz="5" w:val="single"/>
+              <w:left w:color="c4c7c5" w:space="0" w:sz="5" w:val="single"/>
+              <w:bottom w:color="c4c7c5" w:space="0" w:sz="5" w:val="single"/>
+              <w:right w:color="c4c7c5" w:space="0" w:sz="5" w:val="single"/>
             </w:tcBorders>
             <w:tcMar>
-              <w:top w:w="100.0" w:type="dxa"/>
-              <w:left w:w="100.0" w:type="dxa"/>
-              <w:bottom w:w="100.0" w:type="dxa"/>
-              <w:right w:w="100.0" w:type="dxa"/>
+              <w:top w:w="120.0" w:type="dxa"/>
+              <w:left w:w="180.0" w:type="dxa"/>
+              <w:bottom w:w="120.0" w:type="dxa"/>
+              <w:right w:w="180.0" w:type="dxa"/>
             </w:tcMar>
             <w:vAlign w:val="top"/>
           </w:tcPr>
@@ -6130,7 +5938,7 @@
                 <w:szCs w:val="18"/>
                 <w:rtl w:val="0"/>
               </w:rPr>
-              <w:t xml:space="preserve">Despliegue y persistencia Backend Serverless en AWS</w:t>
+              <w:t xml:space="preserve">Investigación y Entrenamiento de Inteligencia Artificial</w:t>
             </w:r>
             <w:r>
               <w:rPr>
@@ -6142,22 +5950,22 @@
         <w:tc>
           <w:tcPr>
             <w:tcBorders>
-              <w:top w:color="000000" w:space="0" w:sz="4" w:val="single"/>
-              <w:left w:color="000000" w:space="0" w:sz="4" w:val="single"/>
-              <w:bottom w:color="000000" w:space="0" w:sz="4" w:val="single"/>
-              <w:right w:color="000000" w:space="0" w:sz="4" w:val="single"/>
+              <w:top w:color="c4c7c5" w:space="0" w:sz="5" w:val="single"/>
+              <w:left w:color="c4c7c5" w:space="0" w:sz="5" w:val="single"/>
+              <w:bottom w:color="c4c7c5" w:space="0" w:sz="5" w:val="single"/>
+              <w:right w:color="c4c7c5" w:space="0" w:sz="5" w:val="single"/>
             </w:tcBorders>
             <w:tcMar>
-              <w:top w:w="100.0" w:type="dxa"/>
-              <w:left w:w="100.0" w:type="dxa"/>
-              <w:bottom w:w="100.0" w:type="dxa"/>
-              <w:right w:w="100.0" w:type="dxa"/>
+              <w:top w:w="120.0" w:type="dxa"/>
+              <w:left w:w="180.0" w:type="dxa"/>
+              <w:bottom w:w="120.0" w:type="dxa"/>
+              <w:right w:w="180.0" w:type="dxa"/>
             </w:tcMar>
             <w:vAlign w:val="top"/>
           </w:tcPr>
           <w:p>
             <w:pPr>
-              <w:spacing w:after="240" w:before="240" w:line="276" w:lineRule="auto"/>
+              <w:spacing w:after="480" w:line="276" w:lineRule="auto"/>
               <w:jc w:val="both"/>
               <w:rPr>
                 <w:rFonts w:ascii="Arial" w:cs="Arial" w:eastAsia="Arial" w:hAnsi="Arial"/>
@@ -6174,29 +5982,29 @@
                 <w:szCs w:val="18"/>
                 <w:rtl w:val="0"/>
               </w:rPr>
-              <w:t xml:space="preserve">Configuración de endpoints REST, 17 funciones Lambda (sesiones/métricas), tablas NoSQL en DynamoDB y bucket S3 para almacenamiento de JSON.</w:t>
+              <w:t xml:space="preserve">Estudio de viabilidad técnica, preparación de datos, entrenamiento del modelo cognitivo y fases de reentrenamiento.</w:t>
             </w:r>
           </w:p>
         </w:tc>
         <w:tc>
           <w:tcPr>
             <w:tcBorders>
-              <w:top w:color="000000" w:space="0" w:sz="4" w:val="single"/>
-              <w:left w:color="000000" w:space="0" w:sz="4" w:val="single"/>
-              <w:bottom w:color="000000" w:space="0" w:sz="4" w:val="single"/>
-              <w:right w:color="000000" w:space="0" w:sz="4" w:val="single"/>
+              <w:top w:color="c4c7c5" w:space="0" w:sz="5" w:val="single"/>
+              <w:left w:color="c4c7c5" w:space="0" w:sz="5" w:val="single"/>
+              <w:bottom w:color="c4c7c5" w:space="0" w:sz="5" w:val="single"/>
+              <w:right w:color="c4c7c5" w:space="0" w:sz="5" w:val="single"/>
             </w:tcBorders>
             <w:tcMar>
-              <w:top w:w="100.0" w:type="dxa"/>
-              <w:left w:w="100.0" w:type="dxa"/>
-              <w:bottom w:w="100.0" w:type="dxa"/>
-              <w:right w:w="100.0" w:type="dxa"/>
+              <w:top w:w="120.0" w:type="dxa"/>
+              <w:left w:w="180.0" w:type="dxa"/>
+              <w:bottom w:w="120.0" w:type="dxa"/>
+              <w:right w:w="180.0" w:type="dxa"/>
             </w:tcMar>
             <w:vAlign w:val="top"/>
           </w:tcPr>
           <w:p>
             <w:pPr>
-              <w:spacing w:after="240" w:before="240" w:line="276" w:lineRule="auto"/>
+              <w:spacing w:after="480" w:line="276" w:lineRule="auto"/>
               <w:jc w:val="both"/>
               <w:rPr>
                 <w:rFonts w:ascii="Arial" w:cs="Arial" w:eastAsia="Arial" w:hAnsi="Arial"/>
@@ -6213,23 +6021,23 @@
                 <w:szCs w:val="18"/>
                 <w:rtl w:val="0"/>
               </w:rPr>
-              <w:t xml:space="preserve">AWS Lambda, DynamoDB, S3, IAM, CloudWatch.</w:t>
+              <w:t xml:space="preserve">Python, Scikit-learn, AWS Lambda, S3.</w:t>
             </w:r>
           </w:p>
         </w:tc>
         <w:tc>
           <w:tcPr>
             <w:tcBorders>
-              <w:top w:color="000000" w:space="0" w:sz="4" w:val="single"/>
-              <w:left w:color="000000" w:space="0" w:sz="4" w:val="single"/>
-              <w:bottom w:color="000000" w:space="0" w:sz="4" w:val="single"/>
-              <w:right w:color="000000" w:space="0" w:sz="4" w:val="single"/>
+              <w:top w:color="c4c7c5" w:space="0" w:sz="5" w:val="single"/>
+              <w:left w:color="c4c7c5" w:space="0" w:sz="5" w:val="single"/>
+              <w:bottom w:color="c4c7c5" w:space="0" w:sz="5" w:val="single"/>
+              <w:right w:color="c4c7c5" w:space="0" w:sz="5" w:val="single"/>
             </w:tcBorders>
             <w:tcMar>
-              <w:top w:w="100.0" w:type="dxa"/>
-              <w:left w:w="100.0" w:type="dxa"/>
-              <w:bottom w:w="100.0" w:type="dxa"/>
-              <w:right w:w="100.0" w:type="dxa"/>
+              <w:top w:w="120.0" w:type="dxa"/>
+              <w:left w:w="180.0" w:type="dxa"/>
+              <w:bottom w:w="120.0" w:type="dxa"/>
+              <w:right w:w="180.0" w:type="dxa"/>
             </w:tcMar>
             <w:vAlign w:val="top"/>
           </w:tcPr>
@@ -6252,23 +6060,23 @@
                 <w:szCs w:val="18"/>
                 <w:rtl w:val="0"/>
               </w:rPr>
-              <w:t xml:space="preserve">4 semanas</w:t>
+              <w:t xml:space="preserve">5 semanas</w:t>
             </w:r>
           </w:p>
         </w:tc>
         <w:tc>
           <w:tcPr>
             <w:tcBorders>
-              <w:top w:color="000000" w:space="0" w:sz="4" w:val="single"/>
-              <w:left w:color="000000" w:space="0" w:sz="4" w:val="single"/>
-              <w:bottom w:color="000000" w:space="0" w:sz="4" w:val="single"/>
-              <w:right w:color="000000" w:space="0" w:sz="4" w:val="single"/>
+              <w:top w:color="c4c7c5" w:space="0" w:sz="5" w:val="single"/>
+              <w:left w:color="c4c7c5" w:space="0" w:sz="5" w:val="single"/>
+              <w:bottom w:color="c4c7c5" w:space="0" w:sz="5" w:val="single"/>
+              <w:right w:color="c4c7c5" w:space="0" w:sz="5" w:val="single"/>
             </w:tcBorders>
             <w:tcMar>
-              <w:top w:w="100.0" w:type="dxa"/>
-              <w:left w:w="100.0" w:type="dxa"/>
-              <w:bottom w:w="100.0" w:type="dxa"/>
-              <w:right w:w="100.0" w:type="dxa"/>
+              <w:top w:w="120.0" w:type="dxa"/>
+              <w:left w:w="180.0" w:type="dxa"/>
+              <w:bottom w:w="120.0" w:type="dxa"/>
+              <w:right w:w="180.0" w:type="dxa"/>
             </w:tcMar>
             <w:vAlign w:val="top"/>
           </w:tcPr>
@@ -6285,24 +6093,29 @@
             </w:pPr>
             <w:r>
               <w:rPr>
-                <w:rtl w:val="0"/>
-              </w:rPr>
+                <w:rFonts w:ascii="Arial" w:cs="Arial" w:eastAsia="Arial" w:hAnsi="Arial"/>
+                <w:color w:val="1f1f1f"/>
+                <w:sz w:val="18"/>
+                <w:szCs w:val="18"/>
+                <w:rtl w:val="0"/>
+              </w:rPr>
+              <w:t xml:space="preserve">Sebastián Calderón</w:t>
             </w:r>
           </w:p>
         </w:tc>
         <w:tc>
           <w:tcPr>
             <w:tcBorders>
-              <w:top w:color="000000" w:space="0" w:sz="4" w:val="single"/>
-              <w:left w:color="000000" w:space="0" w:sz="4" w:val="single"/>
-              <w:bottom w:color="000000" w:space="0" w:sz="4" w:val="single"/>
-              <w:right w:color="000000" w:space="0" w:sz="4" w:val="single"/>
+              <w:top w:color="c4c7c5" w:space="0" w:sz="5" w:val="single"/>
+              <w:left w:color="c4c7c5" w:space="0" w:sz="5" w:val="single"/>
+              <w:bottom w:color="c4c7c5" w:space="0" w:sz="5" w:val="single"/>
+              <w:right w:color="c4c7c5" w:space="0" w:sz="5" w:val="single"/>
             </w:tcBorders>
             <w:tcMar>
-              <w:top w:w="100.0" w:type="dxa"/>
-              <w:left w:w="100.0" w:type="dxa"/>
-              <w:bottom w:w="100.0" w:type="dxa"/>
-              <w:right w:w="100.0" w:type="dxa"/>
+              <w:top w:w="120.0" w:type="dxa"/>
+              <w:left w:w="180.0" w:type="dxa"/>
+              <w:bottom w:w="120.0" w:type="dxa"/>
+              <w:right w:w="180.0" w:type="dxa"/>
             </w:tcMar>
             <w:vAlign w:val="top"/>
           </w:tcPr>
@@ -6325,7 +6138,7 @@
                 <w:szCs w:val="18"/>
                 <w:rtl w:val="0"/>
               </w:rPr>
-              <w:t xml:space="preserve">Arquitectura escalable de bajo costo</w:t>
+              <w:t xml:space="preserve">Permite la estimación objetiva del desempeño del paciente.</w:t>
             </w:r>
           </w:p>
         </w:tc>
@@ -6338,16 +6151,16 @@
         <w:tc>
           <w:tcPr>
             <w:tcBorders>
-              <w:top w:color="000000" w:space="0" w:sz="4" w:val="single"/>
-              <w:left w:color="000000" w:space="0" w:sz="4" w:val="single"/>
-              <w:bottom w:color="000000" w:space="0" w:sz="4" w:val="single"/>
-              <w:right w:color="000000" w:space="0" w:sz="4" w:val="single"/>
+              <w:top w:color="c4c7c5" w:space="0" w:sz="5" w:val="single"/>
+              <w:left w:color="c4c7c5" w:space="0" w:sz="5" w:val="single"/>
+              <w:bottom w:color="c4c7c5" w:space="0" w:sz="5" w:val="single"/>
+              <w:right w:color="c4c7c5" w:space="0" w:sz="5" w:val="single"/>
             </w:tcBorders>
             <w:tcMar>
-              <w:top w:w="100.0" w:type="dxa"/>
-              <w:left w:w="100.0" w:type="dxa"/>
-              <w:bottom w:w="100.0" w:type="dxa"/>
-              <w:right w:w="100.0" w:type="dxa"/>
+              <w:top w:w="120.0" w:type="dxa"/>
+              <w:left w:w="180.0" w:type="dxa"/>
+              <w:bottom w:w="120.0" w:type="dxa"/>
+              <w:right w:w="180.0" w:type="dxa"/>
             </w:tcMar>
             <w:vAlign w:val="top"/>
           </w:tcPr>
@@ -6357,6 +6170,8 @@
               <w:jc w:val="both"/>
               <w:rPr>
                 <w:rFonts w:ascii="Arial" w:cs="Arial" w:eastAsia="Arial" w:hAnsi="Arial"/>
+                <w:b w:val="1"/>
+                <w:bCs w:val="1"/>
                 <w:color w:val="1f1f1f"/>
                 <w:sz w:val="18"/>
                 <w:szCs w:val="18"/>
@@ -6372,28 +6187,23 @@
                 <w:szCs w:val="18"/>
                 <w:rtl w:val="0"/>
               </w:rPr>
-              <w:t xml:space="preserve">Diseñar y generar soluciones de software innovadoras y de calidad, aplicando el ciclo de vida de éste, según las características del proyecto, las mejores prácticas de la industria y sus estándares de calidad.</w:t>
-            </w:r>
-            <w:r>
-              <w:rPr>
-                <w:rtl w:val="0"/>
-              </w:rPr>
+              <w:t xml:space="preserve">Desarrollar proyectos de software...</w:t>
             </w:r>
           </w:p>
         </w:tc>
         <w:tc>
           <w:tcPr>
             <w:tcBorders>
-              <w:top w:color="000000" w:space="0" w:sz="4" w:val="single"/>
-              <w:left w:color="000000" w:space="0" w:sz="4" w:val="single"/>
-              <w:bottom w:color="000000" w:space="0" w:sz="4" w:val="single"/>
-              <w:right w:color="000000" w:space="0" w:sz="4" w:val="single"/>
+              <w:top w:color="c4c7c5" w:space="0" w:sz="5" w:val="single"/>
+              <w:left w:color="c4c7c5" w:space="0" w:sz="5" w:val="single"/>
+              <w:bottom w:color="c4c7c5" w:space="0" w:sz="5" w:val="single"/>
+              <w:right w:color="c4c7c5" w:space="0" w:sz="5" w:val="single"/>
             </w:tcBorders>
             <w:tcMar>
-              <w:top w:w="100.0" w:type="dxa"/>
-              <w:left w:w="100.0" w:type="dxa"/>
-              <w:bottom w:w="100.0" w:type="dxa"/>
-              <w:right w:w="100.0" w:type="dxa"/>
+              <w:top w:w="120.0" w:type="dxa"/>
+              <w:left w:w="180.0" w:type="dxa"/>
+              <w:bottom w:w="120.0" w:type="dxa"/>
+              <w:right w:w="180.0" w:type="dxa"/>
             </w:tcMar>
             <w:vAlign w:val="top"/>
           </w:tcPr>
@@ -6418,7 +6228,7 @@
                 <w:szCs w:val="18"/>
                 <w:rtl w:val="0"/>
               </w:rPr>
-              <w:t xml:space="preserve">Desarrollo de Dashboard (Gráficos, Administradores y Capacitadores)</w:t>
+              <w:t xml:space="preserve">Implementación de Dificultad Adaptativa en Escenarios</w:t>
             </w:r>
             <w:r>
               <w:rPr>
@@ -6430,22 +6240,22 @@
         <w:tc>
           <w:tcPr>
             <w:tcBorders>
-              <w:top w:color="000000" w:space="0" w:sz="4" w:val="single"/>
-              <w:left w:color="000000" w:space="0" w:sz="4" w:val="single"/>
-              <w:bottom w:color="000000" w:space="0" w:sz="4" w:val="single"/>
-              <w:right w:color="000000" w:space="0" w:sz="4" w:val="single"/>
+              <w:top w:color="c4c7c5" w:space="0" w:sz="5" w:val="single"/>
+              <w:left w:color="c4c7c5" w:space="0" w:sz="5" w:val="single"/>
+              <w:bottom w:color="c4c7c5" w:space="0" w:sz="5" w:val="single"/>
+              <w:right w:color="c4c7c5" w:space="0" w:sz="5" w:val="single"/>
             </w:tcBorders>
             <w:tcMar>
-              <w:top w:w="100.0" w:type="dxa"/>
-              <w:left w:w="100.0" w:type="dxa"/>
-              <w:bottom w:w="100.0" w:type="dxa"/>
-              <w:right w:w="100.0" w:type="dxa"/>
+              <w:top w:w="120.0" w:type="dxa"/>
+              <w:left w:w="180.0" w:type="dxa"/>
+              <w:bottom w:w="120.0" w:type="dxa"/>
+              <w:right w:w="180.0" w:type="dxa"/>
             </w:tcMar>
             <w:vAlign w:val="top"/>
           </w:tcPr>
           <w:p>
             <w:pPr>
-              <w:spacing w:after="240" w:before="240" w:line="276" w:lineRule="auto"/>
+              <w:spacing w:after="480" w:line="276" w:lineRule="auto"/>
               <w:jc w:val="both"/>
               <w:rPr>
                 <w:rFonts w:ascii="Arial" w:cs="Arial" w:eastAsia="Arial" w:hAnsi="Arial"/>
@@ -6462,29 +6272,29 @@
                 <w:szCs w:val="18"/>
                 <w:rtl w:val="0"/>
               </w:rPr>
-              <w:t xml:space="preserve">Frontend web con autenticación RBAC vía Cognito, vistas de vinculación de sesiones y componentes de gráficos interactivos para el JSON clínico.</w:t>
+              <w:t xml:space="preserve">Programación del algoritmo condicional que restringe o desbloquea niveles según el rendimiento del usuario.</w:t>
             </w:r>
           </w:p>
         </w:tc>
         <w:tc>
           <w:tcPr>
             <w:tcBorders>
-              <w:top w:color="000000" w:space="0" w:sz="4" w:val="single"/>
-              <w:left w:color="000000" w:space="0" w:sz="4" w:val="single"/>
-              <w:bottom w:color="000000" w:space="0" w:sz="4" w:val="single"/>
-              <w:right w:color="000000" w:space="0" w:sz="4" w:val="single"/>
+              <w:top w:color="c4c7c5" w:space="0" w:sz="5" w:val="single"/>
+              <w:left w:color="c4c7c5" w:space="0" w:sz="5" w:val="single"/>
+              <w:bottom w:color="c4c7c5" w:space="0" w:sz="5" w:val="single"/>
+              <w:right w:color="c4c7c5" w:space="0" w:sz="5" w:val="single"/>
             </w:tcBorders>
             <w:tcMar>
-              <w:top w:w="100.0" w:type="dxa"/>
-              <w:left w:w="100.0" w:type="dxa"/>
-              <w:bottom w:w="100.0" w:type="dxa"/>
-              <w:right w:w="100.0" w:type="dxa"/>
+              <w:top w:w="120.0" w:type="dxa"/>
+              <w:left w:w="180.0" w:type="dxa"/>
+              <w:bottom w:w="120.0" w:type="dxa"/>
+              <w:right w:w="180.0" w:type="dxa"/>
             </w:tcMar>
             <w:vAlign w:val="top"/>
           </w:tcPr>
           <w:p>
             <w:pPr>
-              <w:spacing w:after="240" w:before="240" w:line="276" w:lineRule="auto"/>
+              <w:spacing w:after="480" w:line="276" w:lineRule="auto"/>
               <w:jc w:val="both"/>
               <w:rPr>
                 <w:rFonts w:ascii="Arial" w:cs="Arial" w:eastAsia="Arial" w:hAnsi="Arial"/>
@@ -6501,23 +6311,23 @@
                 <w:szCs w:val="18"/>
                 <w:rtl w:val="0"/>
               </w:rPr>
-              <w:t xml:space="preserve">React/Vue, Chart.js, Cognito SDK.</w:t>
+              <w:t xml:space="preserve">Unity 3D, C#, Meta Quest 3.</w:t>
             </w:r>
           </w:p>
         </w:tc>
         <w:tc>
           <w:tcPr>
             <w:tcBorders>
-              <w:top w:color="000000" w:space="0" w:sz="4" w:val="single"/>
-              <w:left w:color="000000" w:space="0" w:sz="4" w:val="single"/>
-              <w:bottom w:color="000000" w:space="0" w:sz="4" w:val="single"/>
-              <w:right w:color="000000" w:space="0" w:sz="4" w:val="single"/>
+              <w:top w:color="c4c7c5" w:space="0" w:sz="5" w:val="single"/>
+              <w:left w:color="c4c7c5" w:space="0" w:sz="5" w:val="single"/>
+              <w:bottom w:color="c4c7c5" w:space="0" w:sz="5" w:val="single"/>
+              <w:right w:color="c4c7c5" w:space="0" w:sz="5" w:val="single"/>
             </w:tcBorders>
             <w:tcMar>
-              <w:top w:w="100.0" w:type="dxa"/>
-              <w:left w:w="100.0" w:type="dxa"/>
-              <w:bottom w:w="100.0" w:type="dxa"/>
-              <w:right w:w="100.0" w:type="dxa"/>
+              <w:top w:w="120.0" w:type="dxa"/>
+              <w:left w:w="180.0" w:type="dxa"/>
+              <w:bottom w:w="120.0" w:type="dxa"/>
+              <w:right w:w="180.0" w:type="dxa"/>
             </w:tcMar>
             <w:vAlign w:val="top"/>
           </w:tcPr>
@@ -6540,23 +6350,23 @@
                 <w:szCs w:val="18"/>
                 <w:rtl w:val="0"/>
               </w:rPr>
-              <w:t xml:space="preserve">3 semanas</w:t>
+              <w:t xml:space="preserve">4 semanas</w:t>
             </w:r>
           </w:p>
         </w:tc>
         <w:tc>
           <w:tcPr>
             <w:tcBorders>
-              <w:top w:color="000000" w:space="0" w:sz="4" w:val="single"/>
-              <w:left w:color="000000" w:space="0" w:sz="4" w:val="single"/>
-              <w:bottom w:color="000000" w:space="0" w:sz="4" w:val="single"/>
-              <w:right w:color="000000" w:space="0" w:sz="4" w:val="single"/>
+              <w:top w:color="c4c7c5" w:space="0" w:sz="5" w:val="single"/>
+              <w:left w:color="c4c7c5" w:space="0" w:sz="5" w:val="single"/>
+              <w:bottom w:color="c4c7c5" w:space="0" w:sz="5" w:val="single"/>
+              <w:right w:color="c4c7c5" w:space="0" w:sz="5" w:val="single"/>
             </w:tcBorders>
             <w:tcMar>
-              <w:top w:w="100.0" w:type="dxa"/>
-              <w:left w:w="100.0" w:type="dxa"/>
-              <w:bottom w:w="100.0" w:type="dxa"/>
-              <w:right w:w="100.0" w:type="dxa"/>
+              <w:top w:w="120.0" w:type="dxa"/>
+              <w:left w:w="180.0" w:type="dxa"/>
+              <w:bottom w:w="120.0" w:type="dxa"/>
+              <w:right w:w="180.0" w:type="dxa"/>
             </w:tcMar>
             <w:vAlign w:val="top"/>
           </w:tcPr>
@@ -6586,16 +6396,16 @@
         <w:tc>
           <w:tcPr>
             <w:tcBorders>
-              <w:top w:color="000000" w:space="0" w:sz="4" w:val="single"/>
-              <w:left w:color="000000" w:space="0" w:sz="4" w:val="single"/>
-              <w:bottom w:color="000000" w:space="0" w:sz="4" w:val="single"/>
-              <w:right w:color="000000" w:space="0" w:sz="4" w:val="single"/>
+              <w:top w:color="c4c7c5" w:space="0" w:sz="5" w:val="single"/>
+              <w:left w:color="c4c7c5" w:space="0" w:sz="5" w:val="single"/>
+              <w:bottom w:color="c4c7c5" w:space="0" w:sz="5" w:val="single"/>
+              <w:right w:color="c4c7c5" w:space="0" w:sz="5" w:val="single"/>
             </w:tcBorders>
             <w:tcMar>
-              <w:top w:w="100.0" w:type="dxa"/>
-              <w:left w:w="100.0" w:type="dxa"/>
-              <w:bottom w:w="100.0" w:type="dxa"/>
-              <w:right w:w="100.0" w:type="dxa"/>
+              <w:top w:w="120.0" w:type="dxa"/>
+              <w:left w:w="180.0" w:type="dxa"/>
+              <w:bottom w:w="120.0" w:type="dxa"/>
+              <w:right w:w="180.0" w:type="dxa"/>
             </w:tcMar>
             <w:vAlign w:val="top"/>
           </w:tcPr>
@@ -6618,7 +6428,7 @@
                 <w:szCs w:val="18"/>
                 <w:rtl w:val="0"/>
               </w:rPr>
-              <w:t xml:space="preserve">Brinda herramientas de análisis a capacitadores y gestión/auditoría a administradores.</w:t>
+              <w:t xml:space="preserve">Asegura progresión clínica controlada y evita frustración.</w:t>
             </w:r>
           </w:p>
         </w:tc>
@@ -6631,16 +6441,16 @@
         <w:tc>
           <w:tcPr>
             <w:tcBorders>
-              <w:top w:color="000000" w:space="0" w:sz="4" w:val="single"/>
-              <w:left w:color="000000" w:space="0" w:sz="4" w:val="single"/>
-              <w:bottom w:color="000000" w:space="0" w:sz="4" w:val="single"/>
-              <w:right w:color="000000" w:space="0" w:sz="4" w:val="single"/>
+              <w:top w:color="c4c7c5" w:space="0" w:sz="5" w:val="single"/>
+              <w:left w:color="c4c7c5" w:space="0" w:sz="5" w:val="single"/>
+              <w:bottom w:color="c4c7c5" w:space="0" w:sz="5" w:val="single"/>
+              <w:right w:color="c4c7c5" w:space="0" w:sz="5" w:val="single"/>
             </w:tcBorders>
             <w:tcMar>
-              <w:top w:w="100.0" w:type="dxa"/>
-              <w:left w:w="100.0" w:type="dxa"/>
-              <w:bottom w:w="100.0" w:type="dxa"/>
-              <w:right w:w="100.0" w:type="dxa"/>
+              <w:top w:w="120.0" w:type="dxa"/>
+              <w:left w:w="180.0" w:type="dxa"/>
+              <w:bottom w:w="120.0" w:type="dxa"/>
+              <w:right w:w="180.0" w:type="dxa"/>
             </w:tcMar>
             <w:vAlign w:val="top"/>
           </w:tcPr>
@@ -6650,6 +6460,8 @@
               <w:jc w:val="both"/>
               <w:rPr>
                 <w:rFonts w:ascii="Arial" w:cs="Arial" w:eastAsia="Arial" w:hAnsi="Arial"/>
+                <w:b w:val="1"/>
+                <w:bCs w:val="1"/>
                 <w:color w:val="1f1f1f"/>
                 <w:sz w:val="18"/>
                 <w:szCs w:val="18"/>
@@ -6665,28 +6477,23 @@
                 <w:szCs w:val="18"/>
                 <w:rtl w:val="0"/>
               </w:rPr>
-              <w:t xml:space="preserve">Evaluar y gestionar proyectos en su área de especialización profesional, durante todo el ciclo de vida, de acuerdo a buenas prácticas y utilizando metodologías y herramientas de software, para cumplir con los requerimientos de la organización en contextos tradicionales y ágiles.</w:t>
-            </w:r>
-            <w:r>
-              <w:rPr>
-                <w:rtl w:val="0"/>
-              </w:rPr>
+              <w:t xml:space="preserve">Desarrollar proyectos de software...</w:t>
             </w:r>
           </w:p>
         </w:tc>
         <w:tc>
           <w:tcPr>
             <w:tcBorders>
-              <w:top w:color="000000" w:space="0" w:sz="4" w:val="single"/>
-              <w:left w:color="000000" w:space="0" w:sz="4" w:val="single"/>
-              <w:bottom w:color="000000" w:space="0" w:sz="4" w:val="single"/>
-              <w:right w:color="000000" w:space="0" w:sz="4" w:val="single"/>
+              <w:top w:color="c4c7c5" w:space="0" w:sz="5" w:val="single"/>
+              <w:left w:color="c4c7c5" w:space="0" w:sz="5" w:val="single"/>
+              <w:bottom w:color="c4c7c5" w:space="0" w:sz="5" w:val="single"/>
+              <w:right w:color="c4c7c5" w:space="0" w:sz="5" w:val="single"/>
             </w:tcBorders>
             <w:tcMar>
-              <w:top w:w="100.0" w:type="dxa"/>
-              <w:left w:w="100.0" w:type="dxa"/>
-              <w:bottom w:w="100.0" w:type="dxa"/>
-              <w:right w:w="100.0" w:type="dxa"/>
+              <w:top w:w="120.0" w:type="dxa"/>
+              <w:left w:w="180.0" w:type="dxa"/>
+              <w:bottom w:w="120.0" w:type="dxa"/>
+              <w:right w:w="180.0" w:type="dxa"/>
             </w:tcMar>
             <w:vAlign w:val="top"/>
           </w:tcPr>
@@ -6711,7 +6518,7 @@
                 <w:szCs w:val="18"/>
                 <w:rtl w:val="0"/>
               </w:rPr>
-              <w:t xml:space="preserve">Pruebas integrales de flujo completo E2E y auditoría</w:t>
+              <w:t xml:space="preserve">Refinación de Escenarios, Pruebas y Corrección de Errores</w:t>
             </w:r>
             <w:r>
               <w:rPr>
@@ -6723,22 +6530,22 @@
         <w:tc>
           <w:tcPr>
             <w:tcBorders>
-              <w:top w:color="000000" w:space="0" w:sz="4" w:val="single"/>
-              <w:left w:color="000000" w:space="0" w:sz="4" w:val="single"/>
-              <w:bottom w:color="000000" w:space="0" w:sz="4" w:val="single"/>
-              <w:right w:color="000000" w:space="0" w:sz="4" w:val="single"/>
+              <w:top w:color="c4c7c5" w:space="0" w:sz="5" w:val="single"/>
+              <w:left w:color="c4c7c5" w:space="0" w:sz="5" w:val="single"/>
+              <w:bottom w:color="c4c7c5" w:space="0" w:sz="5" w:val="single"/>
+              <w:right w:color="c4c7c5" w:space="0" w:sz="5" w:val="single"/>
             </w:tcBorders>
             <w:tcMar>
-              <w:top w:w="100.0" w:type="dxa"/>
-              <w:left w:w="100.0" w:type="dxa"/>
-              <w:bottom w:w="100.0" w:type="dxa"/>
-              <w:right w:w="100.0" w:type="dxa"/>
+              <w:top w:w="120.0" w:type="dxa"/>
+              <w:left w:w="180.0" w:type="dxa"/>
+              <w:bottom w:w="120.0" w:type="dxa"/>
+              <w:right w:w="180.0" w:type="dxa"/>
             </w:tcMar>
             <w:vAlign w:val="top"/>
           </w:tcPr>
           <w:p>
             <w:pPr>
-              <w:spacing w:after="240" w:before="240" w:line="276" w:lineRule="auto"/>
+              <w:spacing w:after="480" w:line="276" w:lineRule="auto"/>
               <w:jc w:val="both"/>
               <w:rPr>
                 <w:rFonts w:ascii="Arial" w:cs="Arial" w:eastAsia="Arial" w:hAnsi="Arial"/>
@@ -6747,45 +6554,37 @@
                 <w:szCs w:val="18"/>
               </w:rPr>
             </w:pPr>
-            <w:sdt>
-              <w:sdtPr>
-                <w:id w:val="-1815141466"/>
-                <w:tag w:val="goog_rdk_0"/>
-              </w:sdtPr>
-              <w:sdtContent>
-                <w:r>
-                  <w:rPr>
-                    <w:rFonts w:ascii="Arial Unicode MS" w:cs="Arial Unicode MS" w:eastAsia="Arial Unicode MS" w:hAnsi="Arial Unicode MS"/>
-                    <w:color w:val="1f1f1f"/>
-                    <w:sz w:val="18"/>
-                    <w:szCs w:val="18"/>
-                    <w:rtl w:val="0"/>
-                  </w:rPr>
-                  <w:t xml:space="preserve">Validación integral del ciclo: visor → código de vinculación → ejecución → envío JSON → visualización en Dashboard y logs en CloudWatch.</w:t>
-                </w:r>
-              </w:sdtContent>
-            </w:sdt>
+            <w:r>
+              <w:rPr>
+                <w:rFonts w:ascii="Arial" w:cs="Arial" w:eastAsia="Arial" w:hAnsi="Arial"/>
+                <w:color w:val="1f1f1f"/>
+                <w:sz w:val="18"/>
+                <w:szCs w:val="18"/>
+                <w:rtl w:val="0"/>
+              </w:rPr>
+              <w:t xml:space="preserve">Optimización visual/rendimiento de escenarios, pruebas de comportamiento por niveles y resolución de bugs.</w:t>
+            </w:r>
           </w:p>
         </w:tc>
         <w:tc>
           <w:tcPr>
             <w:tcBorders>
-              <w:top w:color="000000" w:space="0" w:sz="4" w:val="single"/>
-              <w:left w:color="000000" w:space="0" w:sz="4" w:val="single"/>
-              <w:bottom w:color="000000" w:space="0" w:sz="4" w:val="single"/>
-              <w:right w:color="000000" w:space="0" w:sz="4" w:val="single"/>
+              <w:top w:color="c4c7c5" w:space="0" w:sz="5" w:val="single"/>
+              <w:left w:color="c4c7c5" w:space="0" w:sz="5" w:val="single"/>
+              <w:bottom w:color="c4c7c5" w:space="0" w:sz="5" w:val="single"/>
+              <w:right w:color="c4c7c5" w:space="0" w:sz="5" w:val="single"/>
             </w:tcBorders>
             <w:tcMar>
-              <w:top w:w="100.0" w:type="dxa"/>
-              <w:left w:w="100.0" w:type="dxa"/>
-              <w:bottom w:w="100.0" w:type="dxa"/>
-              <w:right w:w="100.0" w:type="dxa"/>
+              <w:top w:w="120.0" w:type="dxa"/>
+              <w:left w:w="180.0" w:type="dxa"/>
+              <w:bottom w:w="120.0" w:type="dxa"/>
+              <w:right w:w="180.0" w:type="dxa"/>
             </w:tcMar>
             <w:vAlign w:val="top"/>
           </w:tcPr>
           <w:p>
             <w:pPr>
-              <w:spacing w:after="240" w:before="240" w:line="276" w:lineRule="auto"/>
+              <w:spacing w:after="480" w:line="276" w:lineRule="auto"/>
               <w:jc w:val="both"/>
               <w:rPr>
                 <w:rFonts w:ascii="Arial" w:cs="Arial" w:eastAsia="Arial" w:hAnsi="Arial"/>
@@ -6802,23 +6601,23 @@
                 <w:szCs w:val="18"/>
                 <w:rtl w:val="0"/>
               </w:rPr>
-              <w:t xml:space="preserve">Meta Quest 3, CloudWatch Logs, Cypress/Postman</w:t>
+              <w:t xml:space="preserve">Meta Quest 3, Unity Profiler, herramientas de monitoreo.</w:t>
             </w:r>
           </w:p>
         </w:tc>
         <w:tc>
           <w:tcPr>
             <w:tcBorders>
-              <w:top w:color="000000" w:space="0" w:sz="4" w:val="single"/>
-              <w:left w:color="000000" w:space="0" w:sz="4" w:val="single"/>
-              <w:bottom w:color="000000" w:space="0" w:sz="4" w:val="single"/>
-              <w:right w:color="000000" w:space="0" w:sz="4" w:val="single"/>
+              <w:top w:color="c4c7c5" w:space="0" w:sz="5" w:val="single"/>
+              <w:left w:color="c4c7c5" w:space="0" w:sz="5" w:val="single"/>
+              <w:bottom w:color="c4c7c5" w:space="0" w:sz="5" w:val="single"/>
+              <w:right w:color="c4c7c5" w:space="0" w:sz="5" w:val="single"/>
             </w:tcBorders>
             <w:tcMar>
-              <w:top w:w="100.0" w:type="dxa"/>
-              <w:left w:w="100.0" w:type="dxa"/>
-              <w:bottom w:w="100.0" w:type="dxa"/>
-              <w:right w:w="100.0" w:type="dxa"/>
+              <w:top w:w="120.0" w:type="dxa"/>
+              <w:left w:w="180.0" w:type="dxa"/>
+              <w:bottom w:w="120.0" w:type="dxa"/>
+              <w:right w:w="180.0" w:type="dxa"/>
             </w:tcMar>
             <w:vAlign w:val="top"/>
           </w:tcPr>
@@ -6841,23 +6640,23 @@
                 <w:szCs w:val="18"/>
                 <w:rtl w:val="0"/>
               </w:rPr>
-              <w:t xml:space="preserve">2 semanas</w:t>
+              <w:t xml:space="preserve">4 semanas</w:t>
             </w:r>
           </w:p>
         </w:tc>
         <w:tc>
           <w:tcPr>
             <w:tcBorders>
-              <w:top w:color="000000" w:space="0" w:sz="4" w:val="single"/>
-              <w:left w:color="000000" w:space="0" w:sz="4" w:val="single"/>
-              <w:bottom w:color="000000" w:space="0" w:sz="4" w:val="single"/>
-              <w:right w:color="000000" w:space="0" w:sz="4" w:val="single"/>
+              <w:top w:color="c4c7c5" w:space="0" w:sz="5" w:val="single"/>
+              <w:left w:color="c4c7c5" w:space="0" w:sz="5" w:val="single"/>
+              <w:bottom w:color="c4c7c5" w:space="0" w:sz="5" w:val="single"/>
+              <w:right w:color="c4c7c5" w:space="0" w:sz="5" w:val="single"/>
             </w:tcBorders>
             <w:tcMar>
-              <w:top w:w="100.0" w:type="dxa"/>
-              <w:left w:w="100.0" w:type="dxa"/>
-              <w:bottom w:w="100.0" w:type="dxa"/>
-              <w:right w:w="100.0" w:type="dxa"/>
+              <w:top w:w="120.0" w:type="dxa"/>
+              <w:left w:w="180.0" w:type="dxa"/>
+              <w:bottom w:w="120.0" w:type="dxa"/>
+              <w:right w:w="180.0" w:type="dxa"/>
             </w:tcMar>
             <w:vAlign w:val="top"/>
           </w:tcPr>
@@ -6874,24 +6673,29 @@
             </w:pPr>
             <w:r>
               <w:rPr>
-                <w:rtl w:val="0"/>
-              </w:rPr>
+                <w:rFonts w:ascii="Arial" w:cs="Arial" w:eastAsia="Arial" w:hAnsi="Arial"/>
+                <w:color w:val="1f1f1f"/>
+                <w:sz w:val="18"/>
+                <w:szCs w:val="18"/>
+                <w:rtl w:val="0"/>
+              </w:rPr>
+              <w:t xml:space="preserve">Félix Astudillo / Alex Armijo</w:t>
             </w:r>
           </w:p>
         </w:tc>
         <w:tc>
           <w:tcPr>
             <w:tcBorders>
-              <w:top w:color="000000" w:space="0" w:sz="4" w:val="single"/>
-              <w:left w:color="000000" w:space="0" w:sz="4" w:val="single"/>
-              <w:bottom w:color="000000" w:space="0" w:sz="4" w:val="single"/>
-              <w:right w:color="000000" w:space="0" w:sz="4" w:val="single"/>
+              <w:top w:color="c4c7c5" w:space="0" w:sz="5" w:val="single"/>
+              <w:left w:color="c4c7c5" w:space="0" w:sz="5" w:val="single"/>
+              <w:bottom w:color="c4c7c5" w:space="0" w:sz="5" w:val="single"/>
+              <w:right w:color="c4c7c5" w:space="0" w:sz="5" w:val="single"/>
             </w:tcBorders>
             <w:tcMar>
-              <w:top w:w="100.0" w:type="dxa"/>
-              <w:left w:w="100.0" w:type="dxa"/>
-              <w:bottom w:w="100.0" w:type="dxa"/>
-              <w:right w:w="100.0" w:type="dxa"/>
+              <w:top w:w="120.0" w:type="dxa"/>
+              <w:left w:w="180.0" w:type="dxa"/>
+              <w:bottom w:w="120.0" w:type="dxa"/>
+              <w:right w:w="180.0" w:type="dxa"/>
             </w:tcMar>
             <w:vAlign w:val="top"/>
           </w:tcPr>
@@ -6914,7 +6718,294 @@
                 <w:szCs w:val="18"/>
                 <w:rtl w:val="0"/>
               </w:rPr>
-              <w:t xml:space="preserve">Verifica integridad de datos y tiempo de respuesta.</w:t>
+              <w:t xml:space="preserve">Garantiza estabilidad de fotogramas, usabilidad y robustez.</w:t>
+            </w:r>
+          </w:p>
+        </w:tc>
+      </w:tr>
+      <w:tr>
+        <w:trPr>
+          <w:cantSplit w:val="0"/>
+          <w:tblHeader w:val="0"/>
+        </w:trPr>
+        <w:tc>
+          <w:tcPr>
+            <w:tcBorders>
+              <w:top w:color="c4c7c5" w:space="0" w:sz="5" w:val="single"/>
+              <w:left w:color="c4c7c5" w:space="0" w:sz="5" w:val="single"/>
+              <w:bottom w:color="c4c7c5" w:space="0" w:sz="5" w:val="single"/>
+              <w:right w:color="c4c7c5" w:space="0" w:sz="5" w:val="single"/>
+            </w:tcBorders>
+            <w:tcMar>
+              <w:top w:w="120.0" w:type="dxa"/>
+              <w:left w:w="180.0" w:type="dxa"/>
+              <w:bottom w:w="120.0" w:type="dxa"/>
+              <w:right w:w="180.0" w:type="dxa"/>
+            </w:tcMar>
+            <w:vAlign w:val="top"/>
+          </w:tcPr>
+          <w:p>
+            <w:pPr>
+              <w:spacing w:after="480" w:line="276" w:lineRule="auto"/>
+              <w:jc w:val="both"/>
+              <w:rPr>
+                <w:rFonts w:ascii="Arial" w:cs="Arial" w:eastAsia="Arial" w:hAnsi="Arial"/>
+                <w:b w:val="1"/>
+                <w:bCs w:val="1"/>
+                <w:color w:val="1f1f1f"/>
+                <w:sz w:val="18"/>
+                <w:szCs w:val="18"/>
+              </w:rPr>
+            </w:pPr>
+            <w:r>
+              <w:rPr>
+                <w:rFonts w:ascii="Arial" w:cs="Arial" w:eastAsia="Arial" w:hAnsi="Arial"/>
+                <w:b w:val="1"/>
+                <w:bCs w:val="1"/>
+                <w:color w:val="1f1f1f"/>
+                <w:sz w:val="18"/>
+                <w:szCs w:val="18"/>
+                <w:rtl w:val="0"/>
+              </w:rPr>
+              <w:t xml:space="preserve">Evaluar y gestionar proyectos...</w:t>
+            </w:r>
+          </w:p>
+        </w:tc>
+        <w:tc>
+          <w:tcPr>
+            <w:tcBorders>
+              <w:top w:color="c4c7c5" w:space="0" w:sz="5" w:val="single"/>
+              <w:left w:color="c4c7c5" w:space="0" w:sz="5" w:val="single"/>
+              <w:bottom w:color="c4c7c5" w:space="0" w:sz="5" w:val="single"/>
+              <w:right w:color="c4c7c5" w:space="0" w:sz="5" w:val="single"/>
+            </w:tcBorders>
+            <w:tcMar>
+              <w:top w:w="120.0" w:type="dxa"/>
+              <w:left w:w="180.0" w:type="dxa"/>
+              <w:bottom w:w="120.0" w:type="dxa"/>
+              <w:right w:w="180.0" w:type="dxa"/>
+            </w:tcMar>
+            <w:vAlign w:val="top"/>
+          </w:tcPr>
+          <w:p>
+            <w:pPr>
+              <w:spacing w:after="480" w:line="276" w:lineRule="auto"/>
+              <w:jc w:val="both"/>
+              <w:rPr>
+                <w:rFonts w:ascii="Arial" w:cs="Arial" w:eastAsia="Arial" w:hAnsi="Arial"/>
+                <w:b w:val="1"/>
+                <w:bCs w:val="1"/>
+                <w:color w:val="1f1f1f"/>
+                <w:sz w:val="18"/>
+                <w:szCs w:val="18"/>
+              </w:rPr>
+            </w:pPr>
+            <w:r>
+              <w:rPr>
+                <w:rFonts w:ascii="Arial" w:cs="Arial" w:eastAsia="Arial" w:hAnsi="Arial"/>
+                <w:b w:val="1"/>
+                <w:bCs w:val="1"/>
+                <w:color w:val="1f1f1f"/>
+                <w:sz w:val="18"/>
+                <w:szCs w:val="18"/>
+                <w:rtl w:val="0"/>
+              </w:rPr>
+              <w:t xml:space="preserve">Documentación de Cierre y Presentación Oficial</w:t>
+            </w:r>
+          </w:p>
+        </w:tc>
+        <w:tc>
+          <w:tcPr>
+            <w:tcBorders>
+              <w:top w:color="c4c7c5" w:space="0" w:sz="5" w:val="single"/>
+              <w:left w:color="c4c7c5" w:space="0" w:sz="5" w:val="single"/>
+              <w:bottom w:color="c4c7c5" w:space="0" w:sz="5" w:val="single"/>
+              <w:right w:color="c4c7c5" w:space="0" w:sz="5" w:val="single"/>
+            </w:tcBorders>
+            <w:tcMar>
+              <w:top w:w="120.0" w:type="dxa"/>
+              <w:left w:w="180.0" w:type="dxa"/>
+              <w:bottom w:w="120.0" w:type="dxa"/>
+              <w:right w:w="180.0" w:type="dxa"/>
+            </w:tcMar>
+            <w:vAlign w:val="top"/>
+          </w:tcPr>
+          <w:p>
+            <w:pPr>
+              <w:spacing w:after="480" w:line="276" w:lineRule="auto"/>
+              <w:jc w:val="both"/>
+              <w:rPr>
+                <w:rFonts w:ascii="Arial" w:cs="Arial" w:eastAsia="Arial" w:hAnsi="Arial"/>
+                <w:color w:val="1f1f1f"/>
+                <w:sz w:val="18"/>
+                <w:szCs w:val="18"/>
+              </w:rPr>
+            </w:pPr>
+            <w:r>
+              <w:rPr>
+                <w:rFonts w:ascii="Arial" w:cs="Arial" w:eastAsia="Arial" w:hAnsi="Arial"/>
+                <w:color w:val="1f1f1f"/>
+                <w:sz w:val="18"/>
+                <w:szCs w:val="18"/>
+                <w:rtl w:val="0"/>
+              </w:rPr>
+              <w:t xml:space="preserve">Redacción formal del manual técnico, consolidación de entregables de Fase 3 y preparación de la defensa de título.</w:t>
+            </w:r>
+          </w:p>
+        </w:tc>
+        <w:tc>
+          <w:tcPr>
+            <w:tcBorders>
+              <w:top w:color="c4c7c5" w:space="0" w:sz="5" w:val="single"/>
+              <w:left w:color="c4c7c5" w:space="0" w:sz="5" w:val="single"/>
+              <w:bottom w:color="c4c7c5" w:space="0" w:sz="5" w:val="single"/>
+              <w:right w:color="c4c7c5" w:space="0" w:sz="5" w:val="single"/>
+            </w:tcBorders>
+            <w:tcMar>
+              <w:top w:w="120.0" w:type="dxa"/>
+              <w:left w:w="180.0" w:type="dxa"/>
+              <w:bottom w:w="120.0" w:type="dxa"/>
+              <w:right w:w="180.0" w:type="dxa"/>
+            </w:tcMar>
+            <w:vAlign w:val="top"/>
+          </w:tcPr>
+          <w:p>
+            <w:pPr>
+              <w:spacing w:after="480" w:line="276" w:lineRule="auto"/>
+              <w:jc w:val="both"/>
+              <w:rPr>
+                <w:rFonts w:ascii="Arial" w:cs="Arial" w:eastAsia="Arial" w:hAnsi="Arial"/>
+                <w:color w:val="1f1f1f"/>
+                <w:sz w:val="18"/>
+                <w:szCs w:val="18"/>
+              </w:rPr>
+            </w:pPr>
+            <w:r>
+              <w:rPr>
+                <w:rFonts w:ascii="Arial" w:cs="Arial" w:eastAsia="Arial" w:hAnsi="Arial"/>
+                <w:color w:val="1f1f1f"/>
+                <w:sz w:val="18"/>
+                <w:szCs w:val="18"/>
+                <w:rtl w:val="0"/>
+              </w:rPr>
+              <w:t xml:space="preserve">Pautas académicas, Diapositivas, Build APK.</w:t>
+            </w:r>
+          </w:p>
+        </w:tc>
+        <w:tc>
+          <w:tcPr>
+            <w:tcBorders>
+              <w:top w:color="c4c7c5" w:space="0" w:sz="5" w:val="single"/>
+              <w:left w:color="c4c7c5" w:space="0" w:sz="5" w:val="single"/>
+              <w:bottom w:color="c4c7c5" w:space="0" w:sz="5" w:val="single"/>
+              <w:right w:color="c4c7c5" w:space="0" w:sz="5" w:val="single"/>
+            </w:tcBorders>
+            <w:tcMar>
+              <w:top w:w="120.0" w:type="dxa"/>
+              <w:left w:w="180.0" w:type="dxa"/>
+              <w:bottom w:w="120.0" w:type="dxa"/>
+              <w:right w:w="180.0" w:type="dxa"/>
+            </w:tcMar>
+            <w:vAlign w:val="top"/>
+          </w:tcPr>
+          <w:p>
+            <w:pPr>
+              <w:spacing w:after="480" w:line="276" w:lineRule="auto"/>
+              <w:jc w:val="both"/>
+              <w:rPr>
+                <w:rFonts w:ascii="Arial" w:cs="Arial" w:eastAsia="Arial" w:hAnsi="Arial"/>
+                <w:color w:val="1f1f1f"/>
+                <w:sz w:val="18"/>
+                <w:szCs w:val="18"/>
+              </w:rPr>
+            </w:pPr>
+            <w:r>
+              <w:rPr>
+                <w:rFonts w:ascii="Arial" w:cs="Arial" w:eastAsia="Arial" w:hAnsi="Arial"/>
+                <w:color w:val="1f1f1f"/>
+                <w:sz w:val="18"/>
+                <w:szCs w:val="18"/>
+                <w:rtl w:val="0"/>
+              </w:rPr>
+              <w:t xml:space="preserve">3 semanas</w:t>
+            </w:r>
+          </w:p>
+        </w:tc>
+        <w:tc>
+          <w:tcPr>
+            <w:tcBorders>
+              <w:top w:color="c4c7c5" w:space="0" w:sz="5" w:val="single"/>
+              <w:left w:color="c4c7c5" w:space="0" w:sz="5" w:val="single"/>
+              <w:bottom w:color="c4c7c5" w:space="0" w:sz="5" w:val="single"/>
+              <w:right w:color="c4c7c5" w:space="0" w:sz="5" w:val="single"/>
+            </w:tcBorders>
+            <w:tcMar>
+              <w:top w:w="120.0" w:type="dxa"/>
+              <w:left w:w="180.0" w:type="dxa"/>
+              <w:bottom w:w="120.0" w:type="dxa"/>
+              <w:right w:w="180.0" w:type="dxa"/>
+            </w:tcMar>
+            <w:vAlign w:val="top"/>
+          </w:tcPr>
+          <w:p>
+            <w:pPr>
+              <w:spacing w:after="480" w:line="276" w:lineRule="auto"/>
+              <w:jc w:val="both"/>
+              <w:rPr>
+                <w:rFonts w:ascii="Arial" w:cs="Arial" w:eastAsia="Arial" w:hAnsi="Arial"/>
+                <w:color w:val="1f1f1f"/>
+                <w:sz w:val="18"/>
+                <w:szCs w:val="18"/>
+              </w:rPr>
+            </w:pPr>
+            <w:r>
+              <w:rPr>
+                <w:rFonts w:ascii="Arial" w:cs="Arial" w:eastAsia="Arial" w:hAnsi="Arial"/>
+                <w:color w:val="1f1f1f"/>
+                <w:sz w:val="18"/>
+                <w:szCs w:val="18"/>
+                <w:rtl w:val="0"/>
+              </w:rPr>
+              <w:t xml:space="preserve">Alex Armijo / Sebastián Calderón / Félix Astudillo</w:t>
+            </w:r>
+          </w:p>
+        </w:tc>
+        <w:tc>
+          <w:tcPr>
+            <w:tcBorders>
+              <w:top w:color="c4c7c5" w:space="0" w:sz="5" w:val="single"/>
+              <w:left w:color="c4c7c5" w:space="0" w:sz="5" w:val="single"/>
+              <w:bottom w:color="c4c7c5" w:space="0" w:sz="5" w:val="single"/>
+              <w:right w:color="c4c7c5" w:space="0" w:sz="5" w:val="single"/>
+            </w:tcBorders>
+            <w:tcMar>
+              <w:top w:w="120.0" w:type="dxa"/>
+              <w:left w:w="180.0" w:type="dxa"/>
+              <w:bottom w:w="120.0" w:type="dxa"/>
+              <w:right w:w="180.0" w:type="dxa"/>
+            </w:tcMar>
+            <w:vAlign w:val="top"/>
+          </w:tcPr>
+          <w:p>
+            <w:pPr>
+              <w:spacing w:after="480" w:line="276" w:lineRule="auto"/>
+              <w:jc w:val="both"/>
+              <w:rPr>
+                <w:rFonts w:ascii="Arial" w:cs="Arial" w:eastAsia="Arial" w:hAnsi="Arial"/>
+                <w:color w:val="1f1f1f"/>
+                <w:sz w:val="18"/>
+                <w:szCs w:val="18"/>
+              </w:rPr>
+            </w:pPr>
+            <w:r>
+              <w:rPr>
+                <w:rFonts w:ascii="Arial" w:cs="Arial" w:eastAsia="Arial" w:hAnsi="Arial"/>
+                <w:color w:val="1f1f1f"/>
+                <w:sz w:val="18"/>
+                <w:szCs w:val="18"/>
+                <w:rtl w:val="0"/>
+              </w:rPr>
+              <w:t xml:space="preserve">Cierre formal de la asignatura Portafolio de Título.</w:t>
             </w:r>
           </w:p>
         </w:tc>
@@ -7011,7 +7102,6 @@
             <w:pPr>
               <w:keepNext w:val="0"/>
               <w:keepLines w:val="0"/>
-              <w:pageBreakBefore w:val="0"/>
               <w:widowControl w:val="1"/>
               <w:pBdr>
                 <w:top w:space="0" w:sz="0" w:val="nil"/>
@@ -7104,9 +7194,9 @@
     <w:tbl>
       <w:tblPr>
         <w:tblStyle w:val="Table18"/>
-        <w:tblW w:w="11886.0" w:type="dxa"/>
+        <w:tblW w:w="11871.0" w:type="dxa"/>
         <w:jc w:val="left"/>
-        <w:tblInd w:w="-1706.0" w:type="dxa"/>
+        <w:tblInd w:w="-1697.0" w:type="dxa"/>
         <w:tblBorders>
           <w:top w:color="bfbfbf" w:space="0" w:sz="4" w:val="single"/>
           <w:left w:color="bfbfbf" w:space="0" w:sz="4" w:val="single"/>
@@ -7119,7 +7209,7 @@
         <w:tblLook w:val="0400"/>
       </w:tblPr>
       <w:tblGrid>
-        <w:gridCol w:w="1890"/>
+        <w:gridCol w:w="1881"/>
         <w:gridCol w:w="540"/>
         <w:gridCol w:w="525"/>
         <w:gridCol w:w="525"/>
@@ -7139,10 +7229,10 @@
         <w:gridCol w:w="525"/>
         <w:gridCol w:w="525"/>
         <w:gridCol w:w="840"/>
-        <w:gridCol w:w="110.99999999999987"/>
+        <w:gridCol w:w="105"/>
         <w:tblGridChange w:id="0">
           <w:tblGrid>
-            <w:gridCol w:w="1890"/>
+            <w:gridCol w:w="1881"/>
             <w:gridCol w:w="540"/>
             <w:gridCol w:w="525"/>
             <w:gridCol w:w="525"/>
@@ -7162,7 +7252,7 @@
             <w:gridCol w:w="525"/>
             <w:gridCol w:w="525"/>
             <w:gridCol w:w="840"/>
-            <w:gridCol w:w="110.99999999999987"/>
+            <w:gridCol w:w="105"/>
           </w:tblGrid>
         </w:tblGridChange>
       </w:tblGrid>
@@ -7787,16 +7877,16 @@
         <w:tc>
           <w:tcPr>
             <w:tcBorders>
-              <w:top w:color="000000" w:space="0" w:sz="4" w:val="single"/>
-              <w:left w:color="000000" w:space="0" w:sz="4" w:val="single"/>
-              <w:bottom w:color="000000" w:space="0" w:sz="4" w:val="single"/>
-              <w:right w:color="000000" w:space="0" w:sz="4" w:val="single"/>
+              <w:top w:color="c4c7c5" w:space="0" w:sz="5" w:val="single"/>
+              <w:left w:color="c4c7c5" w:space="0" w:sz="5" w:val="single"/>
+              <w:bottom w:color="c4c7c5" w:space="0" w:sz="5" w:val="single"/>
+              <w:right w:color="c4c7c5" w:space="0" w:sz="5" w:val="single"/>
             </w:tcBorders>
             <w:tcMar>
-              <w:top w:w="100.0" w:type="dxa"/>
-              <w:left w:w="100.0" w:type="dxa"/>
-              <w:bottom w:w="100.0" w:type="dxa"/>
-              <w:right w:w="100.0" w:type="dxa"/>
+              <w:top w:w="120.0" w:type="dxa"/>
+              <w:left w:w="180.0" w:type="dxa"/>
+              <w:bottom w:w="120.0" w:type="dxa"/>
+              <w:right w:w="180.0" w:type="dxa"/>
             </w:tcMar>
             <w:vAlign w:val="top"/>
           </w:tcPr>
@@ -7821,7 +7911,7 @@
                 <w:szCs w:val="14"/>
                 <w:rtl w:val="0"/>
               </w:rPr>
-              <w:t xml:space="preserve">Optimización y acabado de entornos VR legados</w:t>
+              <w:t xml:space="preserve">Levantamiento y Definición Inicial de Proyecto</w:t>
             </w:r>
             <w:r>
               <w:rPr>
@@ -8217,16 +8307,16 @@
         <w:tc>
           <w:tcPr>
             <w:tcBorders>
-              <w:top w:color="000000" w:space="0" w:sz="4" w:val="single"/>
-              <w:left w:color="000000" w:space="0" w:sz="4" w:val="single"/>
-              <w:bottom w:color="000000" w:space="0" w:sz="4" w:val="single"/>
-              <w:right w:color="000000" w:space="0" w:sz="4" w:val="single"/>
+              <w:top w:color="c4c7c5" w:space="0" w:sz="5" w:val="single"/>
+              <w:left w:color="c4c7c5" w:space="0" w:sz="5" w:val="single"/>
+              <w:bottom w:color="c4c7c5" w:space="0" w:sz="5" w:val="single"/>
+              <w:right w:color="c4c7c5" w:space="0" w:sz="5" w:val="single"/>
             </w:tcBorders>
             <w:tcMar>
-              <w:top w:w="100.0" w:type="dxa"/>
-              <w:left w:w="100.0" w:type="dxa"/>
-              <w:bottom w:w="100.0" w:type="dxa"/>
-              <w:right w:w="100.0" w:type="dxa"/>
+              <w:top w:w="120.0" w:type="dxa"/>
+              <w:left w:w="180.0" w:type="dxa"/>
+              <w:bottom w:w="120.0" w:type="dxa"/>
+              <w:right w:w="180.0" w:type="dxa"/>
             </w:tcMar>
             <w:vAlign w:val="top"/>
           </w:tcPr>
@@ -8251,48 +8341,8 @@
                 <w:szCs w:val="14"/>
                 <w:rtl w:val="0"/>
               </w:rPr>
-              <w:t xml:space="preserve">Diseño y desarrollo de un nuevo escenario VR</w:t>
-            </w:r>
-            <w:r>
-              <w:rPr>
-                <w:rtl w:val="0"/>
-              </w:rPr>
-            </w:r>
-          </w:p>
-        </w:tc>
-        <w:tc>
-          <w:tcPr/>
-          <w:p>
-            <w:pPr>
-              <w:spacing w:line="360" w:lineRule="auto"/>
-              <w:jc w:val="both"/>
-              <w:rPr>
-                <w:b w:val="1"/>
-                <w:bCs w:val="1"/>
-                <w:sz w:val="16"/>
-                <w:szCs w:val="16"/>
-              </w:rPr>
-            </w:pPr>
-            <w:r>
-              <w:rPr>
-                <w:rtl w:val="0"/>
-              </w:rPr>
-            </w:r>
-          </w:p>
-        </w:tc>
-        <w:tc>
-          <w:tcPr/>
-          <w:p>
-            <w:pPr>
-              <w:spacing w:line="360" w:lineRule="auto"/>
-              <w:jc w:val="both"/>
-              <w:rPr>
-                <w:b w:val="1"/>
-                <w:bCs w:val="1"/>
-                <w:sz w:val="16"/>
-                <w:szCs w:val="16"/>
-              </w:rPr>
-            </w:pPr>
+              <w:t xml:space="preserve">Definición de Dificultad y Reglas de Niveles</w:t>
+            </w:r>
             <w:r>
               <w:rPr>
                 <w:rtl w:val="0"/>
@@ -8385,38 +8435,68 @@
             </w:pPr>
             <w:r>
               <w:rPr>
-                <w:b w:val="1"/>
-                <w:bCs w:val="1"/>
-                <w:sz w:val="16"/>
-                <w:szCs w:val="16"/>
-                <w:rtl w:val="0"/>
-              </w:rPr>
-              <w:t xml:space="preserve">X</w:t>
-            </w:r>
-          </w:p>
-        </w:tc>
-        <w:tc>
-          <w:tcPr/>
-          <w:p>
-            <w:pPr>
-              <w:spacing w:line="360" w:lineRule="auto"/>
-              <w:jc w:val="both"/>
-              <w:rPr>
-                <w:b w:val="1"/>
-                <w:bCs w:val="1"/>
-                <w:sz w:val="16"/>
-                <w:szCs w:val="16"/>
-              </w:rPr>
-            </w:pPr>
-            <w:r>
-              <w:rPr>
-                <w:b w:val="1"/>
-                <w:bCs w:val="1"/>
-                <w:sz w:val="16"/>
-                <w:szCs w:val="16"/>
-                <w:rtl w:val="0"/>
-              </w:rPr>
-              <w:t xml:space="preserve">X</w:t>
+                <w:rtl w:val="0"/>
+              </w:rPr>
+            </w:r>
+          </w:p>
+        </w:tc>
+        <w:tc>
+          <w:tcPr/>
+          <w:p>
+            <w:pPr>
+              <w:spacing w:line="360" w:lineRule="auto"/>
+              <w:jc w:val="both"/>
+              <w:rPr>
+                <w:b w:val="1"/>
+                <w:bCs w:val="1"/>
+                <w:sz w:val="16"/>
+                <w:szCs w:val="16"/>
+              </w:rPr>
+            </w:pPr>
+            <w:r>
+              <w:rPr>
+                <w:rtl w:val="0"/>
+              </w:rPr>
+            </w:r>
+          </w:p>
+        </w:tc>
+        <w:tc>
+          <w:tcPr/>
+          <w:p>
+            <w:pPr>
+              <w:spacing w:line="360" w:lineRule="auto"/>
+              <w:jc w:val="both"/>
+              <w:rPr>
+                <w:b w:val="1"/>
+                <w:bCs w:val="1"/>
+                <w:sz w:val="16"/>
+                <w:szCs w:val="16"/>
+              </w:rPr>
+            </w:pPr>
+            <w:r>
+              <w:rPr>
+                <w:rtl w:val="0"/>
+              </w:rPr>
+            </w:r>
+          </w:p>
+        </w:tc>
+        <w:tc>
+          <w:tcPr/>
+          <w:p>
+            <w:pPr>
+              <w:spacing w:line="360" w:lineRule="auto"/>
+              <w:jc w:val="both"/>
+              <w:rPr>
+                <w:b w:val="1"/>
+                <w:bCs w:val="1"/>
+                <w:sz w:val="16"/>
+                <w:szCs w:val="16"/>
+              </w:rPr>
+            </w:pPr>
+            <w:r>
+              <w:rPr>
+                <w:rtl w:val="0"/>
+              </w:rPr>
             </w:r>
           </w:p>
         </w:tc>
@@ -8652,16 +8732,16 @@
         <w:tc>
           <w:tcPr>
             <w:tcBorders>
-              <w:top w:color="000000" w:space="0" w:sz="4" w:val="single"/>
-              <w:left w:color="000000" w:space="0" w:sz="4" w:val="single"/>
-              <w:bottom w:color="000000" w:space="0" w:sz="4" w:val="single"/>
-              <w:right w:color="000000" w:space="0" w:sz="4" w:val="single"/>
+              <w:top w:color="c4c7c5" w:space="0" w:sz="5" w:val="single"/>
+              <w:left w:color="c4c7c5" w:space="0" w:sz="5" w:val="single"/>
+              <w:bottom w:color="c4c7c5" w:space="0" w:sz="5" w:val="single"/>
+              <w:right w:color="c4c7c5" w:space="0" w:sz="5" w:val="single"/>
             </w:tcBorders>
             <w:tcMar>
-              <w:top w:w="100.0" w:type="dxa"/>
-              <w:left w:w="100.0" w:type="dxa"/>
-              <w:bottom w:w="100.0" w:type="dxa"/>
-              <w:right w:w="100.0" w:type="dxa"/>
+              <w:top w:w="120.0" w:type="dxa"/>
+              <w:left w:w="180.0" w:type="dxa"/>
+              <w:bottom w:w="120.0" w:type="dxa"/>
+              <w:right w:w="180.0" w:type="dxa"/>
             </w:tcMar>
             <w:vAlign w:val="top"/>
           </w:tcPr>
@@ -8686,68 +8766,8 @@
                 <w:szCs w:val="14"/>
                 <w:rtl w:val="0"/>
               </w:rPr>
-              <w:t xml:space="preserve">Extracción de métricas y serialización JSON en Unity</w:t>
-            </w:r>
-            <w:r>
-              <w:rPr>
-                <w:rtl w:val="0"/>
-              </w:rPr>
-            </w:r>
-          </w:p>
-        </w:tc>
-        <w:tc>
-          <w:tcPr/>
-          <w:p>
-            <w:pPr>
-              <w:spacing w:line="360" w:lineRule="auto"/>
-              <w:jc w:val="both"/>
-              <w:rPr>
-                <w:b w:val="1"/>
-                <w:bCs w:val="1"/>
-                <w:sz w:val="16"/>
-                <w:szCs w:val="16"/>
-              </w:rPr>
-            </w:pPr>
-            <w:r>
-              <w:rPr>
-                <w:rtl w:val="0"/>
-              </w:rPr>
-            </w:r>
-          </w:p>
-        </w:tc>
-        <w:tc>
-          <w:tcPr/>
-          <w:p>
-            <w:pPr>
-              <w:spacing w:line="360" w:lineRule="auto"/>
-              <w:jc w:val="both"/>
-              <w:rPr>
-                <w:b w:val="1"/>
-                <w:bCs w:val="1"/>
-                <w:sz w:val="16"/>
-                <w:szCs w:val="16"/>
-              </w:rPr>
-            </w:pPr>
-            <w:r>
-              <w:rPr>
-                <w:rtl w:val="0"/>
-              </w:rPr>
-            </w:r>
-          </w:p>
-        </w:tc>
-        <w:tc>
-          <w:tcPr/>
-          <w:p>
-            <w:pPr>
-              <w:spacing w:line="360" w:lineRule="auto"/>
-              <w:jc w:val="both"/>
-              <w:rPr>
-                <w:b w:val="1"/>
-                <w:bCs w:val="1"/>
-                <w:sz w:val="16"/>
-                <w:szCs w:val="16"/>
-              </w:rPr>
-            </w:pPr>
+              <w:t xml:space="preserve">Diseño y Construcción Inicial de Escenarios #1 y #2</w:t>
+            </w:r>
             <w:r>
               <w:rPr>
                 <w:rtl w:val="0"/>
@@ -8862,6 +8882,76 @@
                 <w:rtl w:val="0"/>
               </w:rPr>
               <w:t xml:space="preserve">X</w:t>
+            </w:r>
+          </w:p>
+        </w:tc>
+        <w:tc>
+          <w:tcPr/>
+          <w:p>
+            <w:pPr>
+              <w:spacing w:line="360" w:lineRule="auto"/>
+              <w:jc w:val="both"/>
+              <w:rPr>
+                <w:b w:val="1"/>
+                <w:bCs w:val="1"/>
+                <w:sz w:val="16"/>
+                <w:szCs w:val="16"/>
+              </w:rPr>
+            </w:pPr>
+            <w:r>
+              <w:rPr>
+                <w:b w:val="1"/>
+                <w:bCs w:val="1"/>
+                <w:sz w:val="16"/>
+                <w:szCs w:val="16"/>
+                <w:rtl w:val="0"/>
+              </w:rPr>
+              <w:t xml:space="preserve">X</w:t>
+            </w:r>
+          </w:p>
+        </w:tc>
+        <w:tc>
+          <w:tcPr/>
+          <w:p>
+            <w:pPr>
+              <w:spacing w:line="360" w:lineRule="auto"/>
+              <w:jc w:val="both"/>
+              <w:rPr>
+                <w:b w:val="1"/>
+                <w:bCs w:val="1"/>
+                <w:sz w:val="16"/>
+                <w:szCs w:val="16"/>
+              </w:rPr>
+            </w:pPr>
+            <w:r>
+              <w:rPr>
+                <w:b w:val="1"/>
+                <w:bCs w:val="1"/>
+                <w:sz w:val="16"/>
+                <w:szCs w:val="16"/>
+                <w:rtl w:val="0"/>
+              </w:rPr>
+              <w:t xml:space="preserve">X</w:t>
+            </w:r>
+          </w:p>
+        </w:tc>
+        <w:tc>
+          <w:tcPr/>
+          <w:p>
+            <w:pPr>
+              <w:spacing w:line="360" w:lineRule="auto"/>
+              <w:jc w:val="both"/>
+              <w:rPr>
+                <w:b w:val="1"/>
+                <w:bCs w:val="1"/>
+                <w:sz w:val="16"/>
+                <w:szCs w:val="16"/>
+              </w:rPr>
+            </w:pPr>
+            <w:r>
+              <w:rPr>
+                <w:rtl w:val="0"/>
+              </w:rPr>
             </w:r>
           </w:p>
         </w:tc>
@@ -9077,16 +9167,16 @@
         <w:tc>
           <w:tcPr>
             <w:tcBorders>
-              <w:top w:color="000000" w:space="0" w:sz="4" w:val="single"/>
-              <w:left w:color="000000" w:space="0" w:sz="4" w:val="single"/>
-              <w:bottom w:color="000000" w:space="0" w:sz="4" w:val="single"/>
-              <w:right w:color="000000" w:space="0" w:sz="4" w:val="single"/>
+              <w:top w:color="c4c7c5" w:space="0" w:sz="5" w:val="single"/>
+              <w:left w:color="c4c7c5" w:space="0" w:sz="5" w:val="single"/>
+              <w:bottom w:color="c4c7c5" w:space="0" w:sz="5" w:val="single"/>
+              <w:right w:color="c4c7c5" w:space="0" w:sz="5" w:val="single"/>
             </w:tcBorders>
             <w:tcMar>
-              <w:top w:w="100.0" w:type="dxa"/>
-              <w:left w:w="100.0" w:type="dxa"/>
-              <w:bottom w:w="100.0" w:type="dxa"/>
-              <w:right w:w="100.0" w:type="dxa"/>
+              <w:top w:w="120.0" w:type="dxa"/>
+              <w:left w:w="180.0" w:type="dxa"/>
+              <w:bottom w:w="120.0" w:type="dxa"/>
+              <w:right w:w="180.0" w:type="dxa"/>
             </w:tcMar>
             <w:vAlign w:val="top"/>
           </w:tcPr>
@@ -9111,112 +9201,117 @@
                 <w:szCs w:val="14"/>
                 <w:rtl w:val="0"/>
               </w:rPr>
-              <w:t xml:space="preserve">Despliegue y persistencia Backend Serverless en AWS</w:t>
-            </w:r>
-            <w:r>
-              <w:rPr>
-                <w:rtl w:val="0"/>
-              </w:rPr>
-            </w:r>
-          </w:p>
-        </w:tc>
-        <w:tc>
-          <w:tcPr/>
-          <w:p>
-            <w:pPr>
-              <w:spacing w:line="360" w:lineRule="auto"/>
-              <w:jc w:val="both"/>
-              <w:rPr>
-                <w:b w:val="1"/>
-                <w:bCs w:val="1"/>
-                <w:sz w:val="16"/>
-                <w:szCs w:val="16"/>
-              </w:rPr>
-            </w:pPr>
-            <w:r>
-              <w:rPr>
-                <w:rtl w:val="0"/>
-              </w:rPr>
-            </w:r>
-          </w:p>
-        </w:tc>
-        <w:tc>
-          <w:tcPr/>
-          <w:p>
-            <w:pPr>
-              <w:spacing w:line="360" w:lineRule="auto"/>
-              <w:jc w:val="both"/>
-              <w:rPr>
-                <w:b w:val="1"/>
-                <w:bCs w:val="1"/>
-                <w:sz w:val="16"/>
-                <w:szCs w:val="16"/>
-              </w:rPr>
-            </w:pPr>
-            <w:r>
-              <w:rPr>
-                <w:rtl w:val="0"/>
-              </w:rPr>
-            </w:r>
-          </w:p>
-        </w:tc>
-        <w:tc>
-          <w:tcPr/>
-          <w:p>
-            <w:pPr>
-              <w:spacing w:line="360" w:lineRule="auto"/>
-              <w:jc w:val="both"/>
-              <w:rPr>
-                <w:b w:val="1"/>
-                <w:bCs w:val="1"/>
-                <w:sz w:val="16"/>
-                <w:szCs w:val="16"/>
-              </w:rPr>
-            </w:pPr>
-            <w:r>
-              <w:rPr>
-                <w:rtl w:val="0"/>
-              </w:rPr>
-            </w:r>
-          </w:p>
-        </w:tc>
-        <w:tc>
-          <w:tcPr/>
-          <w:p>
-            <w:pPr>
-              <w:spacing w:line="360" w:lineRule="auto"/>
-              <w:jc w:val="both"/>
-              <w:rPr>
-                <w:b w:val="1"/>
-                <w:bCs w:val="1"/>
-                <w:sz w:val="16"/>
-                <w:szCs w:val="16"/>
-              </w:rPr>
-            </w:pPr>
-            <w:r>
-              <w:rPr>
-                <w:rtl w:val="0"/>
-              </w:rPr>
-            </w:r>
-          </w:p>
-        </w:tc>
-        <w:tc>
-          <w:tcPr/>
-          <w:p>
-            <w:pPr>
-              <w:spacing w:line="360" w:lineRule="auto"/>
-              <w:jc w:val="both"/>
-              <w:rPr>
-                <w:b w:val="1"/>
-                <w:bCs w:val="1"/>
-                <w:sz w:val="16"/>
-                <w:szCs w:val="16"/>
-              </w:rPr>
-            </w:pPr>
-            <w:r>
-              <w:rPr>
-                <w:rtl w:val="0"/>
-              </w:rPr>
+              <w:t xml:space="preserve">Investigación y Entrenamiento de Inteligencia Artificial</w:t>
+            </w:r>
+            <w:r>
+              <w:rPr>
+                <w:rtl w:val="0"/>
+              </w:rPr>
+            </w:r>
+          </w:p>
+        </w:tc>
+        <w:tc>
+          <w:tcPr/>
+          <w:p>
+            <w:pPr>
+              <w:spacing w:line="360" w:lineRule="auto"/>
+              <w:jc w:val="both"/>
+              <w:rPr>
+                <w:b w:val="1"/>
+                <w:bCs w:val="1"/>
+                <w:sz w:val="16"/>
+                <w:szCs w:val="16"/>
+              </w:rPr>
+            </w:pPr>
+            <w:r>
+              <w:rPr>
+                <w:rtl w:val="0"/>
+              </w:rPr>
+            </w:r>
+          </w:p>
+        </w:tc>
+        <w:tc>
+          <w:tcPr/>
+          <w:p>
+            <w:pPr>
+              <w:spacing w:line="360" w:lineRule="auto"/>
+              <w:jc w:val="both"/>
+              <w:rPr>
+                <w:b w:val="1"/>
+                <w:bCs w:val="1"/>
+                <w:sz w:val="16"/>
+                <w:szCs w:val="16"/>
+              </w:rPr>
+            </w:pPr>
+            <w:r>
+              <w:rPr>
+                <w:rtl w:val="0"/>
+              </w:rPr>
+            </w:r>
+          </w:p>
+        </w:tc>
+        <w:tc>
+          <w:tcPr/>
+          <w:p>
+            <w:pPr>
+              <w:spacing w:line="360" w:lineRule="auto"/>
+              <w:jc w:val="both"/>
+              <w:rPr>
+                <w:b w:val="1"/>
+                <w:bCs w:val="1"/>
+                <w:sz w:val="16"/>
+                <w:szCs w:val="16"/>
+              </w:rPr>
+            </w:pPr>
+            <w:r>
+              <w:rPr>
+                <w:rtl w:val="0"/>
+              </w:rPr>
+            </w:r>
+          </w:p>
+        </w:tc>
+        <w:tc>
+          <w:tcPr/>
+          <w:p>
+            <w:pPr>
+              <w:spacing w:line="360" w:lineRule="auto"/>
+              <w:jc w:val="both"/>
+              <w:rPr>
+                <w:b w:val="1"/>
+                <w:bCs w:val="1"/>
+                <w:sz w:val="16"/>
+                <w:szCs w:val="16"/>
+              </w:rPr>
+            </w:pPr>
+            <w:r>
+              <w:rPr>
+                <w:rtl w:val="0"/>
+              </w:rPr>
+            </w:r>
+          </w:p>
+        </w:tc>
+        <w:tc>
+          <w:tcPr/>
+          <w:p>
+            <w:pPr>
+              <w:spacing w:line="360" w:lineRule="auto"/>
+              <w:jc w:val="both"/>
+              <w:rPr>
+                <w:b w:val="1"/>
+                <w:bCs w:val="1"/>
+                <w:sz w:val="16"/>
+                <w:szCs w:val="16"/>
+              </w:rPr>
+            </w:pPr>
+            <w:r>
+              <w:rPr>
+                <w:b w:val="1"/>
+                <w:bCs w:val="1"/>
+                <w:sz w:val="16"/>
+                <w:szCs w:val="16"/>
+                <w:rtl w:val="0"/>
+              </w:rPr>
+              <w:t xml:space="preserve">X</w:t>
             </w:r>
           </w:p>
         </w:tc>
@@ -9512,16 +9607,16 @@
         <w:tc>
           <w:tcPr>
             <w:tcBorders>
-              <w:top w:color="000000" w:space="0" w:sz="4" w:val="single"/>
-              <w:left w:color="000000" w:space="0" w:sz="4" w:val="single"/>
-              <w:bottom w:color="000000" w:space="0" w:sz="4" w:val="single"/>
-              <w:right w:color="000000" w:space="0" w:sz="4" w:val="single"/>
+              <w:top w:color="c4c7c5" w:space="0" w:sz="5" w:val="single"/>
+              <w:left w:color="c4c7c5" w:space="0" w:sz="5" w:val="single"/>
+              <w:bottom w:color="c4c7c5" w:space="0" w:sz="5" w:val="single"/>
+              <w:right w:color="c4c7c5" w:space="0" w:sz="5" w:val="single"/>
             </w:tcBorders>
             <w:tcMar>
-              <w:top w:w="100.0" w:type="dxa"/>
-              <w:left w:w="100.0" w:type="dxa"/>
-              <w:bottom w:w="100.0" w:type="dxa"/>
-              <w:right w:w="100.0" w:type="dxa"/>
+              <w:top w:w="120.0" w:type="dxa"/>
+              <w:left w:w="180.0" w:type="dxa"/>
+              <w:bottom w:w="120.0" w:type="dxa"/>
+              <w:right w:w="180.0" w:type="dxa"/>
             </w:tcMar>
             <w:vAlign w:val="top"/>
           </w:tcPr>
@@ -9546,48 +9641,8 @@
                 <w:szCs w:val="14"/>
                 <w:rtl w:val="0"/>
               </w:rPr>
-              <w:t xml:space="preserve">Desarrollo de Dashboard (Gráficos, Administradores y Capacitadores)</w:t>
-            </w:r>
-            <w:r>
-              <w:rPr>
-                <w:rtl w:val="0"/>
-              </w:rPr>
-            </w:r>
-          </w:p>
-        </w:tc>
-        <w:tc>
-          <w:tcPr/>
-          <w:p>
-            <w:pPr>
-              <w:spacing w:line="360" w:lineRule="auto"/>
-              <w:jc w:val="both"/>
-              <w:rPr>
-                <w:b w:val="1"/>
-                <w:bCs w:val="1"/>
-                <w:sz w:val="16"/>
-                <w:szCs w:val="16"/>
-              </w:rPr>
-            </w:pPr>
-            <w:r>
-              <w:rPr>
-                <w:rtl w:val="0"/>
-              </w:rPr>
-            </w:r>
-          </w:p>
-        </w:tc>
-        <w:tc>
-          <w:tcPr/>
-          <w:p>
-            <w:pPr>
-              <w:spacing w:line="360" w:lineRule="auto"/>
-              <w:jc w:val="both"/>
-              <w:rPr>
-                <w:b w:val="1"/>
-                <w:bCs w:val="1"/>
-                <w:sz w:val="16"/>
-                <w:szCs w:val="16"/>
-              </w:rPr>
-            </w:pPr>
+              <w:t xml:space="preserve">Implementación de Dificultad Adaptativa en Escenarios</w:t>
+            </w:r>
             <w:r>
               <w:rPr>
                 <w:rtl w:val="0"/>
@@ -9807,6 +9862,51 @@
                 <w:rtl w:val="0"/>
               </w:rPr>
               <w:t xml:space="preserve">X</w:t>
+            </w:r>
+          </w:p>
+        </w:tc>
+        <w:tc>
+          <w:tcPr/>
+          <w:p>
+            <w:pPr>
+              <w:spacing w:line="360" w:lineRule="auto"/>
+              <w:jc w:val="both"/>
+              <w:rPr>
+                <w:b w:val="1"/>
+                <w:bCs w:val="1"/>
+                <w:sz w:val="16"/>
+                <w:szCs w:val="16"/>
+              </w:rPr>
+            </w:pPr>
+            <w:r>
+              <w:rPr>
+                <w:b w:val="1"/>
+                <w:bCs w:val="1"/>
+                <w:sz w:val="16"/>
+                <w:szCs w:val="16"/>
+                <w:rtl w:val="0"/>
+              </w:rPr>
+              <w:t xml:space="preserve">X</w:t>
+            </w:r>
+          </w:p>
+        </w:tc>
+        <w:tc>
+          <w:tcPr/>
+          <w:p>
+            <w:pPr>
+              <w:spacing w:line="360" w:lineRule="auto"/>
+              <w:jc w:val="both"/>
+              <w:rPr>
+                <w:b w:val="1"/>
+                <w:bCs w:val="1"/>
+                <w:sz w:val="16"/>
+                <w:szCs w:val="16"/>
+              </w:rPr>
+            </w:pPr>
+            <w:r>
+              <w:rPr>
+                <w:rtl w:val="0"/>
+              </w:rPr>
             </w:r>
           </w:p>
         </w:tc>
@@ -9942,16 +10042,16 @@
         <w:tc>
           <w:tcPr>
             <w:tcBorders>
-              <w:top w:color="000000" w:space="0" w:sz="4" w:val="single"/>
-              <w:left w:color="000000" w:space="0" w:sz="4" w:val="single"/>
-              <w:bottom w:color="000000" w:space="0" w:sz="4" w:val="single"/>
-              <w:right w:color="000000" w:space="0" w:sz="4" w:val="single"/>
+              <w:top w:color="c4c7c5" w:space="0" w:sz="5" w:val="single"/>
+              <w:left w:color="c4c7c5" w:space="0" w:sz="5" w:val="single"/>
+              <w:bottom w:color="c4c7c5" w:space="0" w:sz="5" w:val="single"/>
+              <w:right w:color="c4c7c5" w:space="0" w:sz="5" w:val="single"/>
             </w:tcBorders>
             <w:tcMar>
-              <w:top w:w="100.0" w:type="dxa"/>
-              <w:left w:w="100.0" w:type="dxa"/>
-              <w:bottom w:w="100.0" w:type="dxa"/>
-              <w:right w:w="100.0" w:type="dxa"/>
+              <w:top w:w="120.0" w:type="dxa"/>
+              <w:left w:w="180.0" w:type="dxa"/>
+              <w:bottom w:w="120.0" w:type="dxa"/>
+              <w:right w:w="180.0" w:type="dxa"/>
             </w:tcMar>
             <w:vAlign w:val="top"/>
           </w:tcPr>
@@ -9976,28 +10076,8 @@
                 <w:szCs w:val="14"/>
                 <w:rtl w:val="0"/>
               </w:rPr>
-              <w:t xml:space="preserve">Pruebas integrales de flujo completo E2E y auditoría</w:t>
-            </w:r>
-            <w:r>
-              <w:rPr>
-                <w:rtl w:val="0"/>
-              </w:rPr>
-            </w:r>
-          </w:p>
-        </w:tc>
-        <w:tc>
-          <w:tcPr/>
-          <w:p>
-            <w:pPr>
-              <w:spacing w:line="360" w:lineRule="auto"/>
-              <w:jc w:val="both"/>
-              <w:rPr>
-                <w:b w:val="1"/>
-                <w:bCs w:val="1"/>
-                <w:sz w:val="16"/>
-                <w:szCs w:val="16"/>
-              </w:rPr>
-            </w:pPr>
+              <w:t xml:space="preserve">Refinación de Escenarios, Pruebas y Corrección de Errores</w:t>
+            </w:r>
             <w:r>
               <w:rPr>
                 <w:rtl w:val="0"/>
@@ -10290,8 +10370,38 @@
             </w:pPr>
             <w:r>
               <w:rPr>
-                <w:rtl w:val="0"/>
-              </w:rPr>
+                <w:b w:val="1"/>
+                <w:bCs w:val="1"/>
+                <w:sz w:val="16"/>
+                <w:szCs w:val="16"/>
+                <w:rtl w:val="0"/>
+              </w:rPr>
+              <w:t xml:space="preserve">X</w:t>
+            </w:r>
+          </w:p>
+        </w:tc>
+        <w:tc>
+          <w:tcPr/>
+          <w:p>
+            <w:pPr>
+              <w:spacing w:line="360" w:lineRule="auto"/>
+              <w:jc w:val="both"/>
+              <w:rPr>
+                <w:b w:val="1"/>
+                <w:bCs w:val="1"/>
+                <w:sz w:val="16"/>
+                <w:szCs w:val="16"/>
+              </w:rPr>
+            </w:pPr>
+            <w:r>
+              <w:rPr>
+                <w:b w:val="1"/>
+                <w:bCs w:val="1"/>
+                <w:sz w:val="16"/>
+                <w:szCs w:val="16"/>
+                <w:rtl w:val="0"/>
+              </w:rPr>
+              <w:t xml:space="preserve">X</w:t>
             </w:r>
           </w:p>
         </w:tc>
@@ -10354,6 +10464,433 @@
               <w:rPr>
                 <w:rtl w:val="0"/>
               </w:rPr>
+            </w:r>
+          </w:p>
+        </w:tc>
+      </w:tr>
+      <w:tr>
+        <w:trPr>
+          <w:cantSplit w:val="0"/>
+          <w:trHeight w:val="294" w:hRule="atLeast"/>
+          <w:tblHeader w:val="0"/>
+        </w:trPr>
+        <w:tc>
+          <w:tcPr>
+            <w:tcBorders>
+              <w:top w:color="c4c7c5" w:space="0" w:sz="5" w:val="single"/>
+              <w:left w:color="c4c7c5" w:space="0" w:sz="5" w:val="single"/>
+              <w:bottom w:color="c4c7c5" w:space="0" w:sz="5" w:val="single"/>
+              <w:right w:color="c4c7c5" w:space="0" w:sz="5" w:val="single"/>
+            </w:tcBorders>
+            <w:tcMar>
+              <w:top w:w="120.0" w:type="dxa"/>
+              <w:left w:w="180.0" w:type="dxa"/>
+              <w:bottom w:w="120.0" w:type="dxa"/>
+              <w:right w:w="180.0" w:type="dxa"/>
+            </w:tcMar>
+            <w:vAlign w:val="top"/>
+          </w:tcPr>
+          <w:p>
+            <w:pPr>
+              <w:spacing w:after="480" w:line="276" w:lineRule="auto"/>
+              <w:jc w:val="both"/>
+              <w:rPr>
+                <w:rFonts w:ascii="Arial" w:cs="Arial" w:eastAsia="Arial" w:hAnsi="Arial"/>
+                <w:b w:val="1"/>
+                <w:bCs w:val="1"/>
+                <w:color w:val="1f1f1f"/>
+                <w:sz w:val="14"/>
+                <w:szCs w:val="14"/>
+              </w:rPr>
+            </w:pPr>
+            <w:r>
+              <w:rPr>
+                <w:rFonts w:ascii="Arial" w:cs="Arial" w:eastAsia="Arial" w:hAnsi="Arial"/>
+                <w:b w:val="1"/>
+                <w:bCs w:val="1"/>
+                <w:color w:val="1f1f1f"/>
+                <w:sz w:val="14"/>
+                <w:szCs w:val="14"/>
+                <w:rtl w:val="0"/>
+              </w:rPr>
+              <w:t xml:space="preserve">Documentación de Cierre y Presentación Oficial</w:t>
+            </w:r>
+          </w:p>
+        </w:tc>
+        <w:tc>
+          <w:tcPr/>
+          <w:p>
+            <w:pPr>
+              <w:spacing w:line="360" w:lineRule="auto"/>
+              <w:jc w:val="both"/>
+              <w:rPr>
+                <w:b w:val="1"/>
+                <w:bCs w:val="1"/>
+                <w:sz w:val="16"/>
+                <w:szCs w:val="16"/>
+              </w:rPr>
+            </w:pPr>
+            <w:r>
+              <w:rPr>
+                <w:rtl w:val="0"/>
+              </w:rPr>
+            </w:r>
+          </w:p>
+        </w:tc>
+        <w:tc>
+          <w:tcPr/>
+          <w:p>
+            <w:pPr>
+              <w:spacing w:line="360" w:lineRule="auto"/>
+              <w:jc w:val="both"/>
+              <w:rPr>
+                <w:b w:val="1"/>
+                <w:bCs w:val="1"/>
+                <w:sz w:val="16"/>
+                <w:szCs w:val="16"/>
+              </w:rPr>
+            </w:pPr>
+            <w:r>
+              <w:rPr>
+                <w:rtl w:val="0"/>
+              </w:rPr>
+            </w:r>
+          </w:p>
+        </w:tc>
+        <w:tc>
+          <w:tcPr/>
+          <w:p>
+            <w:pPr>
+              <w:spacing w:line="360" w:lineRule="auto"/>
+              <w:jc w:val="both"/>
+              <w:rPr>
+                <w:b w:val="1"/>
+                <w:bCs w:val="1"/>
+                <w:sz w:val="16"/>
+                <w:szCs w:val="16"/>
+              </w:rPr>
+            </w:pPr>
+            <w:r>
+              <w:rPr>
+                <w:rtl w:val="0"/>
+              </w:rPr>
+            </w:r>
+          </w:p>
+        </w:tc>
+        <w:tc>
+          <w:tcPr/>
+          <w:p>
+            <w:pPr>
+              <w:spacing w:line="360" w:lineRule="auto"/>
+              <w:jc w:val="both"/>
+              <w:rPr>
+                <w:b w:val="1"/>
+                <w:bCs w:val="1"/>
+                <w:sz w:val="16"/>
+                <w:szCs w:val="16"/>
+              </w:rPr>
+            </w:pPr>
+            <w:r>
+              <w:rPr>
+                <w:rtl w:val="0"/>
+              </w:rPr>
+            </w:r>
+          </w:p>
+        </w:tc>
+        <w:tc>
+          <w:tcPr/>
+          <w:p>
+            <w:pPr>
+              <w:spacing w:line="360" w:lineRule="auto"/>
+              <w:jc w:val="both"/>
+              <w:rPr>
+                <w:b w:val="1"/>
+                <w:bCs w:val="1"/>
+                <w:sz w:val="16"/>
+                <w:szCs w:val="16"/>
+              </w:rPr>
+            </w:pPr>
+            <w:r>
+              <w:rPr>
+                <w:rtl w:val="0"/>
+              </w:rPr>
+            </w:r>
+          </w:p>
+        </w:tc>
+        <w:tc>
+          <w:tcPr/>
+          <w:p>
+            <w:pPr>
+              <w:spacing w:line="360" w:lineRule="auto"/>
+              <w:jc w:val="both"/>
+              <w:rPr>
+                <w:b w:val="1"/>
+                <w:bCs w:val="1"/>
+                <w:sz w:val="16"/>
+                <w:szCs w:val="16"/>
+              </w:rPr>
+            </w:pPr>
+            <w:r>
+              <w:rPr>
+                <w:rtl w:val="0"/>
+              </w:rPr>
+            </w:r>
+          </w:p>
+        </w:tc>
+        <w:tc>
+          <w:tcPr/>
+          <w:p>
+            <w:pPr>
+              <w:spacing w:line="360" w:lineRule="auto"/>
+              <w:jc w:val="both"/>
+              <w:rPr>
+                <w:b w:val="1"/>
+                <w:bCs w:val="1"/>
+                <w:sz w:val="16"/>
+                <w:szCs w:val="16"/>
+              </w:rPr>
+            </w:pPr>
+            <w:r>
+              <w:rPr>
+                <w:rtl w:val="0"/>
+              </w:rPr>
+            </w:r>
+          </w:p>
+        </w:tc>
+        <w:tc>
+          <w:tcPr/>
+          <w:p>
+            <w:pPr>
+              <w:spacing w:line="360" w:lineRule="auto"/>
+              <w:jc w:val="both"/>
+              <w:rPr>
+                <w:b w:val="1"/>
+                <w:bCs w:val="1"/>
+                <w:sz w:val="16"/>
+                <w:szCs w:val="16"/>
+              </w:rPr>
+            </w:pPr>
+            <w:r>
+              <w:rPr>
+                <w:rtl w:val="0"/>
+              </w:rPr>
+            </w:r>
+          </w:p>
+        </w:tc>
+        <w:tc>
+          <w:tcPr/>
+          <w:p>
+            <w:pPr>
+              <w:spacing w:line="360" w:lineRule="auto"/>
+              <w:jc w:val="both"/>
+              <w:rPr>
+                <w:b w:val="1"/>
+                <w:bCs w:val="1"/>
+                <w:sz w:val="16"/>
+                <w:szCs w:val="16"/>
+              </w:rPr>
+            </w:pPr>
+            <w:r>
+              <w:rPr>
+                <w:rtl w:val="0"/>
+              </w:rPr>
+            </w:r>
+          </w:p>
+        </w:tc>
+        <w:tc>
+          <w:tcPr/>
+          <w:p>
+            <w:pPr>
+              <w:spacing w:line="360" w:lineRule="auto"/>
+              <w:jc w:val="both"/>
+              <w:rPr>
+                <w:b w:val="1"/>
+                <w:bCs w:val="1"/>
+                <w:sz w:val="16"/>
+                <w:szCs w:val="16"/>
+              </w:rPr>
+            </w:pPr>
+            <w:r>
+              <w:rPr>
+                <w:rtl w:val="0"/>
+              </w:rPr>
+            </w:r>
+          </w:p>
+        </w:tc>
+        <w:tc>
+          <w:tcPr/>
+          <w:p>
+            <w:pPr>
+              <w:spacing w:line="360" w:lineRule="auto"/>
+              <w:jc w:val="both"/>
+              <w:rPr>
+                <w:b w:val="1"/>
+                <w:bCs w:val="1"/>
+                <w:sz w:val="16"/>
+                <w:szCs w:val="16"/>
+              </w:rPr>
+            </w:pPr>
+            <w:r>
+              <w:rPr>
+                <w:rtl w:val="0"/>
+              </w:rPr>
+            </w:r>
+          </w:p>
+        </w:tc>
+        <w:tc>
+          <w:tcPr/>
+          <w:p>
+            <w:pPr>
+              <w:spacing w:line="360" w:lineRule="auto"/>
+              <w:jc w:val="both"/>
+              <w:rPr>
+                <w:b w:val="1"/>
+                <w:bCs w:val="1"/>
+                <w:sz w:val="16"/>
+                <w:szCs w:val="16"/>
+              </w:rPr>
+            </w:pPr>
+            <w:r>
+              <w:rPr>
+                <w:rtl w:val="0"/>
+              </w:rPr>
+            </w:r>
+          </w:p>
+        </w:tc>
+        <w:tc>
+          <w:tcPr/>
+          <w:p>
+            <w:pPr>
+              <w:spacing w:line="360" w:lineRule="auto"/>
+              <w:jc w:val="both"/>
+              <w:rPr>
+                <w:b w:val="1"/>
+                <w:bCs w:val="1"/>
+                <w:sz w:val="16"/>
+                <w:szCs w:val="16"/>
+              </w:rPr>
+            </w:pPr>
+            <w:r>
+              <w:rPr>
+                <w:rtl w:val="0"/>
+              </w:rPr>
+            </w:r>
+          </w:p>
+        </w:tc>
+        <w:tc>
+          <w:tcPr/>
+          <w:p>
+            <w:pPr>
+              <w:spacing w:line="360" w:lineRule="auto"/>
+              <w:jc w:val="both"/>
+              <w:rPr>
+                <w:b w:val="1"/>
+                <w:bCs w:val="1"/>
+                <w:sz w:val="16"/>
+                <w:szCs w:val="16"/>
+              </w:rPr>
+            </w:pPr>
+            <w:r>
+              <w:rPr>
+                <w:rtl w:val="0"/>
+              </w:rPr>
+            </w:r>
+          </w:p>
+        </w:tc>
+        <w:tc>
+          <w:tcPr/>
+          <w:p>
+            <w:pPr>
+              <w:spacing w:line="360" w:lineRule="auto"/>
+              <w:jc w:val="both"/>
+              <w:rPr>
+                <w:b w:val="1"/>
+                <w:bCs w:val="1"/>
+                <w:sz w:val="16"/>
+                <w:szCs w:val="16"/>
+              </w:rPr>
+            </w:pPr>
+            <w:r>
+              <w:rPr>
+                <w:rtl w:val="0"/>
+              </w:rPr>
+            </w:r>
+          </w:p>
+        </w:tc>
+        <w:tc>
+          <w:tcPr>
+            <w:gridSpan w:val="2"/>
+          </w:tcPr>
+          <w:p>
+            <w:pPr>
+              <w:spacing w:line="360" w:lineRule="auto"/>
+              <w:jc w:val="both"/>
+              <w:rPr>
+                <w:b w:val="1"/>
+                <w:bCs w:val="1"/>
+                <w:sz w:val="16"/>
+                <w:szCs w:val="16"/>
+              </w:rPr>
+            </w:pPr>
+            <w:r>
+              <w:rPr>
+                <w:b w:val="1"/>
+                <w:bCs w:val="1"/>
+                <w:sz w:val="16"/>
+                <w:szCs w:val="16"/>
+                <w:rtl w:val="0"/>
+              </w:rPr>
+              <w:t xml:space="preserve">X</w:t>
+            </w:r>
+          </w:p>
+        </w:tc>
+        <w:tc>
+          <w:tcPr/>
+          <w:p>
+            <w:pPr>
+              <w:spacing w:line="360" w:lineRule="auto"/>
+              <w:jc w:val="both"/>
+              <w:rPr>
+                <w:b w:val="1"/>
+                <w:bCs w:val="1"/>
+                <w:sz w:val="16"/>
+                <w:szCs w:val="16"/>
+              </w:rPr>
+            </w:pPr>
+            <w:r>
+              <w:rPr>
+                <w:b w:val="1"/>
+                <w:bCs w:val="1"/>
+                <w:sz w:val="16"/>
+                <w:szCs w:val="16"/>
+                <w:rtl w:val="0"/>
+              </w:rPr>
+              <w:t xml:space="preserve">X</w:t>
+            </w:r>
+          </w:p>
+        </w:tc>
+        <w:tc>
+          <w:tcPr/>
+          <w:p>
+            <w:pPr>
+              <w:spacing w:line="360" w:lineRule="auto"/>
+              <w:jc w:val="both"/>
+              <w:rPr>
+                <w:b w:val="1"/>
+                <w:bCs w:val="1"/>
+                <w:sz w:val="16"/>
+                <w:szCs w:val="16"/>
+              </w:rPr>
+            </w:pPr>
+            <w:r>
+              <w:rPr>
+                <w:b w:val="1"/>
+                <w:bCs w:val="1"/>
+                <w:sz w:val="16"/>
+                <w:szCs w:val="16"/>
+                <w:rtl w:val="0"/>
+              </w:rPr>
+              <w:t xml:space="preserve">X</w:t>
             </w:r>
           </w:p>
         </w:tc>
@@ -10385,7 +10922,6 @@
     <w:pPr>
       <w:keepNext w:val="0"/>
       <w:keepLines w:val="0"/>
-      <w:pageBreakBefore w:val="0"/>
       <w:widowControl w:val="0"/>
       <w:pBdr>
         <w:top w:space="0" w:sz="0" w:val="nil"/>
@@ -10539,7 +11075,7 @@
               <wp:inline distB="0" distT="0" distL="0" distR="0">
                 <wp:extent cx="1996440" cy="428625"/>
                 <wp:effectExtent b="0" l="0" r="0" t="0"/>
-                <wp:docPr descr="http://www.duoc.cl/normasgraficas/normasgraficas/marca-duoc/6logo-fondo-transparente/fondo-transparente.png" id="49" name="image1.png"/>
+                <wp:docPr descr="http://www.duoc.cl/normasgraficas/normasgraficas/marca-duoc/6logo-fondo-transparente/fondo-transparente.png" id="51" name="image1.png"/>
                 <a:graphic>
                   <a:graphicData uri="http://schemas.openxmlformats.org/drawingml/2006/picture">
                     <pic:pic>
@@ -10581,7 +11117,6 @@
     <w:pPr>
       <w:keepNext w:val="0"/>
       <w:keepLines w:val="0"/>
-      <w:pageBreakBefore w:val="0"/>
       <w:widowControl w:val="1"/>
       <w:pBdr>
         <w:top w:space="0" w:sz="0" w:val="nil"/>
@@ -10745,6 +11280,7 @@
         <w:ind w:left="720" w:hanging="360"/>
       </w:pPr>
       <w:rPr>
+        <w:rFonts w:ascii="Arial" w:cs="Arial" w:eastAsia="Arial" w:hAnsi="Arial"/>
         <w:u w:val="none"/>
       </w:rPr>
     </w:lvl>
@@ -10764,7 +11300,7 @@
       <w:start w:val="1"/>
       <w:numFmt w:val="lowerRoman"/>
       <w:lvlText w:val="%3."/>
-      <w:lvlJc w:val="right"/>
+      <w:lvlJc w:val="left"/>
       <w:pPr>
         <w:ind w:left="2160" w:hanging="360"/>
       </w:pPr>
@@ -10800,7 +11336,7 @@
       <w:start w:val="1"/>
       <w:numFmt w:val="lowerRoman"/>
       <w:lvlText w:val="%6."/>
-      <w:lvlJc w:val="right"/>
+      <w:lvlJc w:val="left"/>
       <w:pPr>
         <w:ind w:left="4320" w:hanging="360"/>
       </w:pPr>
@@ -10836,7 +11372,7 @@
       <w:start w:val="1"/>
       <w:numFmt w:val="lowerRoman"/>
       <w:lvlText w:val="%9."/>
-      <w:lvlJc w:val="right"/>
+      <w:lvlJc w:val="left"/>
       <w:pPr>
         <w:ind w:left="6480" w:hanging="360"/>
       </w:pPr>
@@ -10846,100 +11382,6 @@
     </w:lvl>
   </w:abstractNum>
   <w:abstractNum w:abstractNumId="3">
-    <w:lvl w:ilvl="0">
-      <w:start w:val="1"/>
-      <w:numFmt w:val="upperLetter"/>
-      <w:lvlText w:val="%1."/>
-      <w:lvlJc w:val="left"/>
-      <w:pPr>
-        <w:ind w:left="720" w:hanging="360"/>
-      </w:pPr>
-      <w:rPr>
-        <w:rFonts w:ascii="Calibri" w:cs="Calibri" w:eastAsia="Calibri" w:hAnsi="Calibri"/>
-      </w:rPr>
-    </w:lvl>
-    <w:lvl w:ilvl="1">
-      <w:start w:val="1"/>
-      <w:numFmt w:val="lowerLetter"/>
-      <w:lvlText w:val="%2."/>
-      <w:lvlJc w:val="left"/>
-      <w:pPr>
-        <w:ind w:left="1440" w:hanging="360"/>
-      </w:pPr>
-      <w:rPr/>
-    </w:lvl>
-    <w:lvl w:ilvl="2">
-      <w:start w:val="1"/>
-      <w:numFmt w:val="lowerRoman"/>
-      <w:lvlText w:val="%3."/>
-      <w:lvlJc w:val="right"/>
-      <w:pPr>
-        <w:ind w:left="2160" w:hanging="180"/>
-      </w:pPr>
-      <w:rPr/>
-    </w:lvl>
-    <w:lvl w:ilvl="3">
-      <w:start w:val="1"/>
-      <w:numFmt w:val="decimal"/>
-      <w:lvlText w:val="%4."/>
-      <w:lvlJc w:val="left"/>
-      <w:pPr>
-        <w:ind w:left="2880" w:hanging="360"/>
-      </w:pPr>
-      <w:rPr/>
-    </w:lvl>
-    <w:lvl w:ilvl="4">
-      <w:start w:val="1"/>
-      <w:numFmt w:val="lowerLetter"/>
-      <w:lvlText w:val="%5."/>
-      <w:lvlJc w:val="left"/>
-      <w:pPr>
-        <w:ind w:left="3600" w:hanging="360"/>
-      </w:pPr>
-      <w:rPr/>
-    </w:lvl>
-    <w:lvl w:ilvl="5">
-      <w:start w:val="1"/>
-      <w:numFmt w:val="lowerRoman"/>
-      <w:lvlText w:val="%6."/>
-      <w:lvlJc w:val="right"/>
-      <w:pPr>
-        <w:ind w:left="4320" w:hanging="180"/>
-      </w:pPr>
-      <w:rPr/>
-    </w:lvl>
-    <w:lvl w:ilvl="6">
-      <w:start w:val="1"/>
-      <w:numFmt w:val="decimal"/>
-      <w:lvlText w:val="%7."/>
-      <w:lvlJc w:val="left"/>
-      <w:pPr>
-        <w:ind w:left="5040" w:hanging="360"/>
-      </w:pPr>
-      <w:rPr/>
-    </w:lvl>
-    <w:lvl w:ilvl="7">
-      <w:start w:val="1"/>
-      <w:numFmt w:val="lowerLetter"/>
-      <w:lvlText w:val="%8."/>
-      <w:lvlJc w:val="left"/>
-      <w:pPr>
-        <w:ind w:left="5760" w:hanging="360"/>
-      </w:pPr>
-      <w:rPr/>
-    </w:lvl>
-    <w:lvl w:ilvl="8">
-      <w:start w:val="1"/>
-      <w:numFmt w:val="lowerRoman"/>
-      <w:lvlText w:val="%9."/>
-      <w:lvlJc w:val="right"/>
-      <w:pPr>
-        <w:ind w:left="6480" w:hanging="180"/>
-      </w:pPr>
-      <w:rPr/>
-    </w:lvl>
-  </w:abstractNum>
-  <w:abstractNum w:abstractNumId="4">
     <w:lvl w:ilvl="0">
       <w:start w:val="1"/>
       <w:numFmt w:val="bullet"/>
@@ -11049,6 +11491,100 @@
       </w:rPr>
     </w:lvl>
   </w:abstractNum>
+  <w:abstractNum w:abstractNumId="4">
+    <w:lvl w:ilvl="0">
+      <w:start w:val="1"/>
+      <w:numFmt w:val="upperLetter"/>
+      <w:lvlText w:val="%1."/>
+      <w:lvlJc w:val="left"/>
+      <w:pPr>
+        <w:ind w:left="720" w:hanging="360"/>
+      </w:pPr>
+      <w:rPr>
+        <w:rFonts w:ascii="Calibri" w:cs="Calibri" w:eastAsia="Calibri" w:hAnsi="Calibri"/>
+      </w:rPr>
+    </w:lvl>
+    <w:lvl w:ilvl="1">
+      <w:start w:val="1"/>
+      <w:numFmt w:val="lowerLetter"/>
+      <w:lvlText w:val="%2."/>
+      <w:lvlJc w:val="left"/>
+      <w:pPr>
+        <w:ind w:left="1440" w:hanging="360"/>
+      </w:pPr>
+      <w:rPr/>
+    </w:lvl>
+    <w:lvl w:ilvl="2">
+      <w:start w:val="1"/>
+      <w:numFmt w:val="lowerRoman"/>
+      <w:lvlText w:val="%3."/>
+      <w:lvlJc w:val="right"/>
+      <w:pPr>
+        <w:ind w:left="2160" w:hanging="180"/>
+      </w:pPr>
+      <w:rPr/>
+    </w:lvl>
+    <w:lvl w:ilvl="3">
+      <w:start w:val="1"/>
+      <w:numFmt w:val="decimal"/>
+      <w:lvlText w:val="%4."/>
+      <w:lvlJc w:val="left"/>
+      <w:pPr>
+        <w:ind w:left="2880" w:hanging="360"/>
+      </w:pPr>
+      <w:rPr/>
+    </w:lvl>
+    <w:lvl w:ilvl="4">
+      <w:start w:val="1"/>
+      <w:numFmt w:val="lowerLetter"/>
+      <w:lvlText w:val="%5."/>
+      <w:lvlJc w:val="left"/>
+      <w:pPr>
+        <w:ind w:left="3600" w:hanging="360"/>
+      </w:pPr>
+      <w:rPr/>
+    </w:lvl>
+    <w:lvl w:ilvl="5">
+      <w:start w:val="1"/>
+      <w:numFmt w:val="lowerRoman"/>
+      <w:lvlText w:val="%6."/>
+      <w:lvlJc w:val="right"/>
+      <w:pPr>
+        <w:ind w:left="4320" w:hanging="180"/>
+      </w:pPr>
+      <w:rPr/>
+    </w:lvl>
+    <w:lvl w:ilvl="6">
+      <w:start w:val="1"/>
+      <w:numFmt w:val="decimal"/>
+      <w:lvlText w:val="%7."/>
+      <w:lvlJc w:val="left"/>
+      <w:pPr>
+        <w:ind w:left="5040" w:hanging="360"/>
+      </w:pPr>
+      <w:rPr/>
+    </w:lvl>
+    <w:lvl w:ilvl="7">
+      <w:start w:val="1"/>
+      <w:numFmt w:val="lowerLetter"/>
+      <w:lvlText w:val="%8."/>
+      <w:lvlJc w:val="left"/>
+      <w:pPr>
+        <w:ind w:left="5760" w:hanging="360"/>
+      </w:pPr>
+      <w:rPr/>
+    </w:lvl>
+    <w:lvl w:ilvl="8">
+      <w:start w:val="1"/>
+      <w:numFmt w:val="lowerRoman"/>
+      <w:lvlText w:val="%9."/>
+      <w:lvlJc w:val="right"/>
+      <w:pPr>
+        <w:ind w:left="6480" w:hanging="180"/>
+      </w:pPr>
+      <w:rPr/>
+    </w:lvl>
+  </w:abstractNum>
   <w:abstractNum w:abstractNumId="5">
     <w:lvl w:ilvl="0">
       <w:start w:val="1"/>
@@ -11059,7 +11595,6 @@
         <w:ind w:left="720" w:hanging="360"/>
       </w:pPr>
       <w:rPr>
-        <w:rFonts w:ascii="Arial" w:cs="Arial" w:eastAsia="Arial" w:hAnsi="Arial"/>
         <w:u w:val="none"/>
       </w:rPr>
     </w:lvl>
@@ -11440,6 +11975,20 @@
       <w:szCs w:val="72"/>
     </w:rPr>
   </w:style>
+  <w:style w:type="table" w:styleId="TableNormal" w:default="1">
+    <w:name w:val="TableNormal"/>
+    <w:tblPr>
+      <w:tblCellMar>
+        <w:top w:w="100.0" w:type="dxa"/>
+        <w:left w:w="100.0" w:type="dxa"/>
+        <w:bottom w:w="100.0" w:type="dxa"/>
+        <w:right w:w="100.0" w:type="dxa"/>
+      </w:tblCellMar>
+    </w:tblPr>
+  </w:style>
+  <w:style w:type="paragraph" w:styleId="Normal" w:default="1">
+    <w:name w:val="normal"/>
+  </w:style>
   <w:style w:type="character" w:styleId="Fuentedeprrafopredeter" w:default="1">
     <w:name w:val="Default Paragraph Font"/>
     <w:uiPriority w:val="1"/>
@@ -11726,25 +12275,6 @@
       <w:bCs w:val="1"/>
       <w:sz w:val="20"/>
       <w:szCs w:val="20"/>
-    </w:rPr>
-  </w:style>
-  <w:style w:type="paragraph" w:styleId="Subtitle">
-    <w:name w:val="Subtitle"/>
-    <w:basedOn w:val="Normal"/>
-    <w:next w:val="Normal"/>
-    <w:pPr>
-      <w:keepNext w:val="1"/>
-      <w:keepLines w:val="1"/>
-      <w:pageBreakBefore w:val="0"/>
-      <w:spacing w:after="80" w:before="360" w:lineRule="auto"/>
-    </w:pPr>
-    <w:rPr>
-      <w:rFonts w:ascii="Georgia" w:cs="Georgia" w:eastAsia="Georgia" w:hAnsi="Georgia"/>
-      <w:i w:val="1"/>
-      <w:iCs w:val="1"/>
-      <w:color w:val="666666"/>
-      <w:sz w:val="48"/>
-      <w:szCs w:val="48"/>
     </w:rPr>
   </w:style>
   <w:style w:type="table" w:styleId="Table1">
@@ -12106,6 +12636,348 @@
       </w:tblCellMar>
     </w:tblPr>
   </w:style>
+  <w:style w:type="paragraph" w:styleId="Subtitle">
+    <w:name w:val="Subtitle"/>
+    <w:basedOn w:val="Normal"/>
+    <w:next w:val="Normal"/>
+    <w:pPr>
+      <w:keepNext w:val="1"/>
+      <w:keepLines w:val="1"/>
+      <w:pageBreakBefore w:val="0"/>
+      <w:spacing w:after="80" w:before="360" w:lineRule="auto"/>
+    </w:pPr>
+    <w:rPr>
+      <w:rFonts w:ascii="Georgia" w:cs="Georgia" w:eastAsia="Georgia" w:hAnsi="Georgia"/>
+      <w:i w:val="1"/>
+      <w:iCs w:val="1"/>
+      <w:color w:val="666666"/>
+      <w:sz w:val="48"/>
+      <w:szCs w:val="48"/>
+    </w:rPr>
+  </w:style>
+  <w:style w:type="table" w:styleId="Table1">
+    <w:basedOn w:val="TableNormal"/>
+    <w:rPr>
+      <w:sz w:val="22"/>
+      <w:szCs w:val="22"/>
+    </w:rPr>
+    <w:tblPr>
+      <w:tblStyleRowBandSize w:val="1"/>
+      <w:tblStyleColBandSize w:val="1"/>
+      <w:tblCellMar>
+        <w:top w:w="0.0" w:type="dxa"/>
+        <w:left w:w="108.0" w:type="dxa"/>
+        <w:bottom w:w="0.0" w:type="dxa"/>
+        <w:right w:w="108.0" w:type="dxa"/>
+      </w:tblCellMar>
+    </w:tblPr>
+  </w:style>
+  <w:style w:type="table" w:styleId="Table2">
+    <w:basedOn w:val="TableNormal"/>
+    <w:rPr>
+      <w:sz w:val="22"/>
+      <w:szCs w:val="22"/>
+    </w:rPr>
+    <w:tblPr>
+      <w:tblStyleRowBandSize w:val="1"/>
+      <w:tblStyleColBandSize w:val="1"/>
+      <w:tblCellMar>
+        <w:top w:w="0.0" w:type="dxa"/>
+        <w:left w:w="108.0" w:type="dxa"/>
+        <w:bottom w:w="0.0" w:type="dxa"/>
+        <w:right w:w="108.0" w:type="dxa"/>
+      </w:tblCellMar>
+    </w:tblPr>
+  </w:style>
+  <w:style w:type="table" w:styleId="Table3">
+    <w:basedOn w:val="TableNormal"/>
+    <w:rPr>
+      <w:sz w:val="22"/>
+      <w:szCs w:val="22"/>
+    </w:rPr>
+    <w:tblPr>
+      <w:tblStyleRowBandSize w:val="1"/>
+      <w:tblStyleColBandSize w:val="1"/>
+      <w:tblCellMar>
+        <w:top w:w="0.0" w:type="dxa"/>
+        <w:left w:w="108.0" w:type="dxa"/>
+        <w:bottom w:w="0.0" w:type="dxa"/>
+        <w:right w:w="108.0" w:type="dxa"/>
+      </w:tblCellMar>
+    </w:tblPr>
+  </w:style>
+  <w:style w:type="table" w:styleId="Table4">
+    <w:basedOn w:val="TableNormal"/>
+    <w:rPr>
+      <w:sz w:val="22"/>
+      <w:szCs w:val="22"/>
+    </w:rPr>
+    <w:tblPr>
+      <w:tblStyleRowBandSize w:val="1"/>
+      <w:tblStyleColBandSize w:val="1"/>
+      <w:tblCellMar>
+        <w:top w:w="0.0" w:type="dxa"/>
+        <w:left w:w="108.0" w:type="dxa"/>
+        <w:bottom w:w="0.0" w:type="dxa"/>
+        <w:right w:w="108.0" w:type="dxa"/>
+      </w:tblCellMar>
+    </w:tblPr>
+  </w:style>
+  <w:style w:type="table" w:styleId="Table5">
+    <w:basedOn w:val="TableNormal"/>
+    <w:rPr>
+      <w:sz w:val="22"/>
+      <w:szCs w:val="22"/>
+    </w:rPr>
+    <w:tblPr>
+      <w:tblStyleRowBandSize w:val="1"/>
+      <w:tblStyleColBandSize w:val="1"/>
+      <w:tblCellMar>
+        <w:top w:w="0.0" w:type="dxa"/>
+        <w:left w:w="108.0" w:type="dxa"/>
+        <w:bottom w:w="0.0" w:type="dxa"/>
+        <w:right w:w="108.0" w:type="dxa"/>
+      </w:tblCellMar>
+    </w:tblPr>
+  </w:style>
+  <w:style w:type="table" w:styleId="Table6">
+    <w:basedOn w:val="TableNormal"/>
+    <w:rPr>
+      <w:sz w:val="22"/>
+      <w:szCs w:val="22"/>
+    </w:rPr>
+    <w:tblPr>
+      <w:tblStyleRowBandSize w:val="1"/>
+      <w:tblStyleColBandSize w:val="1"/>
+      <w:tblCellMar>
+        <w:top w:w="0.0" w:type="dxa"/>
+        <w:left w:w="108.0" w:type="dxa"/>
+        <w:bottom w:w="0.0" w:type="dxa"/>
+        <w:right w:w="108.0" w:type="dxa"/>
+      </w:tblCellMar>
+    </w:tblPr>
+  </w:style>
+  <w:style w:type="table" w:styleId="Table7">
+    <w:basedOn w:val="TableNormal"/>
+    <w:rPr>
+      <w:sz w:val="22"/>
+      <w:szCs w:val="22"/>
+    </w:rPr>
+    <w:tblPr>
+      <w:tblStyleRowBandSize w:val="1"/>
+      <w:tblStyleColBandSize w:val="1"/>
+      <w:tblCellMar>
+        <w:top w:w="0.0" w:type="dxa"/>
+        <w:left w:w="108.0" w:type="dxa"/>
+        <w:bottom w:w="0.0" w:type="dxa"/>
+        <w:right w:w="108.0" w:type="dxa"/>
+      </w:tblCellMar>
+    </w:tblPr>
+  </w:style>
+  <w:style w:type="table" w:styleId="Table8">
+    <w:basedOn w:val="TableNormal"/>
+    <w:rPr>
+      <w:sz w:val="22"/>
+      <w:szCs w:val="22"/>
+    </w:rPr>
+    <w:tblPr>
+      <w:tblStyleRowBandSize w:val="1"/>
+      <w:tblStyleColBandSize w:val="1"/>
+      <w:tblCellMar>
+        <w:top w:w="0.0" w:type="dxa"/>
+        <w:left w:w="108.0" w:type="dxa"/>
+        <w:bottom w:w="0.0" w:type="dxa"/>
+        <w:right w:w="108.0" w:type="dxa"/>
+      </w:tblCellMar>
+    </w:tblPr>
+  </w:style>
+  <w:style w:type="table" w:styleId="Table9">
+    <w:basedOn w:val="TableNormal"/>
+    <w:rPr>
+      <w:sz w:val="22"/>
+      <w:szCs w:val="22"/>
+    </w:rPr>
+    <w:tblPr>
+      <w:tblStyleRowBandSize w:val="1"/>
+      <w:tblStyleColBandSize w:val="1"/>
+      <w:tblCellMar>
+        <w:top w:w="0.0" w:type="dxa"/>
+        <w:left w:w="108.0" w:type="dxa"/>
+        <w:bottom w:w="0.0" w:type="dxa"/>
+        <w:right w:w="108.0" w:type="dxa"/>
+      </w:tblCellMar>
+    </w:tblPr>
+  </w:style>
+  <w:style w:type="table" w:styleId="Table10">
+    <w:basedOn w:val="TableNormal"/>
+    <w:rPr>
+      <w:sz w:val="22"/>
+      <w:szCs w:val="22"/>
+    </w:rPr>
+    <w:tblPr>
+      <w:tblStyleRowBandSize w:val="1"/>
+      <w:tblStyleColBandSize w:val="1"/>
+      <w:tblCellMar>
+        <w:top w:w="0.0" w:type="dxa"/>
+        <w:left w:w="108.0" w:type="dxa"/>
+        <w:bottom w:w="0.0" w:type="dxa"/>
+        <w:right w:w="108.0" w:type="dxa"/>
+      </w:tblCellMar>
+    </w:tblPr>
+  </w:style>
+  <w:style w:type="table" w:styleId="Table11">
+    <w:basedOn w:val="TableNormal"/>
+    <w:rPr>
+      <w:sz w:val="22"/>
+      <w:szCs w:val="22"/>
+    </w:rPr>
+    <w:tblPr>
+      <w:tblStyleRowBandSize w:val="1"/>
+      <w:tblStyleColBandSize w:val="1"/>
+      <w:tblCellMar>
+        <w:top w:w="0.0" w:type="dxa"/>
+        <w:left w:w="108.0" w:type="dxa"/>
+        <w:bottom w:w="0.0" w:type="dxa"/>
+        <w:right w:w="108.0" w:type="dxa"/>
+      </w:tblCellMar>
+    </w:tblPr>
+  </w:style>
+  <w:style w:type="table" w:styleId="Table12">
+    <w:basedOn w:val="TableNormal"/>
+    <w:rPr>
+      <w:sz w:val="22"/>
+      <w:szCs w:val="22"/>
+    </w:rPr>
+    <w:tblPr>
+      <w:tblStyleRowBandSize w:val="1"/>
+      <w:tblStyleColBandSize w:val="1"/>
+      <w:tblCellMar>
+        <w:top w:w="0.0" w:type="dxa"/>
+        <w:left w:w="108.0" w:type="dxa"/>
+        <w:bottom w:w="0.0" w:type="dxa"/>
+        <w:right w:w="108.0" w:type="dxa"/>
+      </w:tblCellMar>
+    </w:tblPr>
+  </w:style>
+  <w:style w:type="table" w:styleId="Table13">
+    <w:basedOn w:val="TableNormal"/>
+    <w:rPr>
+      <w:sz w:val="22"/>
+      <w:szCs w:val="22"/>
+    </w:rPr>
+    <w:tblPr>
+      <w:tblStyleRowBandSize w:val="1"/>
+      <w:tblStyleColBandSize w:val="1"/>
+      <w:tblCellMar>
+        <w:top w:w="0.0" w:type="dxa"/>
+        <w:left w:w="108.0" w:type="dxa"/>
+        <w:bottom w:w="0.0" w:type="dxa"/>
+        <w:right w:w="108.0" w:type="dxa"/>
+      </w:tblCellMar>
+    </w:tblPr>
+  </w:style>
+  <w:style w:type="table" w:styleId="Table14">
+    <w:basedOn w:val="TableNormal"/>
+    <w:rPr>
+      <w:sz w:val="22"/>
+      <w:szCs w:val="22"/>
+    </w:rPr>
+    <w:tblPr>
+      <w:tblStyleRowBandSize w:val="1"/>
+      <w:tblStyleColBandSize w:val="1"/>
+      <w:tblCellMar>
+        <w:top w:w="0.0" w:type="dxa"/>
+        <w:left w:w="108.0" w:type="dxa"/>
+        <w:bottom w:w="0.0" w:type="dxa"/>
+        <w:right w:w="108.0" w:type="dxa"/>
+      </w:tblCellMar>
+    </w:tblPr>
+  </w:style>
+  <w:style w:type="table" w:styleId="Table15">
+    <w:basedOn w:val="TableNormal"/>
+    <w:rPr>
+      <w:sz w:val="22"/>
+      <w:szCs w:val="22"/>
+    </w:rPr>
+    <w:tblPr>
+      <w:tblStyleRowBandSize w:val="1"/>
+      <w:tblStyleColBandSize w:val="1"/>
+      <w:tblCellMar>
+        <w:top w:w="0.0" w:type="dxa"/>
+        <w:left w:w="108.0" w:type="dxa"/>
+        <w:bottom w:w="0.0" w:type="dxa"/>
+        <w:right w:w="108.0" w:type="dxa"/>
+      </w:tblCellMar>
+    </w:tblPr>
+  </w:style>
+  <w:style w:type="table" w:styleId="Table16">
+    <w:basedOn w:val="TableNormal"/>
+    <w:rPr>
+      <w:sz w:val="22"/>
+      <w:szCs w:val="22"/>
+    </w:rPr>
+    <w:tblPr>
+      <w:tblStyleRowBandSize w:val="1"/>
+      <w:tblStyleColBandSize w:val="1"/>
+      <w:tblCellMar>
+        <w:top w:w="0.0" w:type="dxa"/>
+        <w:left w:w="108.0" w:type="dxa"/>
+        <w:bottom w:w="0.0" w:type="dxa"/>
+        <w:right w:w="108.0" w:type="dxa"/>
+      </w:tblCellMar>
+    </w:tblPr>
+  </w:style>
+  <w:style w:type="table" w:styleId="Table17">
+    <w:basedOn w:val="TableNormal"/>
+    <w:rPr>
+      <w:sz w:val="22"/>
+      <w:szCs w:val="22"/>
+    </w:rPr>
+    <w:tblPr>
+      <w:tblStyleRowBandSize w:val="1"/>
+      <w:tblStyleColBandSize w:val="1"/>
+      <w:tblCellMar>
+        <w:top w:w="0.0" w:type="dxa"/>
+        <w:left w:w="108.0" w:type="dxa"/>
+        <w:bottom w:w="0.0" w:type="dxa"/>
+        <w:right w:w="108.0" w:type="dxa"/>
+      </w:tblCellMar>
+    </w:tblPr>
+  </w:style>
+  <w:style w:type="table" w:styleId="Table18">
+    <w:basedOn w:val="TableNormal"/>
+    <w:rPr>
+      <w:sz w:val="22"/>
+      <w:szCs w:val="22"/>
+    </w:rPr>
+    <w:tblPr>
+      <w:tblStyleRowBandSize w:val="1"/>
+      <w:tblStyleColBandSize w:val="1"/>
+      <w:tblCellMar>
+        <w:top w:w="0.0" w:type="dxa"/>
+        <w:left w:w="108.0" w:type="dxa"/>
+        <w:bottom w:w="0.0" w:type="dxa"/>
+        <w:right w:w="108.0" w:type="dxa"/>
+      </w:tblCellMar>
+    </w:tblPr>
+  </w:style>
+  <w:style w:type="table" w:styleId="Table19">
+    <w:basedOn w:val="TableNormal"/>
+    <w:rPr>
+      <w:sz w:val="22"/>
+      <w:szCs w:val="22"/>
+    </w:rPr>
+    <w:tblPr>
+      <w:tblStyleRowBandSize w:val="1"/>
+      <w:tblStyleColBandSize w:val="1"/>
+      <w:tblCellMar>
+        <w:top w:w="0.0" w:type="dxa"/>
+        <w:left w:w="108.0" w:type="dxa"/>
+        <w:bottom w:w="0.0" w:type="dxa"/>
+        <w:right w:w="108.0" w:type="dxa"/>
+      </w:tblCellMar>
+    </w:tblPr>
+  </w:style>
 </w:styles>
 </file>
 
@@ -12406,7 +13278,7 @@
 
 <file path=customXML/item1.xml><?xml version="1.0" encoding="utf-8"?>
 <go:gDocsCustomXmlDataStorage xmlns:go="http://customooxmlschemas.google.com/" xmlns:r="http://schemas.openxmlformats.org/officeDocument/2006/relationships" uri="GoogleDocsCustomDataVersion2">
-  <go:docsCustomData xmlns:go="http://customooxmlschemas.google.com/" roundtripDataSignature="AMtx7mhab+NaUP1CDonuco9lWYQq7GPPnQ==">CgMxLjAaJAoBMBIfCh0IB0IZCgVBcmlhbBIQQXJpYWwgVW5pY29kZSBNUzgAciExSUktQnA5ZlBLUXYxV213b2djMHd0N2J0aTZRRFc5bUQ=</go:docsCustomData>
+  <go:docsCustomData xmlns:go="http://customooxmlschemas.google.com/" roundtripDataSignature="AMtx7miR0yUEw5SS1/7KtdBzMkUB9JcSsA==">CgMxLjA4AHIhMXhCUVVXSm55V2lPOVBHNVR4cm1zWERXdkFXTHdadTAx</go:docsCustomData>
 </go:gDocsCustomXmlDataStorage>
 </file>
 
